--- a/Project Progress.docx
+++ b/Project Progress.docx
@@ -11563,11 +11563,7742 @@
     </w:p>
     <w:p>
       <w:pPr>
-        <w:pStyle w:val="NormalWeb"/>
+        <w:pStyle w:val="Heading2"/>
       </w:pPr>
       <w:r>
         <w:t>This makes the project useful not only for understanding the job market but also for checking how well a candidate’s application matches a specific job.</w:t>
       </w:r>
+      <w:r>
+        <w:br/>
+      </w:r>
+      <w:r>
+        <w:br/>
+      </w:r>
+      <w:r>
+        <w:t>Step 62 — Decided to Add File Upload Support</w:t>
+      </w:r>
+    </w:p>
+    <w:p>
+      <w:pPr>
+        <w:pStyle w:val="NormalWeb"/>
+      </w:pPr>
+      <w:r>
+        <w:t>After adding copy-paste input for job description, CV, and cover letter, we decided to improve the dashboard by allowing file uploads.</w:t>
+      </w:r>
+    </w:p>
+    <w:p>
+      <w:pPr>
+        <w:pStyle w:val="Heading3"/>
+      </w:pPr>
+      <w:r>
+        <w:t>Purpose</w:t>
+      </w:r>
+    </w:p>
+    <w:p>
+      <w:pPr>
+        <w:pStyle w:val="NormalWeb"/>
+      </w:pPr>
+      <w:r>
+        <w:t>The goal was to make the Candidate Match Analyzer more practical. Instead of only copy-pasting text, the user should be able to upload:</w:t>
+      </w:r>
+    </w:p>
+    <w:p>
+      <w:pPr>
+        <w:pStyle w:val="HTMLPreformatted"/>
+      </w:pPr>
+      <w:r>
+        <w:rPr>
+          <w:rStyle w:val="HTMLCode"/>
+        </w:rPr>
+        <w:t>PDF</w:t>
+      </w:r>
+      <w:r>
+        <w:br/>
+      </w:r>
+      <w:r>
+        <w:rPr>
+          <w:rStyle w:val="HTMLCode"/>
+        </w:rPr>
+        <w:t>DOCX</w:t>
+      </w:r>
+      <w:r>
+        <w:br/>
+      </w:r>
+      <w:r>
+        <w:rPr>
+          <w:rStyle w:val="HTMLCode"/>
+        </w:rPr>
+        <w:t>TXT</w:t>
+      </w:r>
+    </w:p>
+    <w:p>
+      <w:pPr>
+        <w:pStyle w:val="NormalWeb"/>
+      </w:pPr>
+      <w:r>
+        <w:t>for:</w:t>
+      </w:r>
+    </w:p>
+    <w:p>
+      <w:pPr>
+        <w:pStyle w:val="HTMLPreformatted"/>
+      </w:pPr>
+      <w:r>
+        <w:rPr>
+          <w:rStyle w:val="HTMLCode"/>
+        </w:rPr>
+        <w:t>Job Description</w:t>
+      </w:r>
+      <w:r>
+        <w:br/>
+      </w:r>
+      <w:r>
+        <w:rPr>
+          <w:rStyle w:val="HTMLCode"/>
+        </w:rPr>
+        <w:t>CV / Resume</w:t>
+      </w:r>
+      <w:r>
+        <w:br/>
+      </w:r>
+      <w:r>
+        <w:rPr>
+          <w:rStyle w:val="HTMLCode"/>
+        </w:rPr>
+        <w:t>Cover Letter</w:t>
+      </w:r>
+    </w:p>
+    <w:p>
+      <w:r>
+        <w:pict w14:anchorId="703D7005">
+          <v:rect id="_x0000_i1122" style="width:0;height:1.5pt" o:hralign="center" o:hrstd="t" o:hr="t" fillcolor="#a0a0a0" stroked="f"/>
+        </w:pict>
+      </w:r>
+    </w:p>
+    <w:p>
+      <w:pPr>
+        <w:pStyle w:val="Heading2"/>
+      </w:pPr>
+      <w:r>
+        <w:t>Step 63 — Installed File Reading Libraries</w:t>
+      </w:r>
+    </w:p>
+    <w:p>
+      <w:pPr>
+        <w:pStyle w:val="NormalWeb"/>
+      </w:pPr>
+      <w:r>
+        <w:t>We installed the required libraries:</w:t>
+      </w:r>
+    </w:p>
+    <w:p>
+      <w:pPr>
+        <w:pStyle w:val="HTMLPreformatted"/>
+      </w:pPr>
+      <w:r>
+        <w:rPr>
+          <w:rStyle w:val="m"/>
+        </w:rPr>
+        <w:t>pip</w:t>
+      </w:r>
+      <w:r>
+        <w:rPr>
+          <w:rStyle w:val="HTMLCode"/>
+        </w:rPr>
+        <w:t xml:space="preserve"> </w:t>
+      </w:r>
+      <w:r>
+        <w:rPr>
+          <w:rStyle w:val="m"/>
+        </w:rPr>
+        <w:t>install</w:t>
+      </w:r>
+      <w:r>
+        <w:rPr>
+          <w:rStyle w:val="HTMLCode"/>
+        </w:rPr>
+        <w:t xml:space="preserve"> </w:t>
+      </w:r>
+      <w:proofErr w:type="spellStart"/>
+      <w:r>
+        <w:rPr>
+          <w:rStyle w:val="m"/>
+        </w:rPr>
+        <w:t>pdfplumber</w:t>
+      </w:r>
+      <w:proofErr w:type="spellEnd"/>
+      <w:r>
+        <w:rPr>
+          <w:rStyle w:val="HTMLCode"/>
+        </w:rPr>
+        <w:t xml:space="preserve"> </w:t>
+      </w:r>
+      <w:r>
+        <w:rPr>
+          <w:rStyle w:val="m"/>
+        </w:rPr>
+        <w:t>python-docx</w:t>
+      </w:r>
+    </w:p>
+    <w:p>
+      <w:pPr>
+        <w:pStyle w:val="NormalWeb"/>
+      </w:pPr>
+      <w:r>
+        <w:t>Then updated:</w:t>
+      </w:r>
+    </w:p>
+    <w:p>
+      <w:pPr>
+        <w:pStyle w:val="HTMLPreformatted"/>
+      </w:pPr>
+      <w:r>
+        <w:rPr>
+          <w:rStyle w:val="m"/>
+        </w:rPr>
+        <w:t>pip</w:t>
+      </w:r>
+      <w:r>
+        <w:rPr>
+          <w:rStyle w:val="HTMLCode"/>
+        </w:rPr>
+        <w:t xml:space="preserve"> </w:t>
+      </w:r>
+      <w:r>
+        <w:rPr>
+          <w:rStyle w:val="m"/>
+        </w:rPr>
+        <w:t>freeze</w:t>
+      </w:r>
+      <w:r>
+        <w:rPr>
+          <w:rStyle w:val="HTMLCode"/>
+        </w:rPr>
+        <w:t xml:space="preserve"> </w:t>
+      </w:r>
+      <w:r>
+        <w:rPr>
+          <w:rStyle w:val="g"/>
+        </w:rPr>
+        <w:t>&gt;</w:t>
+      </w:r>
+      <w:r>
+        <w:rPr>
+          <w:rStyle w:val="HTMLCode"/>
+        </w:rPr>
+        <w:t xml:space="preserve"> </w:t>
+      </w:r>
+      <w:r>
+        <w:rPr>
+          <w:rStyle w:val="m"/>
+        </w:rPr>
+        <w:t>requirements</w:t>
+      </w:r>
+      <w:r>
+        <w:rPr>
+          <w:rStyle w:val="HTMLCode"/>
+        </w:rPr>
+        <w:t>.</w:t>
+      </w:r>
+      <w:r>
+        <w:rPr>
+          <w:rStyle w:val="m"/>
+        </w:rPr>
+        <w:t>txt</w:t>
+      </w:r>
+    </w:p>
+    <w:p>
+      <w:pPr>
+        <w:pStyle w:val="Heading3"/>
+      </w:pPr>
+      <w:r>
+        <w:t>Purpose</w:t>
+      </w:r>
+    </w:p>
+    <w:tbl>
+      <w:tblPr>
+        <w:tblW w:w="0" w:type="auto"/>
+        <w:tblCellSpacing w:w="15" w:type="dxa"/>
+        <w:tblCellMar>
+          <w:top w:w="15" w:type="dxa"/>
+          <w:left w:w="15" w:type="dxa"/>
+          <w:bottom w:w="15" w:type="dxa"/>
+          <w:right w:w="15" w:type="dxa"/>
+        </w:tblCellMar>
+        <w:tblLook w:val="04A0" w:firstRow="1" w:lastRow="0" w:firstColumn="1" w:lastColumn="0" w:noHBand="0" w:noVBand="1"/>
+      </w:tblPr>
+      <w:tblGrid>
+        <w:gridCol w:w="1396"/>
+        <w:gridCol w:w="3204"/>
+      </w:tblGrid>
+      <w:tr>
+        <w:trPr>
+          <w:tblHeader/>
+          <w:tblCellSpacing w:w="15" w:type="dxa"/>
+        </w:trPr>
+        <w:tc>
+          <w:tcPr>
+            <w:tcW w:w="0" w:type="auto"/>
+            <w:vAlign w:val="center"/>
+            <w:hideMark/>
+          </w:tcPr>
+          <w:p>
+            <w:pPr>
+              <w:jc w:val="center"/>
+              <w:rPr>
+                <w:b/>
+                <w:bCs/>
+              </w:rPr>
+            </w:pPr>
+            <w:r>
+              <w:rPr>
+                <w:b/>
+                <w:bCs/>
+              </w:rPr>
+              <w:t>Library</w:t>
+            </w:r>
+          </w:p>
+        </w:tc>
+        <w:tc>
+          <w:tcPr>
+            <w:tcW w:w="0" w:type="auto"/>
+            <w:vAlign w:val="center"/>
+            <w:hideMark/>
+          </w:tcPr>
+          <w:p>
+            <w:pPr>
+              <w:jc w:val="center"/>
+              <w:rPr>
+                <w:b/>
+                <w:bCs/>
+              </w:rPr>
+            </w:pPr>
+            <w:r>
+              <w:rPr>
+                <w:b/>
+                <w:bCs/>
+              </w:rPr>
+              <w:t>Purpose</w:t>
+            </w:r>
+          </w:p>
+        </w:tc>
+      </w:tr>
+      <w:tr>
+        <w:trPr>
+          <w:tblCellSpacing w:w="15" w:type="dxa"/>
+        </w:trPr>
+        <w:tc>
+          <w:tcPr>
+            <w:tcW w:w="0" w:type="auto"/>
+            <w:vAlign w:val="center"/>
+            <w:hideMark/>
+          </w:tcPr>
+          <w:p>
+            <w:proofErr w:type="spellStart"/>
+            <w:r>
+              <w:rPr>
+                <w:rStyle w:val="HTMLCode"/>
+                <w:rFonts w:eastAsiaTheme="minorHAnsi"/>
+              </w:rPr>
+              <w:t>pdfplumber</w:t>
+            </w:r>
+            <w:proofErr w:type="spellEnd"/>
+          </w:p>
+        </w:tc>
+        <w:tc>
+          <w:tcPr>
+            <w:tcW w:w="0" w:type="auto"/>
+            <w:vAlign w:val="center"/>
+            <w:hideMark/>
+          </w:tcPr>
+          <w:p>
+            <w:r>
+              <w:t>Extract text from PDF files</w:t>
+            </w:r>
+          </w:p>
+        </w:tc>
+      </w:tr>
+      <w:tr>
+        <w:trPr>
+          <w:tblCellSpacing w:w="15" w:type="dxa"/>
+        </w:trPr>
+        <w:tc>
+          <w:tcPr>
+            <w:tcW w:w="0" w:type="auto"/>
+            <w:vAlign w:val="center"/>
+            <w:hideMark/>
+          </w:tcPr>
+          <w:p>
+            <w:r>
+              <w:rPr>
+                <w:rStyle w:val="HTMLCode"/>
+                <w:rFonts w:eastAsiaTheme="minorHAnsi"/>
+              </w:rPr>
+              <w:lastRenderedPageBreak/>
+              <w:t>python-docx</w:t>
+            </w:r>
+          </w:p>
+        </w:tc>
+        <w:tc>
+          <w:tcPr>
+            <w:tcW w:w="0" w:type="auto"/>
+            <w:vAlign w:val="center"/>
+            <w:hideMark/>
+          </w:tcPr>
+          <w:p>
+            <w:r>
+              <w:t xml:space="preserve">Extract text from Word </w:t>
+            </w:r>
+            <w:r>
+              <w:rPr>
+                <w:rStyle w:val="HTMLCode"/>
+                <w:rFonts w:eastAsiaTheme="minorHAnsi"/>
+              </w:rPr>
+              <w:t>.docx</w:t>
+            </w:r>
+            <w:r>
+              <w:t xml:space="preserve"> files</w:t>
+            </w:r>
+          </w:p>
+        </w:tc>
+      </w:tr>
+    </w:tbl>
+    <w:p>
+      <w:r>
+        <w:pict w14:anchorId="7FFF50B2">
+          <v:rect id="_x0000_i1123" style="width:0;height:1.5pt" o:hralign="center" o:hrstd="t" o:hr="t" fillcolor="#a0a0a0" stroked="f"/>
+        </w:pict>
+      </w:r>
+    </w:p>
+    <w:p>
+      <w:pPr>
+        <w:pStyle w:val="Heading2"/>
+      </w:pPr>
+      <w:r>
+        <w:t>Step 64 — Created File Reader Module</w:t>
+      </w:r>
+    </w:p>
+    <w:p>
+      <w:pPr>
+        <w:pStyle w:val="NormalWeb"/>
+      </w:pPr>
+      <w:r>
+        <w:t>File created:</w:t>
+      </w:r>
+    </w:p>
+    <w:p>
+      <w:pPr>
+        <w:pStyle w:val="HTMLPreformatted"/>
+      </w:pPr>
+      <w:r>
+        <w:rPr>
+          <w:rStyle w:val="HTMLCode"/>
+        </w:rPr>
+        <w:t>candidate_matcher/file_reader.py</w:t>
+      </w:r>
+    </w:p>
+    <w:p>
+      <w:pPr>
+        <w:pStyle w:val="Heading3"/>
+      </w:pPr>
+      <w:r>
+        <w:t>Purpose</w:t>
+      </w:r>
+    </w:p>
+    <w:p>
+      <w:pPr>
+        <w:pStyle w:val="NormalWeb"/>
+      </w:pPr>
+      <w:r>
+        <w:t>This file extracts text from uploaded files.</w:t>
+      </w:r>
+    </w:p>
+    <w:p>
+      <w:pPr>
+        <w:pStyle w:val="NormalWeb"/>
+      </w:pPr>
+      <w:r>
+        <w:t>It supports:</w:t>
+      </w:r>
+    </w:p>
+    <w:p>
+      <w:pPr>
+        <w:pStyle w:val="HTMLPreformatted"/>
+      </w:pPr>
+      <w:r>
+        <w:rPr>
+          <w:rStyle w:val="HTMLCode"/>
+        </w:rPr>
+        <w:t>PDF → text</w:t>
+      </w:r>
+      <w:r>
+        <w:br/>
+      </w:r>
+      <w:r>
+        <w:rPr>
+          <w:rStyle w:val="HTMLCode"/>
+        </w:rPr>
+        <w:t>DOCX → text</w:t>
+      </w:r>
+      <w:r>
+        <w:br/>
+      </w:r>
+      <w:r>
+        <w:rPr>
+          <w:rStyle w:val="HTMLCode"/>
+        </w:rPr>
+        <w:t>TXT → text</w:t>
+      </w:r>
+    </w:p>
+    <w:p>
+      <w:r>
+        <w:pict w14:anchorId="00C7B7A0">
+          <v:rect id="_x0000_i1124" style="width:0;height:1.5pt" o:hralign="center" o:hrstd="t" o:hr="t" fillcolor="#a0a0a0" stroked="f"/>
+        </w:pict>
+      </w:r>
+    </w:p>
+    <w:p>
+      <w:pPr>
+        <w:pStyle w:val="Heading2"/>
+      </w:pPr>
+      <w:r>
+        <w:t>Step 65 — Added File Reading Functions</w:t>
+      </w:r>
+    </w:p>
+    <w:p>
+      <w:pPr>
+        <w:pStyle w:val="NormalWeb"/>
+      </w:pPr>
+      <w:r>
+        <w:t>We created functions such as:</w:t>
+      </w:r>
+    </w:p>
+    <w:p>
+      <w:pPr>
+        <w:pStyle w:val="HTMLPreformatted"/>
+      </w:pPr>
+      <w:proofErr w:type="spellStart"/>
+      <w:r>
+        <w:rPr>
+          <w:rStyle w:val="m"/>
+        </w:rPr>
+        <w:t>read_txt_file</w:t>
+      </w:r>
+      <w:proofErr w:type="spellEnd"/>
+      <w:r>
+        <w:rPr>
+          <w:rStyle w:val="HTMLCode"/>
+        </w:rPr>
+        <w:t>()</w:t>
+      </w:r>
+      <w:r>
+        <w:br/>
+      </w:r>
+      <w:proofErr w:type="spellStart"/>
+      <w:r>
+        <w:rPr>
+          <w:rStyle w:val="m"/>
+        </w:rPr>
+        <w:t>read_pdf_file</w:t>
+      </w:r>
+      <w:proofErr w:type="spellEnd"/>
+      <w:r>
+        <w:rPr>
+          <w:rStyle w:val="HTMLCode"/>
+        </w:rPr>
+        <w:t>()</w:t>
+      </w:r>
+      <w:r>
+        <w:br/>
+      </w:r>
+      <w:proofErr w:type="spellStart"/>
+      <w:r>
+        <w:rPr>
+          <w:rStyle w:val="m"/>
+        </w:rPr>
+        <w:t>read_docx_file</w:t>
+      </w:r>
+      <w:proofErr w:type="spellEnd"/>
+      <w:r>
+        <w:rPr>
+          <w:rStyle w:val="HTMLCode"/>
+        </w:rPr>
+        <w:t>()</w:t>
+      </w:r>
+      <w:r>
+        <w:br/>
+      </w:r>
+      <w:proofErr w:type="spellStart"/>
+      <w:r>
+        <w:rPr>
+          <w:rStyle w:val="m"/>
+        </w:rPr>
+        <w:t>read_uploaded_</w:t>
+      </w:r>
+      <w:proofErr w:type="gramStart"/>
+      <w:r>
+        <w:rPr>
+          <w:rStyle w:val="m"/>
+        </w:rPr>
+        <w:t>file</w:t>
+      </w:r>
+      <w:proofErr w:type="spellEnd"/>
+      <w:r>
+        <w:rPr>
+          <w:rStyle w:val="HTMLCode"/>
+        </w:rPr>
+        <w:t>(</w:t>
+      </w:r>
+      <w:proofErr w:type="gramEnd"/>
+      <w:r>
+        <w:rPr>
+          <w:rStyle w:val="HTMLCode"/>
+        </w:rPr>
+        <w:t>)</w:t>
+      </w:r>
+    </w:p>
+    <w:p>
+      <w:pPr>
+        <w:pStyle w:val="Heading3"/>
+      </w:pPr>
+      <w:r>
+        <w:t>Purpose</w:t>
+      </w:r>
+    </w:p>
+    <w:p>
+      <w:pPr>
+        <w:pStyle w:val="NormalWeb"/>
+      </w:pPr>
+      <w:r>
+        <w:t>These functions detect the uploaded file type and extract readable text from it.</w:t>
+      </w:r>
+    </w:p>
+    <w:p>
+      <w:pPr>
+        <w:pStyle w:val="NormalWeb"/>
+      </w:pPr>
+      <w:r>
+        <w:t>Example:</w:t>
+      </w:r>
+    </w:p>
+    <w:p>
+      <w:pPr>
+        <w:pStyle w:val="HTMLPreformatted"/>
+      </w:pPr>
+      <w:r>
+        <w:rPr>
+          <w:rStyle w:val="HTMLCode"/>
+        </w:rPr>
+        <w:t>Uploaded CV PDF → Extracted CV text</w:t>
+      </w:r>
+      <w:r>
+        <w:br/>
+      </w:r>
+      <w:r>
+        <w:rPr>
+          <w:rStyle w:val="HTMLCode"/>
+        </w:rPr>
+        <w:t>Uploaded cover letter DOCX → Extracted cover letter text</w:t>
+      </w:r>
+      <w:r>
+        <w:br/>
+      </w:r>
+      <w:r>
+        <w:rPr>
+          <w:rStyle w:val="HTMLCode"/>
+        </w:rPr>
+        <w:t>Uploaded job description TXT → Extracted job description text</w:t>
+      </w:r>
+    </w:p>
+    <w:p>
+      <w:r>
+        <w:pict w14:anchorId="08DC2B74">
+          <v:rect id="_x0000_i1125" style="width:0;height:1.5pt" o:hralign="center" o:hrstd="t" o:hr="t" fillcolor="#a0a0a0" stroked="f"/>
+        </w:pict>
+      </w:r>
+    </w:p>
+    <w:p>
+      <w:pPr>
+        <w:pStyle w:val="Heading2"/>
+      </w:pPr>
+      <w:r>
+        <w:t xml:space="preserve">Step 66 — Connected File Reader with </w:t>
+      </w:r>
+      <w:proofErr w:type="spellStart"/>
+      <w:r>
+        <w:t>Streamlit</w:t>
+      </w:r>
+      <w:proofErr w:type="spellEnd"/>
+      <w:r>
+        <w:t xml:space="preserve"> Dashboard</w:t>
+      </w:r>
+    </w:p>
+    <w:p>
+      <w:pPr>
+        <w:pStyle w:val="NormalWeb"/>
+      </w:pPr>
+      <w:r>
+        <w:t>We imported the file reader into:</w:t>
+      </w:r>
+    </w:p>
+    <w:p>
+      <w:pPr>
+        <w:pStyle w:val="HTMLPreformatted"/>
+      </w:pPr>
+      <w:r>
+        <w:rPr>
+          <w:rStyle w:val="HTMLCode"/>
+        </w:rPr>
+        <w:t>dashboard/app.py</w:t>
+      </w:r>
+    </w:p>
+    <w:p>
+      <w:pPr>
+        <w:pStyle w:val="NormalWeb"/>
+      </w:pPr>
+      <w:r>
+        <w:t>using:</w:t>
+      </w:r>
+    </w:p>
+    <w:p>
+      <w:pPr>
+        <w:pStyle w:val="HTMLPreformatted"/>
+      </w:pPr>
+      <w:r>
+        <w:rPr>
+          <w:rStyle w:val="g"/>
+        </w:rPr>
+        <w:lastRenderedPageBreak/>
+        <w:t>from</w:t>
+      </w:r>
+      <w:r>
+        <w:rPr>
+          <w:rStyle w:val="HTMLCode"/>
+        </w:rPr>
+        <w:t xml:space="preserve"> </w:t>
+      </w:r>
+      <w:proofErr w:type="spellStart"/>
+      <w:r>
+        <w:rPr>
+          <w:rStyle w:val="m"/>
+        </w:rPr>
+        <w:t>candidate_</w:t>
+      </w:r>
+      <w:proofErr w:type="gramStart"/>
+      <w:r>
+        <w:rPr>
+          <w:rStyle w:val="m"/>
+        </w:rPr>
+        <w:t>matcher</w:t>
+      </w:r>
+      <w:r>
+        <w:rPr>
+          <w:rStyle w:val="g"/>
+        </w:rPr>
+        <w:t>.</w:t>
+      </w:r>
+      <w:r>
+        <w:rPr>
+          <w:rStyle w:val="m"/>
+        </w:rPr>
+        <w:t>file</w:t>
+      </w:r>
+      <w:proofErr w:type="gramEnd"/>
+      <w:r>
+        <w:rPr>
+          <w:rStyle w:val="m"/>
+        </w:rPr>
+        <w:t>_reader</w:t>
+      </w:r>
+      <w:proofErr w:type="spellEnd"/>
+      <w:r>
+        <w:rPr>
+          <w:rStyle w:val="HTMLCode"/>
+        </w:rPr>
+        <w:t xml:space="preserve"> </w:t>
+      </w:r>
+      <w:r>
+        <w:rPr>
+          <w:rStyle w:val="g"/>
+        </w:rPr>
+        <w:t>import</w:t>
+      </w:r>
+      <w:r>
+        <w:rPr>
+          <w:rStyle w:val="HTMLCode"/>
+        </w:rPr>
+        <w:t xml:space="preserve"> </w:t>
+      </w:r>
+      <w:proofErr w:type="spellStart"/>
+      <w:r>
+        <w:rPr>
+          <w:rStyle w:val="m"/>
+        </w:rPr>
+        <w:t>read_uploaded_file</w:t>
+      </w:r>
+      <w:proofErr w:type="spellEnd"/>
+    </w:p>
+    <w:p>
+      <w:pPr>
+        <w:pStyle w:val="Heading3"/>
+      </w:pPr>
+      <w:r>
+        <w:t>Purpose</w:t>
+      </w:r>
+    </w:p>
+    <w:p>
+      <w:pPr>
+        <w:pStyle w:val="NormalWeb"/>
+      </w:pPr>
+      <w:r>
+        <w:t>This allows the dashboard to process uploaded files directly.</w:t>
+      </w:r>
+    </w:p>
+    <w:p>
+      <w:r>
+        <w:pict w14:anchorId="017BA8B5">
+          <v:rect id="_x0000_i1126" style="width:0;height:1.5pt" o:hralign="center" o:hrstd="t" o:hr="t" fillcolor="#a0a0a0" stroked="f"/>
+        </w:pict>
+      </w:r>
+    </w:p>
+    <w:p>
+      <w:pPr>
+        <w:pStyle w:val="Heading2"/>
+      </w:pPr>
+      <w:r>
+        <w:t>Step 67 — Updated Dashboard Input Section</w:t>
+      </w:r>
+    </w:p>
+    <w:p>
+      <w:pPr>
+        <w:pStyle w:val="NormalWeb"/>
+      </w:pPr>
+      <w:r>
+        <w:t>The dashboard was updated to support both:</w:t>
+      </w:r>
+    </w:p>
+    <w:p>
+      <w:pPr>
+        <w:pStyle w:val="HTMLPreformatted"/>
+      </w:pPr>
+      <w:r>
+        <w:rPr>
+          <w:rStyle w:val="HTMLCode"/>
+        </w:rPr>
+        <w:t>File upload</w:t>
+      </w:r>
+      <w:r>
+        <w:br/>
+      </w:r>
+      <w:r>
+        <w:rPr>
+          <w:rStyle w:val="HTMLCode"/>
+        </w:rPr>
+        <w:t>OR</w:t>
+      </w:r>
+      <w:r>
+        <w:br/>
+      </w:r>
+      <w:r>
+        <w:rPr>
+          <w:rStyle w:val="HTMLCode"/>
+        </w:rPr>
+        <w:t>Manual copy-paste input</w:t>
+      </w:r>
+    </w:p>
+    <w:p>
+      <w:pPr>
+        <w:pStyle w:val="Heading3"/>
+      </w:pPr>
+      <w:r>
+        <w:t>Dashboard now supports uploading:</w:t>
+      </w:r>
+    </w:p>
+    <w:p>
+      <w:pPr>
+        <w:pStyle w:val="HTMLPreformatted"/>
+      </w:pPr>
+      <w:r>
+        <w:rPr>
+          <w:rStyle w:val="HTMLCode"/>
+        </w:rPr>
+        <w:t>Job Description file</w:t>
+      </w:r>
+      <w:r>
+        <w:br/>
+      </w:r>
+      <w:r>
+        <w:rPr>
+          <w:rStyle w:val="HTMLCode"/>
+        </w:rPr>
+        <w:t>CV / Resume file</w:t>
+      </w:r>
+      <w:r>
+        <w:br/>
+      </w:r>
+      <w:r>
+        <w:rPr>
+          <w:rStyle w:val="HTMLCode"/>
+        </w:rPr>
+        <w:t>Cover Letter file</w:t>
+      </w:r>
+    </w:p>
+    <w:p>
+      <w:pPr>
+        <w:pStyle w:val="Heading3"/>
+      </w:pPr>
+      <w:r>
+        <w:t>Supported formats:</w:t>
+      </w:r>
+    </w:p>
+    <w:p>
+      <w:pPr>
+        <w:pStyle w:val="HTMLPreformatted"/>
+      </w:pPr>
+      <w:r>
+        <w:rPr>
+          <w:rStyle w:val="HTMLCode"/>
+        </w:rPr>
+        <w:t>PDF</w:t>
+      </w:r>
+      <w:r>
+        <w:br/>
+      </w:r>
+      <w:r>
+        <w:rPr>
+          <w:rStyle w:val="HTMLCode"/>
+        </w:rPr>
+        <w:t>DOCX</w:t>
+      </w:r>
+      <w:r>
+        <w:br/>
+      </w:r>
+      <w:r>
+        <w:rPr>
+          <w:rStyle w:val="HTMLCode"/>
+        </w:rPr>
+        <w:t>TXT</w:t>
+      </w:r>
+    </w:p>
+    <w:p>
+      <w:r>
+        <w:pict w14:anchorId="0003E324">
+          <v:rect id="_x0000_i1127" style="width:0;height:1.5pt" o:hralign="center" o:hrstd="t" o:hr="t" fillcolor="#a0a0a0" stroked="f"/>
+        </w:pict>
+      </w:r>
+    </w:p>
+    <w:p>
+      <w:pPr>
+        <w:pStyle w:val="Heading2"/>
+      </w:pPr>
+      <w:r>
+        <w:t xml:space="preserve">Step 68 — Fixed </w:t>
+      </w:r>
+      <w:proofErr w:type="spellStart"/>
+      <w:r>
+        <w:rPr>
+          <w:rStyle w:val="HTMLCode"/>
+        </w:rPr>
+        <w:t>pdfplumber</w:t>
+      </w:r>
+      <w:proofErr w:type="spellEnd"/>
+      <w:r>
+        <w:t xml:space="preserve"> Import Issue</w:t>
+      </w:r>
+    </w:p>
+    <w:p>
+      <w:pPr>
+        <w:pStyle w:val="NormalWeb"/>
+      </w:pPr>
+      <w:r>
+        <w:t xml:space="preserve">At first, </w:t>
+      </w:r>
+      <w:proofErr w:type="spellStart"/>
+      <w:r>
+        <w:t>Streamlit</w:t>
+      </w:r>
+      <w:proofErr w:type="spellEnd"/>
+      <w:r>
+        <w:t xml:space="preserve"> showed this error:</w:t>
+      </w:r>
+    </w:p>
+    <w:p>
+      <w:pPr>
+        <w:pStyle w:val="HTMLPreformatted"/>
+      </w:pPr>
+      <w:proofErr w:type="spellStart"/>
+      <w:r>
+        <w:rPr>
+          <w:rStyle w:val="HTMLCode"/>
+        </w:rPr>
+        <w:t>ModuleNotFoundError</w:t>
+      </w:r>
+      <w:proofErr w:type="spellEnd"/>
+      <w:r>
+        <w:rPr>
+          <w:rStyle w:val="HTMLCode"/>
+        </w:rPr>
+        <w:t>: No module named '</w:t>
+      </w:r>
+      <w:proofErr w:type="spellStart"/>
+      <w:r>
+        <w:rPr>
+          <w:rStyle w:val="HTMLCode"/>
+        </w:rPr>
+        <w:t>pdfplumber</w:t>
+      </w:r>
+      <w:proofErr w:type="spellEnd"/>
+      <w:r>
+        <w:rPr>
+          <w:rStyle w:val="HTMLCode"/>
+        </w:rPr>
+        <w:t>'</w:t>
+      </w:r>
+    </w:p>
+    <w:p>
+      <w:pPr>
+        <w:pStyle w:val="Heading3"/>
+      </w:pPr>
+      <w:r>
+        <w:t>Reason</w:t>
+      </w:r>
+    </w:p>
+    <w:p>
+      <w:pPr>
+        <w:pStyle w:val="NormalWeb"/>
+      </w:pPr>
+      <w:proofErr w:type="spellStart"/>
+      <w:r>
+        <w:rPr>
+          <w:rStyle w:val="HTMLCode"/>
+        </w:rPr>
+        <w:t>pdfplumber</w:t>
+      </w:r>
+      <w:proofErr w:type="spellEnd"/>
+      <w:r>
+        <w:t xml:space="preserve"> was not installed inside the active virtual environment.</w:t>
+      </w:r>
+    </w:p>
+    <w:p>
+      <w:pPr>
+        <w:pStyle w:val="Heading3"/>
+      </w:pPr>
+      <w:r>
+        <w:t>Fix</w:t>
+      </w:r>
+    </w:p>
+    <w:p>
+      <w:pPr>
+        <w:pStyle w:val="NormalWeb"/>
+      </w:pPr>
+      <w:r>
+        <w:t xml:space="preserve">We installed it inside the active </w:t>
+      </w:r>
+      <w:proofErr w:type="spellStart"/>
+      <w:r>
+        <w:rPr>
+          <w:rStyle w:val="HTMLCode"/>
+        </w:rPr>
+        <w:t>venv</w:t>
+      </w:r>
+      <w:proofErr w:type="spellEnd"/>
+      <w:r>
+        <w:t>:</w:t>
+      </w:r>
+    </w:p>
+    <w:p>
+      <w:pPr>
+        <w:pStyle w:val="HTMLPreformatted"/>
+      </w:pPr>
+      <w:r>
+        <w:rPr>
+          <w:rStyle w:val="m"/>
+        </w:rPr>
+        <w:t>pip</w:t>
+      </w:r>
+      <w:r>
+        <w:rPr>
+          <w:rStyle w:val="HTMLCode"/>
+        </w:rPr>
+        <w:t xml:space="preserve"> </w:t>
+      </w:r>
+      <w:r>
+        <w:rPr>
+          <w:rStyle w:val="m"/>
+        </w:rPr>
+        <w:t>install</w:t>
+      </w:r>
+      <w:r>
+        <w:rPr>
+          <w:rStyle w:val="HTMLCode"/>
+        </w:rPr>
+        <w:t xml:space="preserve"> </w:t>
+      </w:r>
+      <w:proofErr w:type="spellStart"/>
+      <w:r>
+        <w:rPr>
+          <w:rStyle w:val="m"/>
+        </w:rPr>
+        <w:t>pdfplumber</w:t>
+      </w:r>
+      <w:proofErr w:type="spellEnd"/>
+      <w:r>
+        <w:br/>
+      </w:r>
+      <w:r>
+        <w:rPr>
+          <w:rStyle w:val="m"/>
+        </w:rPr>
+        <w:t>pip</w:t>
+      </w:r>
+      <w:r>
+        <w:rPr>
+          <w:rStyle w:val="HTMLCode"/>
+        </w:rPr>
+        <w:t xml:space="preserve"> </w:t>
+      </w:r>
+      <w:r>
+        <w:rPr>
+          <w:rStyle w:val="m"/>
+        </w:rPr>
+        <w:t>install</w:t>
+      </w:r>
+      <w:r>
+        <w:rPr>
+          <w:rStyle w:val="HTMLCode"/>
+        </w:rPr>
+        <w:t xml:space="preserve"> </w:t>
+      </w:r>
+      <w:r>
+        <w:rPr>
+          <w:rStyle w:val="m"/>
+        </w:rPr>
+        <w:t>python-docx</w:t>
+      </w:r>
+      <w:r>
+        <w:br/>
+      </w:r>
+      <w:r>
+        <w:rPr>
+          <w:rStyle w:val="m"/>
+        </w:rPr>
+        <w:t>pip</w:t>
+      </w:r>
+      <w:r>
+        <w:rPr>
+          <w:rStyle w:val="HTMLCode"/>
+        </w:rPr>
+        <w:t xml:space="preserve"> </w:t>
+      </w:r>
+      <w:r>
+        <w:rPr>
+          <w:rStyle w:val="m"/>
+        </w:rPr>
+        <w:t>freeze</w:t>
+      </w:r>
+      <w:r>
+        <w:rPr>
+          <w:rStyle w:val="HTMLCode"/>
+        </w:rPr>
+        <w:t xml:space="preserve"> </w:t>
+      </w:r>
+      <w:r>
+        <w:rPr>
+          <w:rStyle w:val="g"/>
+        </w:rPr>
+        <w:t>&gt;</w:t>
+      </w:r>
+      <w:r>
+        <w:rPr>
+          <w:rStyle w:val="HTMLCode"/>
+        </w:rPr>
+        <w:t xml:space="preserve"> </w:t>
+      </w:r>
+      <w:r>
+        <w:rPr>
+          <w:rStyle w:val="m"/>
+        </w:rPr>
+        <w:t>requirements</w:t>
+      </w:r>
+      <w:r>
+        <w:rPr>
+          <w:rStyle w:val="HTMLCode"/>
+        </w:rPr>
+        <w:t>.</w:t>
+      </w:r>
+      <w:r>
+        <w:rPr>
+          <w:rStyle w:val="m"/>
+        </w:rPr>
+        <w:t>txt</w:t>
+      </w:r>
+    </w:p>
+    <w:p>
+      <w:pPr>
+        <w:pStyle w:val="Heading3"/>
+      </w:pPr>
+      <w:r>
+        <w:t>Result</w:t>
+      </w:r>
+    </w:p>
+    <w:p>
+      <w:pPr>
+        <w:pStyle w:val="NormalWeb"/>
+      </w:pPr>
+      <w:r>
+        <w:t>The dashboard started working with file upload support.</w:t>
+      </w:r>
+    </w:p>
+    <w:p>
+      <w:r>
+        <w:pict w14:anchorId="302D7A77">
+          <v:rect id="_x0000_i1128" style="width:0;height:1.5pt" o:hralign="center" o:hrstd="t" o:hr="t" fillcolor="#a0a0a0" stroked="f"/>
+        </w:pict>
+      </w:r>
+    </w:p>
+    <w:p>
+      <w:pPr>
+        <w:pStyle w:val="Heading1"/>
+      </w:pPr>
+      <w:r>
+        <w:lastRenderedPageBreak/>
+        <w:t>Sentence-BERT Semantic Matching</w:t>
+      </w:r>
+    </w:p>
+    <w:p>
+      <w:pPr>
+        <w:pStyle w:val="Heading2"/>
+      </w:pPr>
+      <w:r>
+        <w:t>Step 69 — Identified TF-IDF Limitation</w:t>
+      </w:r>
+    </w:p>
+    <w:p>
+      <w:pPr>
+        <w:pStyle w:val="NormalWeb"/>
+      </w:pPr>
+      <w:r>
+        <w:t>At first, the Candidate Match Analyzer used:</w:t>
+      </w:r>
+    </w:p>
+    <w:p>
+      <w:pPr>
+        <w:pStyle w:val="HTMLPreformatted"/>
+      </w:pPr>
+      <w:r>
+        <w:rPr>
+          <w:rStyle w:val="HTMLCode"/>
+        </w:rPr>
+        <w:t>TF-IDF + Cosine Similarity</w:t>
+      </w:r>
+    </w:p>
+    <w:p>
+      <w:pPr>
+        <w:pStyle w:val="Heading3"/>
+      </w:pPr>
+      <w:r>
+        <w:t>Problem</w:t>
+      </w:r>
+    </w:p>
+    <w:p>
+      <w:pPr>
+        <w:pStyle w:val="NormalWeb"/>
+      </w:pPr>
+      <w:r>
+        <w:t>TF-IDF mostly compares exact words.</w:t>
+      </w:r>
+    </w:p>
+    <w:p>
+      <w:pPr>
+        <w:pStyle w:val="NormalWeb"/>
+      </w:pPr>
+      <w:r>
+        <w:t>It is weak when:</w:t>
+      </w:r>
+    </w:p>
+    <w:p>
+      <w:pPr>
+        <w:pStyle w:val="HTMLPreformatted"/>
+      </w:pPr>
+      <w:r>
+        <w:rPr>
+          <w:rStyle w:val="HTMLCode"/>
+        </w:rPr>
+        <w:t>Job Description = German</w:t>
+      </w:r>
+      <w:r>
+        <w:br/>
+      </w:r>
+      <w:r>
+        <w:rPr>
+          <w:rStyle w:val="HTMLCode"/>
+        </w:rPr>
+        <w:t>CV = English</w:t>
+      </w:r>
+    </w:p>
+    <w:p>
+      <w:pPr>
+        <w:pStyle w:val="NormalWeb"/>
+      </w:pPr>
+      <w:r>
+        <w:t>Example:</w:t>
+      </w:r>
+    </w:p>
+    <w:tbl>
+      <w:tblPr>
+        <w:tblW w:w="0" w:type="auto"/>
+        <w:tblCellSpacing w:w="15" w:type="dxa"/>
+        <w:tblCellMar>
+          <w:top w:w="15" w:type="dxa"/>
+          <w:left w:w="15" w:type="dxa"/>
+          <w:bottom w:w="15" w:type="dxa"/>
+          <w:right w:w="15" w:type="dxa"/>
+        </w:tblCellMar>
+        <w:tblLook w:val="04A0" w:firstRow="1" w:lastRow="0" w:firstColumn="1" w:lastColumn="0" w:noHBand="0" w:noVBand="1"/>
+      </w:tblPr>
+      <w:tblGrid>
+        <w:gridCol w:w="1905"/>
+        <w:gridCol w:w="1672"/>
+      </w:tblGrid>
+      <w:tr>
+        <w:trPr>
+          <w:tblHeader/>
+          <w:tblCellSpacing w:w="15" w:type="dxa"/>
+        </w:trPr>
+        <w:tc>
+          <w:tcPr>
+            <w:tcW w:w="0" w:type="auto"/>
+            <w:vAlign w:val="center"/>
+            <w:hideMark/>
+          </w:tcPr>
+          <w:p>
+            <w:pPr>
+              <w:jc w:val="center"/>
+              <w:rPr>
+                <w:b/>
+                <w:bCs/>
+              </w:rPr>
+            </w:pPr>
+            <w:r>
+              <w:rPr>
+                <w:b/>
+                <w:bCs/>
+              </w:rPr>
+              <w:t>German JD</w:t>
+            </w:r>
+          </w:p>
+        </w:tc>
+        <w:tc>
+          <w:tcPr>
+            <w:tcW w:w="0" w:type="auto"/>
+            <w:vAlign w:val="center"/>
+            <w:hideMark/>
+          </w:tcPr>
+          <w:p>
+            <w:pPr>
+              <w:jc w:val="center"/>
+              <w:rPr>
+                <w:b/>
+                <w:bCs/>
+              </w:rPr>
+            </w:pPr>
+            <w:r>
+              <w:rPr>
+                <w:b/>
+                <w:bCs/>
+              </w:rPr>
+              <w:t>English CV</w:t>
+            </w:r>
+          </w:p>
+        </w:tc>
+      </w:tr>
+      <w:tr>
+        <w:trPr>
+          <w:tblCellSpacing w:w="15" w:type="dxa"/>
+        </w:trPr>
+        <w:tc>
+          <w:tcPr>
+            <w:tcW w:w="0" w:type="auto"/>
+            <w:vAlign w:val="center"/>
+            <w:hideMark/>
+          </w:tcPr>
+          <w:p>
+            <w:proofErr w:type="spellStart"/>
+            <w:r>
+              <w:t>Datenanalyse</w:t>
+            </w:r>
+            <w:proofErr w:type="spellEnd"/>
+          </w:p>
+        </w:tc>
+        <w:tc>
+          <w:tcPr>
+            <w:tcW w:w="0" w:type="auto"/>
+            <w:vAlign w:val="center"/>
+            <w:hideMark/>
+          </w:tcPr>
+          <w:p>
+            <w:r>
+              <w:t>Data Analysis</w:t>
+            </w:r>
+          </w:p>
+        </w:tc>
+      </w:tr>
+      <w:tr>
+        <w:trPr>
+          <w:tblCellSpacing w:w="15" w:type="dxa"/>
+        </w:trPr>
+        <w:tc>
+          <w:tcPr>
+            <w:tcW w:w="0" w:type="auto"/>
+            <w:vAlign w:val="center"/>
+            <w:hideMark/>
+          </w:tcPr>
+          <w:p>
+            <w:proofErr w:type="spellStart"/>
+            <w:r>
+              <w:t>Datenbank</w:t>
+            </w:r>
+            <w:proofErr w:type="spellEnd"/>
+          </w:p>
+        </w:tc>
+        <w:tc>
+          <w:tcPr>
+            <w:tcW w:w="0" w:type="auto"/>
+            <w:vAlign w:val="center"/>
+            <w:hideMark/>
+          </w:tcPr>
+          <w:p>
+            <w:r>
+              <w:t>Database</w:t>
+            </w:r>
+          </w:p>
+        </w:tc>
+      </w:tr>
+      <w:tr>
+        <w:trPr>
+          <w:tblCellSpacing w:w="15" w:type="dxa"/>
+        </w:trPr>
+        <w:tc>
+          <w:tcPr>
+            <w:tcW w:w="0" w:type="auto"/>
+            <w:vAlign w:val="center"/>
+            <w:hideMark/>
+          </w:tcPr>
+          <w:p>
+            <w:proofErr w:type="spellStart"/>
+            <w:r>
+              <w:t>Maschinelles</w:t>
+            </w:r>
+            <w:proofErr w:type="spellEnd"/>
+            <w:r>
+              <w:t xml:space="preserve"> </w:t>
+            </w:r>
+            <w:proofErr w:type="spellStart"/>
+            <w:r>
+              <w:t>Lernen</w:t>
+            </w:r>
+            <w:proofErr w:type="spellEnd"/>
+          </w:p>
+        </w:tc>
+        <w:tc>
+          <w:tcPr>
+            <w:tcW w:w="0" w:type="auto"/>
+            <w:vAlign w:val="center"/>
+            <w:hideMark/>
+          </w:tcPr>
+          <w:p>
+            <w:r>
+              <w:t>Machine Learning</w:t>
+            </w:r>
+          </w:p>
+        </w:tc>
+      </w:tr>
+    </w:tbl>
+    <w:p>
+      <w:pPr>
+        <w:pStyle w:val="NormalWeb"/>
+      </w:pPr>
+      <w:r>
+        <w:t>TF-IDF may not understand these as similar.</w:t>
+      </w:r>
+    </w:p>
+    <w:p>
+      <w:r>
+        <w:pict w14:anchorId="5BBFEC29">
+          <v:rect id="_x0000_i1129" style="width:0;height:1.5pt" o:hralign="center" o:hrstd="t" o:hr="t" fillcolor="#a0a0a0" stroked="f"/>
+        </w:pict>
+      </w:r>
+    </w:p>
+    <w:p>
+      <w:pPr>
+        <w:pStyle w:val="Heading2"/>
+      </w:pPr>
+      <w:r>
+        <w:t>Step 70 — Decided to Add Multilingual Sentence-BERT</w:t>
+      </w:r>
+    </w:p>
+    <w:p>
+      <w:pPr>
+        <w:pStyle w:val="NormalWeb"/>
+      </w:pPr>
+      <w:r>
+        <w:t>We decided to add:</w:t>
+      </w:r>
+    </w:p>
+    <w:p>
+      <w:pPr>
+        <w:pStyle w:val="HTMLPreformatted"/>
+      </w:pPr>
+      <w:r>
+        <w:rPr>
+          <w:rStyle w:val="HTMLCode"/>
+        </w:rPr>
+        <w:t>Sentence-BERT semantic similarity</w:t>
+      </w:r>
+    </w:p>
+    <w:p>
+      <w:pPr>
+        <w:pStyle w:val="NormalWeb"/>
+      </w:pPr>
+      <w:r>
+        <w:t>using the multilingual model:</w:t>
+      </w:r>
+    </w:p>
+    <w:p>
+      <w:pPr>
+        <w:pStyle w:val="HTMLPreformatted"/>
+      </w:pPr>
+      <w:r>
+        <w:rPr>
+          <w:rStyle w:val="HTMLCode"/>
+        </w:rPr>
+        <w:t>paraphrase-multilingual-MiniLM-L12-v2</w:t>
+      </w:r>
+    </w:p>
+    <w:p>
+      <w:pPr>
+        <w:pStyle w:val="Heading3"/>
+      </w:pPr>
+      <w:r>
+        <w:t>Purpose</w:t>
+      </w:r>
+    </w:p>
+    <w:p>
+      <w:pPr>
+        <w:pStyle w:val="NormalWeb"/>
+      </w:pPr>
+      <w:r>
+        <w:t>This model helps compare text by meaning, not only exact words.</w:t>
+      </w:r>
+    </w:p>
+    <w:p>
+      <w:pPr>
+        <w:pStyle w:val="NormalWeb"/>
+      </w:pPr>
+      <w:r>
+        <w:t>It is useful for:</w:t>
+      </w:r>
+    </w:p>
+    <w:p>
+      <w:pPr>
+        <w:pStyle w:val="HTMLPreformatted"/>
+      </w:pPr>
+      <w:r>
+        <w:rPr>
+          <w:rStyle w:val="HTMLCode"/>
+        </w:rPr>
+        <w:t>German job description + English CV</w:t>
+      </w:r>
+      <w:r>
+        <w:br/>
+      </w:r>
+      <w:r>
+        <w:rPr>
+          <w:rStyle w:val="HTMLCode"/>
+        </w:rPr>
+        <w:t>German job description + English cover letter</w:t>
+      </w:r>
+    </w:p>
+    <w:p>
+      <w:r>
+        <w:lastRenderedPageBreak/>
+        <w:pict w14:anchorId="6CD3D0A6">
+          <v:rect id="_x0000_i1130" style="width:0;height:1.5pt" o:hralign="center" o:hrstd="t" o:hr="t" fillcolor="#a0a0a0" stroked="f"/>
+        </w:pict>
+      </w:r>
+    </w:p>
+    <w:p>
+      <w:pPr>
+        <w:pStyle w:val="Heading2"/>
+      </w:pPr>
+      <w:r>
+        <w:t>Step 71 — Installed Sentence Transformers</w:t>
+      </w:r>
+    </w:p>
+    <w:p>
+      <w:pPr>
+        <w:pStyle w:val="NormalWeb"/>
+      </w:pPr>
+      <w:r>
+        <w:t>We installed:</w:t>
+      </w:r>
+    </w:p>
+    <w:p>
+      <w:pPr>
+        <w:pStyle w:val="HTMLPreformatted"/>
+      </w:pPr>
+      <w:r>
+        <w:rPr>
+          <w:rStyle w:val="m"/>
+        </w:rPr>
+        <w:t>pip</w:t>
+      </w:r>
+      <w:r>
+        <w:rPr>
+          <w:rStyle w:val="HTMLCode"/>
+        </w:rPr>
+        <w:t xml:space="preserve"> </w:t>
+      </w:r>
+      <w:r>
+        <w:rPr>
+          <w:rStyle w:val="m"/>
+        </w:rPr>
+        <w:t>install</w:t>
+      </w:r>
+      <w:r>
+        <w:rPr>
+          <w:rStyle w:val="HTMLCode"/>
+        </w:rPr>
+        <w:t xml:space="preserve"> </w:t>
+      </w:r>
+      <w:r>
+        <w:rPr>
+          <w:rStyle w:val="m"/>
+        </w:rPr>
+        <w:t>sentence-transformers</w:t>
+      </w:r>
+    </w:p>
+    <w:p>
+      <w:pPr>
+        <w:pStyle w:val="NormalWeb"/>
+      </w:pPr>
+      <w:r>
+        <w:t>Then updated:</w:t>
+      </w:r>
+    </w:p>
+    <w:p>
+      <w:pPr>
+        <w:pStyle w:val="HTMLPreformatted"/>
+      </w:pPr>
+      <w:r>
+        <w:rPr>
+          <w:rStyle w:val="m"/>
+        </w:rPr>
+        <w:t>pip</w:t>
+      </w:r>
+      <w:r>
+        <w:rPr>
+          <w:rStyle w:val="HTMLCode"/>
+        </w:rPr>
+        <w:t xml:space="preserve"> </w:t>
+      </w:r>
+      <w:r>
+        <w:rPr>
+          <w:rStyle w:val="m"/>
+        </w:rPr>
+        <w:t>freeze</w:t>
+      </w:r>
+      <w:r>
+        <w:rPr>
+          <w:rStyle w:val="HTMLCode"/>
+        </w:rPr>
+        <w:t xml:space="preserve"> </w:t>
+      </w:r>
+      <w:r>
+        <w:rPr>
+          <w:rStyle w:val="g"/>
+        </w:rPr>
+        <w:t>&gt;</w:t>
+      </w:r>
+      <w:r>
+        <w:rPr>
+          <w:rStyle w:val="HTMLCode"/>
+        </w:rPr>
+        <w:t xml:space="preserve"> </w:t>
+      </w:r>
+      <w:r>
+        <w:rPr>
+          <w:rStyle w:val="m"/>
+        </w:rPr>
+        <w:t>requirements</w:t>
+      </w:r>
+      <w:r>
+        <w:rPr>
+          <w:rStyle w:val="HTMLCode"/>
+        </w:rPr>
+        <w:t>.</w:t>
+      </w:r>
+      <w:r>
+        <w:rPr>
+          <w:rStyle w:val="m"/>
+        </w:rPr>
+        <w:t>txt</w:t>
+      </w:r>
+    </w:p>
+    <w:p>
+      <w:pPr>
+        <w:pStyle w:val="Heading3"/>
+      </w:pPr>
+      <w:r>
+        <w:t>Purpose</w:t>
+      </w:r>
+    </w:p>
+    <w:p>
+      <w:pPr>
+        <w:pStyle w:val="NormalWeb"/>
+      </w:pPr>
+      <w:r>
+        <w:t>This library provides transformer-based sentence embeddings for semantic similarity.</w:t>
+      </w:r>
+    </w:p>
+    <w:p>
+      <w:r>
+        <w:pict w14:anchorId="14F85A1B">
+          <v:rect id="_x0000_i1131" style="width:0;height:1.5pt" o:hralign="center" o:hrstd="t" o:hr="t" fillcolor="#a0a0a0" stroked="f"/>
+        </w:pict>
+      </w:r>
+    </w:p>
+    <w:p>
+      <w:pPr>
+        <w:pStyle w:val="Heading2"/>
+      </w:pPr>
+      <w:r>
+        <w:t>Step 72 — Created Semantic Matcher File</w:t>
+      </w:r>
+    </w:p>
+    <w:p>
+      <w:pPr>
+        <w:pStyle w:val="NormalWeb"/>
+      </w:pPr>
+      <w:r>
+        <w:t>File created:</w:t>
+      </w:r>
+    </w:p>
+    <w:p>
+      <w:pPr>
+        <w:pStyle w:val="HTMLPreformatted"/>
+      </w:pPr>
+      <w:r>
+        <w:rPr>
+          <w:rStyle w:val="HTMLCode"/>
+        </w:rPr>
+        <w:t>candidate_matcher/semantic_matcher.py</w:t>
+      </w:r>
+    </w:p>
+    <w:p>
+      <w:pPr>
+        <w:pStyle w:val="Heading3"/>
+      </w:pPr>
+      <w:r>
+        <w:t>Purpose</w:t>
+      </w:r>
+    </w:p>
+    <w:p>
+      <w:pPr>
+        <w:pStyle w:val="NormalWeb"/>
+      </w:pPr>
+      <w:r>
+        <w:t>This file calculates semantic similarity using multilingual Sentence-BERT.</w:t>
+      </w:r>
+    </w:p>
+    <w:p>
+      <w:r>
+        <w:pict w14:anchorId="16A58392">
+          <v:rect id="_x0000_i1132" style="width:0;height:1.5pt" o:hralign="center" o:hrstd="t" o:hr="t" fillcolor="#a0a0a0" stroked="f"/>
+        </w:pict>
+      </w:r>
+    </w:p>
+    <w:p>
+      <w:pPr>
+        <w:pStyle w:val="Heading2"/>
+      </w:pPr>
+      <w:r>
+        <w:t>Step 73 — Added Semantic Similarity Function</w:t>
+      </w:r>
+    </w:p>
+    <w:p>
+      <w:pPr>
+        <w:pStyle w:val="NormalWeb"/>
+      </w:pPr>
+      <w:r>
+        <w:t>Function created:</w:t>
+      </w:r>
+    </w:p>
+    <w:p>
+      <w:pPr>
+        <w:pStyle w:val="HTMLPreformatted"/>
+      </w:pPr>
+      <w:proofErr w:type="spellStart"/>
+      <w:r>
+        <w:rPr>
+          <w:rStyle w:val="m"/>
+        </w:rPr>
+        <w:t>calculate_semantic_</w:t>
+      </w:r>
+      <w:proofErr w:type="gramStart"/>
+      <w:r>
+        <w:rPr>
+          <w:rStyle w:val="m"/>
+        </w:rPr>
+        <w:t>similarity</w:t>
+      </w:r>
+      <w:proofErr w:type="spellEnd"/>
+      <w:r>
+        <w:rPr>
+          <w:rStyle w:val="HTMLCode"/>
+        </w:rPr>
+        <w:t>(</w:t>
+      </w:r>
+      <w:proofErr w:type="gramEnd"/>
+      <w:r>
+        <w:rPr>
+          <w:rStyle w:val="HTMLCode"/>
+        </w:rPr>
+        <w:t>)</w:t>
+      </w:r>
+    </w:p>
+    <w:p>
+      <w:pPr>
+        <w:pStyle w:val="Heading3"/>
+      </w:pPr>
+      <w:r>
+        <w:t>What it does</w:t>
+      </w:r>
+    </w:p>
+    <w:p>
+      <w:pPr>
+        <w:pStyle w:val="NormalWeb"/>
+      </w:pPr>
+      <w:r>
+        <w:t>It:</w:t>
+      </w:r>
+    </w:p>
+    <w:p>
+      <w:pPr>
+        <w:pStyle w:val="HTMLPreformatted"/>
+      </w:pPr>
+      <w:r>
+        <w:rPr>
+          <w:rStyle w:val="HTMLCode"/>
+        </w:rPr>
+        <w:t>Takes two texts</w:t>
+      </w:r>
+      <w:r>
+        <w:br/>
+      </w:r>
+      <w:r>
+        <w:rPr>
+          <w:rStyle w:val="HTMLCode"/>
+        </w:rPr>
+        <w:t>Creates Sentence-BERT embeddings</w:t>
+      </w:r>
+      <w:r>
+        <w:br/>
+      </w:r>
+      <w:r>
+        <w:rPr>
+          <w:rStyle w:val="HTMLCode"/>
+        </w:rPr>
+        <w:t>Calculates cosine similarity</w:t>
+      </w:r>
+      <w:r>
+        <w:br/>
+      </w:r>
+      <w:r>
+        <w:rPr>
+          <w:rStyle w:val="HTMLCode"/>
+        </w:rPr>
+        <w:t>Returns semantic score as percentage</w:t>
+      </w:r>
+    </w:p>
+    <w:p>
+      <w:pPr>
+        <w:pStyle w:val="Heading3"/>
+      </w:pPr>
+      <w:r>
+        <w:t>Example</w:t>
+      </w:r>
+    </w:p>
+    <w:p>
+      <w:pPr>
+        <w:pStyle w:val="HTMLPreformatted"/>
+      </w:pPr>
+      <w:r>
+        <w:rPr>
+          <w:rStyle w:val="HTMLCode"/>
+        </w:rPr>
+        <w:t xml:space="preserve">German: </w:t>
+      </w:r>
+      <w:proofErr w:type="spellStart"/>
+      <w:r>
+        <w:rPr>
+          <w:rStyle w:val="HTMLCode"/>
+        </w:rPr>
+        <w:t>Datenanalyse</w:t>
+      </w:r>
+      <w:proofErr w:type="spellEnd"/>
+      <w:r>
+        <w:rPr>
+          <w:rStyle w:val="HTMLCode"/>
+        </w:rPr>
+        <w:t xml:space="preserve"> und </w:t>
+      </w:r>
+      <w:proofErr w:type="spellStart"/>
+      <w:r>
+        <w:rPr>
+          <w:rStyle w:val="HTMLCode"/>
+        </w:rPr>
+        <w:t>Berichterstattung</w:t>
+      </w:r>
+      <w:proofErr w:type="spellEnd"/>
+      <w:r>
+        <w:br/>
+      </w:r>
+      <w:r>
+        <w:rPr>
+          <w:rStyle w:val="HTMLCode"/>
+        </w:rPr>
+        <w:t>English: Data analysis and reporting</w:t>
+      </w:r>
+    </w:p>
+    <w:p>
+      <w:pPr>
+        <w:pStyle w:val="NormalWeb"/>
+      </w:pPr>
+      <w:r>
+        <w:t>The model can understand that these are semantically related.</w:t>
+      </w:r>
+    </w:p>
+    <w:p>
+      <w:r>
+        <w:lastRenderedPageBreak/>
+        <w:pict w14:anchorId="66B52FA2">
+          <v:rect id="_x0000_i1133" style="width:0;height:1.5pt" o:hralign="center" o:hrstd="t" o:hr="t" fillcolor="#a0a0a0" stroked="f"/>
+        </w:pict>
+      </w:r>
+    </w:p>
+    <w:p>
+      <w:pPr>
+        <w:pStyle w:val="Heading2"/>
+      </w:pPr>
+      <w:r>
+        <w:t>Step 74 — Connected Semantic Matcher to Candidate Matcher</w:t>
+      </w:r>
+    </w:p>
+    <w:p>
+      <w:pPr>
+        <w:pStyle w:val="NormalWeb"/>
+      </w:pPr>
+      <w:r>
+        <w:t>We updated:</w:t>
+      </w:r>
+    </w:p>
+    <w:p>
+      <w:pPr>
+        <w:pStyle w:val="HTMLPreformatted"/>
+      </w:pPr>
+      <w:r>
+        <w:rPr>
+          <w:rStyle w:val="HTMLCode"/>
+        </w:rPr>
+        <w:t>candidate_matcher/matcher.py</w:t>
+      </w:r>
+    </w:p>
+    <w:p>
+      <w:pPr>
+        <w:pStyle w:val="NormalWeb"/>
+      </w:pPr>
+      <w:r>
+        <w:t>and imported:</w:t>
+      </w:r>
+    </w:p>
+    <w:p>
+      <w:pPr>
+        <w:pStyle w:val="HTMLPreformatted"/>
+      </w:pPr>
+      <w:r>
+        <w:rPr>
+          <w:rStyle w:val="g"/>
+        </w:rPr>
+        <w:t>from</w:t>
+      </w:r>
+      <w:r>
+        <w:rPr>
+          <w:rStyle w:val="HTMLCode"/>
+        </w:rPr>
+        <w:t xml:space="preserve"> </w:t>
+      </w:r>
+      <w:proofErr w:type="spellStart"/>
+      <w:r>
+        <w:rPr>
+          <w:rStyle w:val="m"/>
+        </w:rPr>
+        <w:t>candidate_</w:t>
+      </w:r>
+      <w:proofErr w:type="gramStart"/>
+      <w:r>
+        <w:rPr>
+          <w:rStyle w:val="m"/>
+        </w:rPr>
+        <w:t>matcher</w:t>
+      </w:r>
+      <w:r>
+        <w:rPr>
+          <w:rStyle w:val="g"/>
+        </w:rPr>
+        <w:t>.</w:t>
+      </w:r>
+      <w:r>
+        <w:rPr>
+          <w:rStyle w:val="m"/>
+        </w:rPr>
+        <w:t>semantic</w:t>
+      </w:r>
+      <w:proofErr w:type="gramEnd"/>
+      <w:r>
+        <w:rPr>
+          <w:rStyle w:val="m"/>
+        </w:rPr>
+        <w:t>_matcher</w:t>
+      </w:r>
+      <w:proofErr w:type="spellEnd"/>
+      <w:r>
+        <w:rPr>
+          <w:rStyle w:val="HTMLCode"/>
+        </w:rPr>
+        <w:t xml:space="preserve"> </w:t>
+      </w:r>
+      <w:r>
+        <w:rPr>
+          <w:rStyle w:val="g"/>
+        </w:rPr>
+        <w:t>import</w:t>
+      </w:r>
+      <w:r>
+        <w:rPr>
+          <w:rStyle w:val="HTMLCode"/>
+        </w:rPr>
+        <w:t xml:space="preserve"> </w:t>
+      </w:r>
+      <w:proofErr w:type="spellStart"/>
+      <w:r>
+        <w:rPr>
+          <w:rStyle w:val="m"/>
+        </w:rPr>
+        <w:t>calculate_semantic_similarity</w:t>
+      </w:r>
+      <w:proofErr w:type="spellEnd"/>
+    </w:p>
+    <w:p>
+      <w:pPr>
+        <w:pStyle w:val="Heading3"/>
+      </w:pPr>
+      <w:r>
+        <w:t>Purpose</w:t>
+      </w:r>
+    </w:p>
+    <w:p>
+      <w:pPr>
+        <w:pStyle w:val="NormalWeb"/>
+      </w:pPr>
+      <w:r>
+        <w:t>Now the Candidate Match Analyzer can calculate:</w:t>
+      </w:r>
+    </w:p>
+    <w:p>
+      <w:pPr>
+        <w:pStyle w:val="HTMLPreformatted"/>
+      </w:pPr>
+      <w:r>
+        <w:rPr>
+          <w:rStyle w:val="HTMLCode"/>
+        </w:rPr>
+        <w:t>TF-IDF similarity</w:t>
+      </w:r>
+      <w:r>
+        <w:br/>
+      </w:r>
+      <w:r>
+        <w:rPr>
+          <w:rStyle w:val="HTMLCode"/>
+        </w:rPr>
+        <w:t>+</w:t>
+      </w:r>
+      <w:r>
+        <w:br/>
+      </w:r>
+      <w:r>
+        <w:rPr>
+          <w:rStyle w:val="HTMLCode"/>
+        </w:rPr>
+        <w:t>Sentence-BERT semantic similarity</w:t>
+      </w:r>
+      <w:r>
+        <w:br/>
+      </w:r>
+      <w:r>
+        <w:rPr>
+          <w:rStyle w:val="HTMLCode"/>
+        </w:rPr>
+        <w:t>+</w:t>
+      </w:r>
+      <w:r>
+        <w:br/>
+      </w:r>
+      <w:r>
+        <w:rPr>
+          <w:rStyle w:val="HTMLCode"/>
+        </w:rPr>
+        <w:t>Skill match score</w:t>
+      </w:r>
+    </w:p>
+    <w:p>
+      <w:r>
+        <w:pict w14:anchorId="4FF15183">
+          <v:rect id="_x0000_i1134" style="width:0;height:1.5pt" o:hralign="center" o:hrstd="t" o:hr="t" fillcolor="#a0a0a0" stroked="f"/>
+        </w:pict>
+      </w:r>
+    </w:p>
+    <w:p>
+      <w:pPr>
+        <w:pStyle w:val="Heading1"/>
+      </w:pPr>
+      <w:r>
+        <w:t>Improved Match Scoring</w:t>
+      </w:r>
+    </w:p>
+    <w:p>
+      <w:pPr>
+        <w:pStyle w:val="Heading2"/>
+      </w:pPr>
+      <w:r>
+        <w:t>Step 75 — Updated Candidate Match Scoring Logic</w:t>
+      </w:r>
+    </w:p>
+    <w:p>
+      <w:pPr>
+        <w:pStyle w:val="NormalWeb"/>
+      </w:pPr>
+      <w:r>
+        <w:t>Before, the system used only:</w:t>
+      </w:r>
+    </w:p>
+    <w:p>
+      <w:pPr>
+        <w:pStyle w:val="HTMLPreformatted"/>
+      </w:pPr>
+      <w:r>
+        <w:rPr>
+          <w:rStyle w:val="HTMLCode"/>
+        </w:rPr>
+        <w:t>CV TF-IDF Score</w:t>
+      </w:r>
+      <w:r>
+        <w:br/>
+      </w:r>
+      <w:r>
+        <w:rPr>
+          <w:rStyle w:val="HTMLCode"/>
+        </w:rPr>
+        <w:t>Cover Letter TF-IDF Score</w:t>
+      </w:r>
+    </w:p>
+    <w:p>
+      <w:pPr>
+        <w:pStyle w:val="NormalWeb"/>
+      </w:pPr>
+      <w:r>
+        <w:t>Now the scoring uses:</w:t>
+      </w:r>
+    </w:p>
+    <w:p>
+      <w:pPr>
+        <w:pStyle w:val="HTMLPreformatted"/>
+      </w:pPr>
+      <w:r>
+        <w:rPr>
+          <w:rStyle w:val="HTMLCode"/>
+        </w:rPr>
+        <w:t>TF-IDF Score</w:t>
+      </w:r>
+      <w:r>
+        <w:br/>
+      </w:r>
+      <w:r>
+        <w:rPr>
+          <w:rStyle w:val="HTMLCode"/>
+        </w:rPr>
+        <w:t>Semantic Sentence-BERT Score</w:t>
+      </w:r>
+      <w:r>
+        <w:br/>
+      </w:r>
+      <w:r>
+        <w:rPr>
+          <w:rStyle w:val="HTMLCode"/>
+        </w:rPr>
+        <w:t>Skill Match Score</w:t>
+      </w:r>
+    </w:p>
+    <w:p>
+      <w:r>
+        <w:pict w14:anchorId="77D0EB7F">
+          <v:rect id="_x0000_i1135" style="width:0;height:1.5pt" o:hralign="center" o:hrstd="t" o:hr="t" fillcolor="#a0a0a0" stroked="f"/>
+        </w:pict>
+      </w:r>
+    </w:p>
+    <w:p>
+      <w:pPr>
+        <w:pStyle w:val="Heading2"/>
+      </w:pPr>
+      <w:r>
+        <w:t>Step 76 — Added Skill Match Score</w:t>
+      </w:r>
+    </w:p>
+    <w:p>
+      <w:pPr>
+        <w:pStyle w:val="NormalWeb"/>
+      </w:pPr>
+      <w:r>
+        <w:t>We added a skill match score based on:</w:t>
+      </w:r>
+    </w:p>
+    <w:p>
+      <w:pPr>
+        <w:pStyle w:val="HTMLPreformatted"/>
+      </w:pPr>
+      <w:r>
+        <w:rPr>
+          <w:rStyle w:val="HTMLCode"/>
+        </w:rPr>
+        <w:t>Matched skills / Required job skills</w:t>
+      </w:r>
+    </w:p>
+    <w:p>
+      <w:pPr>
+        <w:pStyle w:val="NormalWeb"/>
+      </w:pPr>
+      <w:r>
+        <w:t>Example:</w:t>
+      </w:r>
+    </w:p>
+    <w:p>
+      <w:pPr>
+        <w:pStyle w:val="HTMLPreformatted"/>
+      </w:pPr>
+      <w:r>
+        <w:rPr>
+          <w:rStyle w:val="HTMLCode"/>
+        </w:rPr>
+        <w:t>Job Required Skills: Python, SQL, AWS, Power BI</w:t>
+      </w:r>
+      <w:r>
+        <w:br/>
+      </w:r>
+      <w:r>
+        <w:rPr>
+          <w:rStyle w:val="HTMLCode"/>
+        </w:rPr>
+        <w:t>CV Skills: Python, SQL, Power BI</w:t>
+      </w:r>
+      <w:r>
+        <w:br/>
+      </w:r>
+      <w:r>
+        <w:lastRenderedPageBreak/>
+        <w:br/>
+      </w:r>
+      <w:r>
+        <w:rPr>
+          <w:rStyle w:val="HTMLCode"/>
+        </w:rPr>
+        <w:t>Skill Match Score = 3 / 4 = 75%</w:t>
+      </w:r>
+    </w:p>
+    <w:p>
+      <w:pPr>
+        <w:pStyle w:val="Heading3"/>
+      </w:pPr>
+      <w:r>
+        <w:t>Purpose</w:t>
+      </w:r>
+    </w:p>
+    <w:p>
+      <w:pPr>
+        <w:pStyle w:val="NormalWeb"/>
+      </w:pPr>
+      <w:r>
+        <w:t>This makes the score more explainable.</w:t>
+      </w:r>
+    </w:p>
+    <w:p>
+      <w:r>
+        <w:pict w14:anchorId="24E77055">
+          <v:rect id="_x0000_i1136" style="width:0;height:1.5pt" o:hralign="center" o:hrstd="t" o:hr="t" fillcolor="#a0a0a0" stroked="f"/>
+        </w:pict>
+      </w:r>
+    </w:p>
+    <w:p>
+      <w:pPr>
+        <w:pStyle w:val="Heading2"/>
+      </w:pPr>
+      <w:r>
+        <w:t>Step 77 — Updated Overall Scoring Formula</w:t>
+      </w:r>
+    </w:p>
+    <w:p>
+      <w:pPr>
+        <w:pStyle w:val="NormalWeb"/>
+      </w:pPr>
+      <w:r>
+        <w:t>The improved scoring became:</w:t>
+      </w:r>
+    </w:p>
+    <w:p>
+      <w:pPr>
+        <w:pStyle w:val="HTMLPreformatted"/>
+      </w:pPr>
+      <w:r>
+        <w:rPr>
+          <w:rStyle w:val="HTMLCode"/>
+        </w:rPr>
+        <w:t>CV Match Score =</w:t>
+      </w:r>
+      <w:r>
+        <w:br/>
+      </w:r>
+      <w:r>
+        <w:rPr>
+          <w:rStyle w:val="HTMLCode"/>
+        </w:rPr>
+        <w:t>50% Semantic Similarity</w:t>
+      </w:r>
+      <w:r>
+        <w:br/>
+      </w:r>
+      <w:r>
+        <w:rPr>
+          <w:rStyle w:val="HTMLCode"/>
+        </w:rPr>
+        <w:t>30% Skill Match Score</w:t>
+      </w:r>
+      <w:r>
+        <w:br/>
+      </w:r>
+      <w:r>
+        <w:rPr>
+          <w:rStyle w:val="HTMLCode"/>
+        </w:rPr>
+        <w:t>20% TF-IDF Similarity</w:t>
+      </w:r>
+    </w:p>
+    <w:p>
+      <w:pPr>
+        <w:pStyle w:val="NormalWeb"/>
+      </w:pPr>
+      <w:r>
+        <w:t>Cover letter score uses:</w:t>
+      </w:r>
+    </w:p>
+    <w:p>
+      <w:pPr>
+        <w:pStyle w:val="HTMLPreformatted"/>
+      </w:pPr>
+      <w:r>
+        <w:rPr>
+          <w:rStyle w:val="HTMLCode"/>
+        </w:rPr>
+        <w:t>60% Semantic Similarity</w:t>
+      </w:r>
+      <w:r>
+        <w:br/>
+      </w:r>
+      <w:r>
+        <w:rPr>
+          <w:rStyle w:val="HTMLCode"/>
+        </w:rPr>
+        <w:t>40% TF-IDF Similarity</w:t>
+      </w:r>
+    </w:p>
+    <w:p>
+      <w:pPr>
+        <w:pStyle w:val="NormalWeb"/>
+      </w:pPr>
+      <w:r>
+        <w:t>Overall score uses:</w:t>
+      </w:r>
+    </w:p>
+    <w:p>
+      <w:pPr>
+        <w:pStyle w:val="HTMLPreformatted"/>
+      </w:pPr>
+      <w:r>
+        <w:rPr>
+          <w:rStyle w:val="HTMLCode"/>
+        </w:rPr>
+        <w:t>70% CV Match Score</w:t>
+      </w:r>
+      <w:r>
+        <w:br/>
+      </w:r>
+      <w:r>
+        <w:rPr>
+          <w:rStyle w:val="HTMLCode"/>
+        </w:rPr>
+        <w:t>30% Cover Letter Match Score</w:t>
+      </w:r>
+    </w:p>
+    <w:p>
+      <w:pPr>
+        <w:pStyle w:val="Heading3"/>
+      </w:pPr>
+      <w:r>
+        <w:t>Purpose</w:t>
+      </w:r>
+    </w:p>
+    <w:p>
+      <w:pPr>
+        <w:pStyle w:val="NormalWeb"/>
+      </w:pPr>
+      <w:r>
+        <w:t>The CV is weighted more because it is more important for technical matching.</w:t>
+      </w:r>
+    </w:p>
+    <w:p>
+      <w:r>
+        <w:pict w14:anchorId="5DCD36D5">
+          <v:rect id="_x0000_i1137" style="width:0;height:1.5pt" o:hralign="center" o:hrstd="t" o:hr="t" fillcolor="#a0a0a0" stroked="f"/>
+        </w:pict>
+      </w:r>
+    </w:p>
+    <w:p>
+      <w:pPr>
+        <w:pStyle w:val="Heading2"/>
+      </w:pPr>
+      <w:r>
+        <w:t>Step 78 — Updated Test Output</w:t>
+      </w:r>
+    </w:p>
+    <w:p>
+      <w:pPr>
+        <w:pStyle w:val="NormalWeb"/>
+      </w:pPr>
+      <w:r>
+        <w:t>We updated:</w:t>
+      </w:r>
+    </w:p>
+    <w:p>
+      <w:pPr>
+        <w:pStyle w:val="HTMLPreformatted"/>
+      </w:pPr>
+      <w:r>
+        <w:rPr>
+          <w:rStyle w:val="HTMLCode"/>
+        </w:rPr>
+        <w:t>candidate_matcher/test_matcher.py</w:t>
+      </w:r>
+    </w:p>
+    <w:p>
+      <w:pPr>
+        <w:pStyle w:val="NormalWeb"/>
+      </w:pPr>
+      <w:r>
+        <w:t>to show more detailed output:</w:t>
+      </w:r>
+    </w:p>
+    <w:p>
+      <w:pPr>
+        <w:pStyle w:val="HTMLPreformatted"/>
+      </w:pPr>
+      <w:r>
+        <w:rPr>
+          <w:rStyle w:val="HTMLCode"/>
+        </w:rPr>
+        <w:t>Overall Score</w:t>
+      </w:r>
+      <w:r>
+        <w:br/>
+      </w:r>
+      <w:r>
+        <w:rPr>
+          <w:rStyle w:val="HTMLCode"/>
+        </w:rPr>
+        <w:t>CV Match Score</w:t>
+      </w:r>
+      <w:r>
+        <w:br/>
+      </w:r>
+      <w:r>
+        <w:rPr>
+          <w:rStyle w:val="HTMLCode"/>
+        </w:rPr>
+        <w:t>Cover Letter Match Score</w:t>
+      </w:r>
+      <w:r>
+        <w:br/>
+      </w:r>
+      <w:r>
+        <w:rPr>
+          <w:rStyle w:val="HTMLCode"/>
+        </w:rPr>
+        <w:t>CV TF-IDF Score</w:t>
+      </w:r>
+      <w:r>
+        <w:br/>
+      </w:r>
+      <w:r>
+        <w:rPr>
+          <w:rStyle w:val="HTMLCode"/>
+        </w:rPr>
+        <w:t>Cover Letter TF-IDF Score</w:t>
+      </w:r>
+      <w:r>
+        <w:br/>
+      </w:r>
+      <w:r>
+        <w:rPr>
+          <w:rStyle w:val="HTMLCode"/>
+        </w:rPr>
+        <w:t>CV Semantic Score</w:t>
+      </w:r>
+      <w:r>
+        <w:br/>
+      </w:r>
+      <w:r>
+        <w:rPr>
+          <w:rStyle w:val="HTMLCode"/>
+        </w:rPr>
+        <w:t>Cover Letter Semantic Score</w:t>
+      </w:r>
+      <w:r>
+        <w:br/>
+      </w:r>
+      <w:r>
+        <w:rPr>
+          <w:rStyle w:val="HTMLCode"/>
+        </w:rPr>
+        <w:t>Skill Match Score</w:t>
+      </w:r>
+      <w:r>
+        <w:br/>
+      </w:r>
+      <w:r>
+        <w:rPr>
+          <w:rStyle w:val="HTMLCode"/>
+        </w:rPr>
+        <w:t>Matched Skills</w:t>
+      </w:r>
+      <w:r>
+        <w:br/>
+      </w:r>
+      <w:r>
+        <w:rPr>
+          <w:rStyle w:val="HTMLCode"/>
+        </w:rPr>
+        <w:t>Missing Skills</w:t>
+      </w:r>
+    </w:p>
+    <w:p>
+      <w:r>
+        <w:pict w14:anchorId="24BD6DEF">
+          <v:rect id="_x0000_i1138" style="width:0;height:1.5pt" o:hralign="center" o:hrstd="t" o:hr="t" fillcolor="#a0a0a0" stroked="f"/>
+        </w:pict>
+      </w:r>
+    </w:p>
+    <w:p>
+      <w:pPr>
+        <w:pStyle w:val="Heading2"/>
+      </w:pPr>
+      <w:r>
+        <w:lastRenderedPageBreak/>
+        <w:t>Step 79 — Tested Improved Matcher</w:t>
+      </w:r>
+    </w:p>
+    <w:p>
+      <w:pPr>
+        <w:pStyle w:val="NormalWeb"/>
+      </w:pPr>
+      <w:r>
+        <w:t>The matcher returned results such as:</w:t>
+      </w:r>
+    </w:p>
+    <w:p>
+      <w:pPr>
+        <w:pStyle w:val="HTMLPreformatted"/>
+      </w:pPr>
+      <w:r>
+        <w:rPr>
+          <w:rStyle w:val="HTMLCode"/>
+        </w:rPr>
+        <w:t>Overall Score: 66.15</w:t>
+      </w:r>
+      <w:r>
+        <w:br/>
+      </w:r>
+      <w:r>
+        <w:rPr>
+          <w:rStyle w:val="HTMLCode"/>
+        </w:rPr>
+        <w:t>CV Match Score: 66.68</w:t>
+      </w:r>
+      <w:r>
+        <w:br/>
+      </w:r>
+      <w:r>
+        <w:rPr>
+          <w:rStyle w:val="HTMLCode"/>
+        </w:rPr>
+        <w:t>Cover Letter Match Score: 64.92</w:t>
+      </w:r>
+      <w:r>
+        <w:br/>
+      </w:r>
+      <w:r>
+        <w:rPr>
+          <w:rStyle w:val="HTMLCode"/>
+        </w:rPr>
+        <w:t>CV TF-IDF Score: 41.95</w:t>
+      </w:r>
+      <w:r>
+        <w:br/>
+      </w:r>
+      <w:r>
+        <w:rPr>
+          <w:rStyle w:val="HTMLCode"/>
+        </w:rPr>
+        <w:t>Cover Letter TF-IDF Score: 32.08</w:t>
+      </w:r>
+      <w:r>
+        <w:br/>
+      </w:r>
+      <w:r>
+        <w:rPr>
+          <w:rStyle w:val="HTMLCode"/>
+        </w:rPr>
+        <w:t>CV Semantic Score: 68.58</w:t>
+      </w:r>
+      <w:r>
+        <w:br/>
+      </w:r>
+      <w:r>
+        <w:rPr>
+          <w:rStyle w:val="HTMLCode"/>
+        </w:rPr>
+        <w:t>Cover Letter Semantic Score: 86.81</w:t>
+      </w:r>
+      <w:r>
+        <w:br/>
+      </w:r>
+      <w:r>
+        <w:rPr>
+          <w:rStyle w:val="HTMLCode"/>
+        </w:rPr>
+        <w:t>Skill Match Score: 80.0</w:t>
+      </w:r>
+      <w:r>
+        <w:br/>
+      </w:r>
+      <w:r>
+        <w:rPr>
+          <w:rStyle w:val="HTMLCode"/>
+        </w:rPr>
+        <w:t>Missing Skills: ['</w:t>
+      </w:r>
+      <w:proofErr w:type="spellStart"/>
+      <w:r>
+        <w:rPr>
+          <w:rStyle w:val="HTMLCode"/>
+        </w:rPr>
+        <w:t>aws</w:t>
+      </w:r>
+      <w:proofErr w:type="spellEnd"/>
+      <w:r>
+        <w:rPr>
+          <w:rStyle w:val="HTMLCode"/>
+        </w:rPr>
+        <w:t>']</w:t>
+      </w:r>
+    </w:p>
+    <w:p>
+      <w:pPr>
+        <w:pStyle w:val="Heading3"/>
+      </w:pPr>
+      <w:r>
+        <w:t>Meaning</w:t>
+      </w:r>
+    </w:p>
+    <w:p>
+      <w:pPr>
+        <w:pStyle w:val="NormalWeb"/>
+      </w:pPr>
+      <w:r>
+        <w:t>The improved matcher gave a more realistic score because it combined:</w:t>
+      </w:r>
+    </w:p>
+    <w:p>
+      <w:pPr>
+        <w:pStyle w:val="HTMLPreformatted"/>
+      </w:pPr>
+      <w:r>
+        <w:rPr>
+          <w:rStyle w:val="HTMLCode"/>
+        </w:rPr>
+        <w:t>Exact word similarity</w:t>
+      </w:r>
+      <w:r>
+        <w:br/>
+      </w:r>
+      <w:r>
+        <w:rPr>
+          <w:rStyle w:val="HTMLCode"/>
+        </w:rPr>
+        <w:t>Semantic meaning</w:t>
+      </w:r>
+      <w:r>
+        <w:br/>
+      </w:r>
+      <w:r>
+        <w:rPr>
+          <w:rStyle w:val="HTMLCode"/>
+        </w:rPr>
+        <w:t>Skill overlap</w:t>
+      </w:r>
+    </w:p>
+    <w:p>
+      <w:r>
+        <w:pict w14:anchorId="122F3A86">
+          <v:rect id="_x0000_i1139" style="width:0;height:1.5pt" o:hralign="center" o:hrstd="t" o:hr="t" fillcolor="#a0a0a0" stroked="f"/>
+        </w:pict>
+      </w:r>
+    </w:p>
+    <w:p>
+      <w:pPr>
+        <w:pStyle w:val="Heading2"/>
+      </w:pPr>
+      <w:r>
+        <w:t>Step 80 — Updated Dashboard Score Breakdown</w:t>
+      </w:r>
+    </w:p>
+    <w:p>
+      <w:pPr>
+        <w:pStyle w:val="NormalWeb"/>
+      </w:pPr>
+      <w:r>
+        <w:t xml:space="preserve">We updated the </w:t>
+      </w:r>
+      <w:proofErr w:type="spellStart"/>
+      <w:r>
+        <w:t>Streamlit</w:t>
+      </w:r>
+      <w:proofErr w:type="spellEnd"/>
+      <w:r>
+        <w:t xml:space="preserve"> dashboard to show:</w:t>
+      </w:r>
+    </w:p>
+    <w:p>
+      <w:pPr>
+        <w:pStyle w:val="HTMLPreformatted"/>
+      </w:pPr>
+      <w:r>
+        <w:rPr>
+          <w:rStyle w:val="HTMLCode"/>
+        </w:rPr>
+        <w:t>Overall Match Score</w:t>
+      </w:r>
+      <w:r>
+        <w:br/>
+      </w:r>
+      <w:r>
+        <w:rPr>
+          <w:rStyle w:val="HTMLCode"/>
+        </w:rPr>
+        <w:t>CV Match Score</w:t>
+      </w:r>
+      <w:r>
+        <w:br/>
+      </w:r>
+      <w:r>
+        <w:rPr>
+          <w:rStyle w:val="HTMLCode"/>
+        </w:rPr>
+        <w:t>Cover Letter Match Score</w:t>
+      </w:r>
+      <w:r>
+        <w:br/>
+      </w:r>
+      <w:r>
+        <w:rPr>
+          <w:rStyle w:val="HTMLCode"/>
+        </w:rPr>
+        <w:t>CV TF-IDF Score</w:t>
+      </w:r>
+      <w:r>
+        <w:br/>
+      </w:r>
+      <w:r>
+        <w:rPr>
+          <w:rStyle w:val="HTMLCode"/>
+        </w:rPr>
+        <w:t>CV Semantic Score</w:t>
+      </w:r>
+      <w:r>
+        <w:br/>
+      </w:r>
+      <w:r>
+        <w:rPr>
+          <w:rStyle w:val="HTMLCode"/>
+        </w:rPr>
+        <w:t>Skill Match Score</w:t>
+      </w:r>
+      <w:r>
+        <w:br/>
+      </w:r>
+      <w:r>
+        <w:rPr>
+          <w:rStyle w:val="HTMLCode"/>
+        </w:rPr>
+        <w:t>Cover Letter TF-IDF Score</w:t>
+      </w:r>
+      <w:r>
+        <w:br/>
+      </w:r>
+      <w:r>
+        <w:rPr>
+          <w:rStyle w:val="HTMLCode"/>
+        </w:rPr>
+        <w:t>Cover Letter Semantic Score</w:t>
+      </w:r>
+    </w:p>
+    <w:p>
+      <w:pPr>
+        <w:pStyle w:val="Heading3"/>
+      </w:pPr>
+      <w:r>
+        <w:t>Purpose</w:t>
+      </w:r>
+    </w:p>
+    <w:p>
+      <w:pPr>
+        <w:pStyle w:val="NormalWeb"/>
+      </w:pPr>
+      <w:r>
+        <w:t>This makes the dashboard more explainable and professional.</w:t>
+      </w:r>
+    </w:p>
+    <w:p>
+      <w:pPr>
+        <w:pStyle w:val="NormalWeb"/>
+      </w:pPr>
+      <w:r>
+        <w:t xml:space="preserve">The user can now see </w:t>
+      </w:r>
+      <w:r>
+        <w:rPr>
+          <w:rStyle w:val="Strong"/>
+        </w:rPr>
+        <w:t>why</w:t>
+      </w:r>
+      <w:r>
+        <w:t xml:space="preserve"> the final score is high or low.</w:t>
+      </w:r>
+    </w:p>
+    <w:p>
+      <w:r>
+        <w:pict w14:anchorId="38E4F235">
+          <v:rect id="_x0000_i1140" style="width:0;height:1.5pt" o:hralign="center" o:hrstd="t" o:hr="t" fillcolor="#a0a0a0" stroked="f"/>
+        </w:pict>
+      </w:r>
+    </w:p>
+    <w:p>
+      <w:pPr>
+        <w:pStyle w:val="Heading1"/>
+      </w:pPr>
+      <w:r>
+        <w:t>German-English Compatibility</w:t>
+      </w:r>
+    </w:p>
+    <w:p>
+      <w:pPr>
+        <w:pStyle w:val="Heading2"/>
+      </w:pPr>
+      <w:r>
+        <w:t>Step 81 — Identified German-English Matching Problem</w:t>
+      </w:r>
+    </w:p>
+    <w:p>
+      <w:pPr>
+        <w:pStyle w:val="NormalWeb"/>
+      </w:pPr>
+      <w:r>
+        <w:t>During testing, we noticed that many job descriptions are in German, while the CV and cover letter may be in English.</w:t>
+      </w:r>
+    </w:p>
+    <w:p>
+      <w:pPr>
+        <w:pStyle w:val="Heading3"/>
+      </w:pPr>
+      <w:r>
+        <w:t>Problem</w:t>
+      </w:r>
+    </w:p>
+    <w:p>
+      <w:pPr>
+        <w:pStyle w:val="NormalWeb"/>
+      </w:pPr>
+      <w:r>
+        <w:lastRenderedPageBreak/>
+        <w:t>Even with multilingual Sentence-BERT, scores can still be lower when the full German job description uses different sentence structure and HR wording.</w:t>
+      </w:r>
+    </w:p>
+    <w:p>
+      <w:r>
+        <w:pict w14:anchorId="422CB8B1">
+          <v:rect id="_x0000_i1141" style="width:0;height:1.5pt" o:hralign="center" o:hrstd="t" o:hr="t" fillcolor="#a0a0a0" stroked="f"/>
+        </w:pict>
+      </w:r>
+    </w:p>
+    <w:p>
+      <w:pPr>
+        <w:pStyle w:val="Heading2"/>
+      </w:pPr>
+      <w:r>
+        <w:t>Step 82 — Decided to Add German-English Skill Normalization</w:t>
+      </w:r>
+    </w:p>
+    <w:p>
+      <w:pPr>
+        <w:pStyle w:val="NormalWeb"/>
+      </w:pPr>
+      <w:r>
+        <w:t>We decided to add a normalization layer before matching.</w:t>
+      </w:r>
+    </w:p>
+    <w:p>
+      <w:pPr>
+        <w:pStyle w:val="Heading3"/>
+      </w:pPr>
+      <w:r>
+        <w:t>Purpose</w:t>
+      </w:r>
+    </w:p>
+    <w:p>
+      <w:pPr>
+        <w:pStyle w:val="NormalWeb"/>
+      </w:pPr>
+      <w:r>
+        <w:t>The system should convert important German technical/job terms into English.</w:t>
+      </w:r>
+    </w:p>
+    <w:p>
+      <w:pPr>
+        <w:pStyle w:val="NormalWeb"/>
+      </w:pPr>
+      <w:r>
+        <w:t>Example:</w:t>
+      </w:r>
+    </w:p>
+    <w:tbl>
+      <w:tblPr>
+        <w:tblW w:w="0" w:type="auto"/>
+        <w:tblCellSpacing w:w="15" w:type="dxa"/>
+        <w:tblCellMar>
+          <w:top w:w="15" w:type="dxa"/>
+          <w:left w:w="15" w:type="dxa"/>
+          <w:bottom w:w="15" w:type="dxa"/>
+          <w:right w:w="15" w:type="dxa"/>
+        </w:tblCellMar>
+        <w:tblLook w:val="04A0" w:firstRow="1" w:lastRow="0" w:firstColumn="1" w:lastColumn="0" w:noHBand="0" w:noVBand="1"/>
+      </w:tblPr>
+      <w:tblGrid>
+        <w:gridCol w:w="1971"/>
+        <w:gridCol w:w="2205"/>
+      </w:tblGrid>
+      <w:tr>
+        <w:trPr>
+          <w:tblHeader/>
+          <w:tblCellSpacing w:w="15" w:type="dxa"/>
+        </w:trPr>
+        <w:tc>
+          <w:tcPr>
+            <w:tcW w:w="0" w:type="auto"/>
+            <w:vAlign w:val="center"/>
+            <w:hideMark/>
+          </w:tcPr>
+          <w:p>
+            <w:pPr>
+              <w:jc w:val="center"/>
+              <w:rPr>
+                <w:b/>
+                <w:bCs/>
+              </w:rPr>
+            </w:pPr>
+            <w:r>
+              <w:rPr>
+                <w:b/>
+                <w:bCs/>
+              </w:rPr>
+              <w:t>German Term</w:t>
+            </w:r>
+          </w:p>
+        </w:tc>
+        <w:tc>
+          <w:tcPr>
+            <w:tcW w:w="0" w:type="auto"/>
+            <w:vAlign w:val="center"/>
+            <w:hideMark/>
+          </w:tcPr>
+          <w:p>
+            <w:pPr>
+              <w:jc w:val="center"/>
+              <w:rPr>
+                <w:b/>
+                <w:bCs/>
+              </w:rPr>
+            </w:pPr>
+            <w:r>
+              <w:rPr>
+                <w:b/>
+                <w:bCs/>
+              </w:rPr>
+              <w:t>English Term</w:t>
+            </w:r>
+          </w:p>
+        </w:tc>
+      </w:tr>
+      <w:tr>
+        <w:trPr>
+          <w:tblCellSpacing w:w="15" w:type="dxa"/>
+        </w:trPr>
+        <w:tc>
+          <w:tcPr>
+            <w:tcW w:w="0" w:type="auto"/>
+            <w:vAlign w:val="center"/>
+            <w:hideMark/>
+          </w:tcPr>
+          <w:p>
+            <w:proofErr w:type="spellStart"/>
+            <w:r>
+              <w:t>Datenanalyse</w:t>
+            </w:r>
+            <w:proofErr w:type="spellEnd"/>
+          </w:p>
+        </w:tc>
+        <w:tc>
+          <w:tcPr>
+            <w:tcW w:w="0" w:type="auto"/>
+            <w:vAlign w:val="center"/>
+            <w:hideMark/>
+          </w:tcPr>
+          <w:p>
+            <w:r>
+              <w:t>data analysis</w:t>
+            </w:r>
+          </w:p>
+        </w:tc>
+      </w:tr>
+      <w:tr>
+        <w:trPr>
+          <w:tblCellSpacing w:w="15" w:type="dxa"/>
+        </w:trPr>
+        <w:tc>
+          <w:tcPr>
+            <w:tcW w:w="0" w:type="auto"/>
+            <w:vAlign w:val="center"/>
+            <w:hideMark/>
+          </w:tcPr>
+          <w:p>
+            <w:proofErr w:type="spellStart"/>
+            <w:r>
+              <w:t>Datenbank</w:t>
+            </w:r>
+            <w:proofErr w:type="spellEnd"/>
+          </w:p>
+        </w:tc>
+        <w:tc>
+          <w:tcPr>
+            <w:tcW w:w="0" w:type="auto"/>
+            <w:vAlign w:val="center"/>
+            <w:hideMark/>
+          </w:tcPr>
+          <w:p>
+            <w:r>
+              <w:t>database</w:t>
+            </w:r>
+          </w:p>
+        </w:tc>
+      </w:tr>
+      <w:tr>
+        <w:trPr>
+          <w:tblCellSpacing w:w="15" w:type="dxa"/>
+        </w:trPr>
+        <w:tc>
+          <w:tcPr>
+            <w:tcW w:w="0" w:type="auto"/>
+            <w:vAlign w:val="center"/>
+            <w:hideMark/>
+          </w:tcPr>
+          <w:p>
+            <w:proofErr w:type="spellStart"/>
+            <w:r>
+              <w:t>Maschinelles</w:t>
+            </w:r>
+            <w:proofErr w:type="spellEnd"/>
+            <w:r>
+              <w:t xml:space="preserve"> </w:t>
+            </w:r>
+            <w:proofErr w:type="spellStart"/>
+            <w:r>
+              <w:t>Lernen</w:t>
+            </w:r>
+            <w:proofErr w:type="spellEnd"/>
+          </w:p>
+        </w:tc>
+        <w:tc>
+          <w:tcPr>
+            <w:tcW w:w="0" w:type="auto"/>
+            <w:vAlign w:val="center"/>
+            <w:hideMark/>
+          </w:tcPr>
+          <w:p>
+            <w:r>
+              <w:t>machine learning</w:t>
+            </w:r>
+          </w:p>
+        </w:tc>
+      </w:tr>
+      <w:tr>
+        <w:trPr>
+          <w:tblCellSpacing w:w="15" w:type="dxa"/>
+        </w:trPr>
+        <w:tc>
+          <w:tcPr>
+            <w:tcW w:w="0" w:type="auto"/>
+            <w:vAlign w:val="center"/>
+            <w:hideMark/>
+          </w:tcPr>
+          <w:p>
+            <w:proofErr w:type="spellStart"/>
+            <w:r>
+              <w:t>Künstliche</w:t>
+            </w:r>
+            <w:proofErr w:type="spellEnd"/>
+            <w:r>
+              <w:t xml:space="preserve"> </w:t>
+            </w:r>
+            <w:proofErr w:type="spellStart"/>
+            <w:r>
+              <w:t>Intelligenz</w:t>
+            </w:r>
+            <w:proofErr w:type="spellEnd"/>
+          </w:p>
+        </w:tc>
+        <w:tc>
+          <w:tcPr>
+            <w:tcW w:w="0" w:type="auto"/>
+            <w:vAlign w:val="center"/>
+            <w:hideMark/>
+          </w:tcPr>
+          <w:p>
+            <w:r>
+              <w:t>artificial intelligence</w:t>
+            </w:r>
+          </w:p>
+        </w:tc>
+      </w:tr>
+      <w:tr>
+        <w:trPr>
+          <w:tblCellSpacing w:w="15" w:type="dxa"/>
+        </w:trPr>
+        <w:tc>
+          <w:tcPr>
+            <w:tcW w:w="0" w:type="auto"/>
+            <w:vAlign w:val="center"/>
+            <w:hideMark/>
+          </w:tcPr>
+          <w:p>
+            <w:proofErr w:type="spellStart"/>
+            <w:r>
+              <w:t>Kenntnisse</w:t>
+            </w:r>
+            <w:proofErr w:type="spellEnd"/>
+          </w:p>
+        </w:tc>
+        <w:tc>
+          <w:tcPr>
+            <w:tcW w:w="0" w:type="auto"/>
+            <w:vAlign w:val="center"/>
+            <w:hideMark/>
+          </w:tcPr>
+          <w:p>
+            <w:r>
+              <w:t>skills</w:t>
+            </w:r>
+          </w:p>
+        </w:tc>
+      </w:tr>
+      <w:tr>
+        <w:trPr>
+          <w:tblCellSpacing w:w="15" w:type="dxa"/>
+        </w:trPr>
+        <w:tc>
+          <w:tcPr>
+            <w:tcW w:w="0" w:type="auto"/>
+            <w:vAlign w:val="center"/>
+            <w:hideMark/>
+          </w:tcPr>
+          <w:p>
+            <w:proofErr w:type="spellStart"/>
+            <w:r>
+              <w:t>Berufserfahrung</w:t>
+            </w:r>
+            <w:proofErr w:type="spellEnd"/>
+          </w:p>
+        </w:tc>
+        <w:tc>
+          <w:tcPr>
+            <w:tcW w:w="0" w:type="auto"/>
+            <w:vAlign w:val="center"/>
+            <w:hideMark/>
+          </w:tcPr>
+          <w:p>
+            <w:r>
+              <w:t>professional experience</w:t>
+            </w:r>
+          </w:p>
+        </w:tc>
+      </w:tr>
+      <w:tr>
+        <w:trPr>
+          <w:tblCellSpacing w:w="15" w:type="dxa"/>
+        </w:trPr>
+        <w:tc>
+          <w:tcPr>
+            <w:tcW w:w="0" w:type="auto"/>
+            <w:vAlign w:val="center"/>
+            <w:hideMark/>
+          </w:tcPr>
+          <w:p>
+            <w:proofErr w:type="spellStart"/>
+            <w:r>
+              <w:t>Berichterstattung</w:t>
+            </w:r>
+            <w:proofErr w:type="spellEnd"/>
+          </w:p>
+        </w:tc>
+        <w:tc>
+          <w:tcPr>
+            <w:tcW w:w="0" w:type="auto"/>
+            <w:vAlign w:val="center"/>
+            <w:hideMark/>
+          </w:tcPr>
+          <w:p>
+            <w:r>
+              <w:t>reporting</w:t>
+            </w:r>
+          </w:p>
+        </w:tc>
+      </w:tr>
+    </w:tbl>
+    <w:p>
+      <w:r>
+        <w:pict w14:anchorId="48B6252F">
+          <v:rect id="_x0000_i1142" style="width:0;height:1.5pt" o:hralign="center" o:hrstd="t" o:hr="t" fillcolor="#a0a0a0" stroked="f"/>
+        </w:pict>
+      </w:r>
+    </w:p>
+    <w:p>
+      <w:pPr>
+        <w:pStyle w:val="Heading2"/>
+      </w:pPr>
+      <w:r>
+        <w:t>Step 83 — Created Git Branch for Normalization Feature</w:t>
+      </w:r>
+    </w:p>
+    <w:p>
+      <w:pPr>
+        <w:pStyle w:val="NormalWeb"/>
+      </w:pPr>
+      <w:r>
+        <w:t>We created a new feature branch:</w:t>
+      </w:r>
+    </w:p>
+    <w:p>
+      <w:pPr>
+        <w:pStyle w:val="HTMLPreformatted"/>
+      </w:pPr>
+      <w:r>
+        <w:rPr>
+          <w:rStyle w:val="m"/>
+        </w:rPr>
+        <w:t>git</w:t>
+      </w:r>
+      <w:r>
+        <w:rPr>
+          <w:rStyle w:val="HTMLCode"/>
+        </w:rPr>
+        <w:t xml:space="preserve"> </w:t>
+      </w:r>
+      <w:r>
+        <w:rPr>
+          <w:rStyle w:val="m"/>
+        </w:rPr>
+        <w:t>checkout</w:t>
+      </w:r>
+      <w:r>
+        <w:rPr>
+          <w:rStyle w:val="HTMLCode"/>
+        </w:rPr>
+        <w:t xml:space="preserve"> </w:t>
+      </w:r>
+      <w:r>
+        <w:rPr>
+          <w:rStyle w:val="g"/>
+        </w:rPr>
+        <w:t>-</w:t>
+      </w:r>
+      <w:r>
+        <w:rPr>
+          <w:rStyle w:val="m"/>
+        </w:rPr>
+        <w:t>b</w:t>
+      </w:r>
+      <w:r>
+        <w:rPr>
+          <w:rStyle w:val="HTMLCode"/>
+        </w:rPr>
+        <w:t xml:space="preserve"> </w:t>
+      </w:r>
+      <w:r>
+        <w:rPr>
+          <w:rStyle w:val="m"/>
+        </w:rPr>
+        <w:t>feature</w:t>
+      </w:r>
+      <w:r>
+        <w:rPr>
+          <w:rStyle w:val="g"/>
+        </w:rPr>
+        <w:t>/</w:t>
+      </w:r>
+      <w:proofErr w:type="spellStart"/>
+      <w:r>
+        <w:rPr>
+          <w:rStyle w:val="m"/>
+        </w:rPr>
+        <w:t>german</w:t>
+      </w:r>
+      <w:proofErr w:type="spellEnd"/>
+      <w:r>
+        <w:rPr>
+          <w:rStyle w:val="m"/>
+        </w:rPr>
+        <w:t>-</w:t>
+      </w:r>
+      <w:proofErr w:type="spellStart"/>
+      <w:r>
+        <w:rPr>
+          <w:rStyle w:val="m"/>
+        </w:rPr>
+        <w:t>english</w:t>
+      </w:r>
+      <w:proofErr w:type="spellEnd"/>
+      <w:r>
+        <w:rPr>
+          <w:rStyle w:val="m"/>
+        </w:rPr>
+        <w:t>-normalization</w:t>
+      </w:r>
+    </w:p>
+    <w:p>
+      <w:pPr>
+        <w:pStyle w:val="Heading3"/>
+      </w:pPr>
+      <w:r>
+        <w:t>Purpose</w:t>
+      </w:r>
+    </w:p>
+    <w:p>
+      <w:pPr>
+        <w:pStyle w:val="NormalWeb"/>
+      </w:pPr>
+      <w:r>
+        <w:t xml:space="preserve">This allowed us to build the new feature safely without affecting the stable </w:t>
+      </w:r>
+      <w:r>
+        <w:rPr>
+          <w:rStyle w:val="HTMLCode"/>
+        </w:rPr>
+        <w:t>main</w:t>
+      </w:r>
+      <w:r>
+        <w:t xml:space="preserve"> branch.</w:t>
+      </w:r>
+    </w:p>
+    <w:p>
+      <w:r>
+        <w:pict w14:anchorId="0EBD4F79">
+          <v:rect id="_x0000_i1143" style="width:0;height:1.5pt" o:hralign="center" o:hrstd="t" o:hr="t" fillcolor="#a0a0a0" stroked="f"/>
+        </w:pict>
+      </w:r>
+    </w:p>
+    <w:p>
+      <w:pPr>
+        <w:pStyle w:val="Heading2"/>
+      </w:pPr>
+      <w:r>
+        <w:t>Step 84 — Created Language Normalizer File</w:t>
+      </w:r>
+    </w:p>
+    <w:p>
+      <w:pPr>
+        <w:pStyle w:val="NormalWeb"/>
+      </w:pPr>
+      <w:r>
+        <w:t>File created:</w:t>
+      </w:r>
+    </w:p>
+    <w:p>
+      <w:pPr>
+        <w:pStyle w:val="HTMLPreformatted"/>
+      </w:pPr>
+      <w:r>
+        <w:rPr>
+          <w:rStyle w:val="HTMLCode"/>
+        </w:rPr>
+        <w:lastRenderedPageBreak/>
+        <w:t>candidate_matcher/language_normalizer.py</w:t>
+      </w:r>
+    </w:p>
+    <w:p>
+      <w:pPr>
+        <w:pStyle w:val="Heading3"/>
+      </w:pPr>
+      <w:r>
+        <w:t>Purpose</w:t>
+      </w:r>
+    </w:p>
+    <w:p>
+      <w:pPr>
+        <w:pStyle w:val="NormalWeb"/>
+      </w:pPr>
+      <w:r>
+        <w:t>This file stores German-English term replacements.</w:t>
+      </w:r>
+    </w:p>
+    <w:p>
+      <w:r>
+        <w:pict w14:anchorId="0F9E8ECE">
+          <v:rect id="_x0000_i1144" style="width:0;height:1.5pt" o:hralign="center" o:hrstd="t" o:hr="t" fillcolor="#a0a0a0" stroked="f"/>
+        </w:pict>
+      </w:r>
+    </w:p>
+    <w:p>
+      <w:pPr>
+        <w:pStyle w:val="Heading2"/>
+      </w:pPr>
+      <w:r>
+        <w:t>Step 85 — Created Normalization Function</w:t>
+      </w:r>
+    </w:p>
+    <w:p>
+      <w:pPr>
+        <w:pStyle w:val="NormalWeb"/>
+      </w:pPr>
+      <w:r>
+        <w:t>Function created:</w:t>
+      </w:r>
+    </w:p>
+    <w:p>
+      <w:pPr>
+        <w:pStyle w:val="HTMLPreformatted"/>
+      </w:pPr>
+      <w:proofErr w:type="spellStart"/>
+      <w:r>
+        <w:rPr>
+          <w:rStyle w:val="m"/>
+        </w:rPr>
+        <w:t>normalize_german_english_</w:t>
+      </w:r>
+      <w:proofErr w:type="gramStart"/>
+      <w:r>
+        <w:rPr>
+          <w:rStyle w:val="m"/>
+        </w:rPr>
+        <w:t>terms</w:t>
+      </w:r>
+      <w:proofErr w:type="spellEnd"/>
+      <w:r>
+        <w:rPr>
+          <w:rStyle w:val="HTMLCode"/>
+        </w:rPr>
+        <w:t>(</w:t>
+      </w:r>
+      <w:proofErr w:type="gramEnd"/>
+      <w:r>
+        <w:rPr>
+          <w:rStyle w:val="HTMLCode"/>
+        </w:rPr>
+        <w:t>)</w:t>
+      </w:r>
+    </w:p>
+    <w:p>
+      <w:pPr>
+        <w:pStyle w:val="Heading3"/>
+      </w:pPr>
+      <w:r>
+        <w:t>What it does</w:t>
+      </w:r>
+    </w:p>
+    <w:p>
+      <w:pPr>
+        <w:pStyle w:val="NormalWeb"/>
+      </w:pPr>
+      <w:r>
+        <w:t>It replaces common German terms with English equivalents.</w:t>
+      </w:r>
+    </w:p>
+    <w:p>
+      <w:pPr>
+        <w:pStyle w:val="NormalWeb"/>
+        <w:rPr>
+          <w:lang w:val="de-DE"/>
+        </w:rPr>
+      </w:pPr>
+      <w:proofErr w:type="spellStart"/>
+      <w:r>
+        <w:rPr>
+          <w:lang w:val="de-DE"/>
+        </w:rPr>
+        <w:t>Example</w:t>
+      </w:r>
+      <w:proofErr w:type="spellEnd"/>
+      <w:r>
+        <w:rPr>
+          <w:lang w:val="de-DE"/>
+        </w:rPr>
+        <w:t>:</w:t>
+      </w:r>
+    </w:p>
+    <w:p>
+      <w:pPr>
+        <w:pStyle w:val="HTMLPreformatted"/>
+        <w:rPr>
+          <w:lang w:val="de-DE"/>
+        </w:rPr>
+      </w:pPr>
+      <w:proofErr w:type="spellStart"/>
+      <w:r>
+        <w:rPr>
+          <w:rStyle w:val="HTMLCode"/>
+          <w:lang w:val="de-DE"/>
+        </w:rPr>
+        <w:t>datenanalyse</w:t>
+      </w:r>
+      <w:proofErr w:type="spellEnd"/>
+      <w:r>
+        <w:rPr>
+          <w:rStyle w:val="HTMLCode"/>
+          <w:lang w:val="de-DE"/>
+        </w:rPr>
+        <w:t xml:space="preserve"> → </w:t>
+      </w:r>
+      <w:proofErr w:type="spellStart"/>
+      <w:r>
+        <w:rPr>
+          <w:rStyle w:val="HTMLCode"/>
+          <w:lang w:val="de-DE"/>
+        </w:rPr>
+        <w:t>data</w:t>
+      </w:r>
+      <w:proofErr w:type="spellEnd"/>
+      <w:r>
+        <w:rPr>
+          <w:rStyle w:val="HTMLCode"/>
+          <w:lang w:val="de-DE"/>
+        </w:rPr>
+        <w:t xml:space="preserve"> </w:t>
+      </w:r>
+      <w:proofErr w:type="spellStart"/>
+      <w:r>
+        <w:rPr>
+          <w:rStyle w:val="HTMLCode"/>
+          <w:lang w:val="de-DE"/>
+        </w:rPr>
+        <w:t>analysis</w:t>
+      </w:r>
+      <w:proofErr w:type="spellEnd"/>
+      <w:r>
+        <w:rPr>
+          <w:lang w:val="de-DE"/>
+        </w:rPr>
+        <w:br/>
+      </w:r>
+      <w:proofErr w:type="spellStart"/>
+      <w:r>
+        <w:rPr>
+          <w:rStyle w:val="HTMLCode"/>
+          <w:lang w:val="de-DE"/>
+        </w:rPr>
+        <w:t>datenbank</w:t>
+      </w:r>
+      <w:proofErr w:type="spellEnd"/>
+      <w:r>
+        <w:rPr>
+          <w:rStyle w:val="HTMLCode"/>
+          <w:lang w:val="de-DE"/>
+        </w:rPr>
+        <w:t xml:space="preserve"> → </w:t>
+      </w:r>
+      <w:proofErr w:type="spellStart"/>
+      <w:r>
+        <w:rPr>
+          <w:rStyle w:val="HTMLCode"/>
+          <w:lang w:val="de-DE"/>
+        </w:rPr>
+        <w:t>database</w:t>
+      </w:r>
+      <w:proofErr w:type="spellEnd"/>
+      <w:r>
+        <w:rPr>
+          <w:lang w:val="de-DE"/>
+        </w:rPr>
+        <w:br/>
+      </w:r>
+      <w:r>
+        <w:rPr>
+          <w:rStyle w:val="HTMLCode"/>
+          <w:lang w:val="de-DE"/>
+        </w:rPr>
+        <w:t xml:space="preserve">maschinelles lernen → </w:t>
+      </w:r>
+      <w:proofErr w:type="spellStart"/>
+      <w:r>
+        <w:rPr>
+          <w:rStyle w:val="HTMLCode"/>
+          <w:lang w:val="de-DE"/>
+        </w:rPr>
+        <w:t>machine</w:t>
+      </w:r>
+      <w:proofErr w:type="spellEnd"/>
+      <w:r>
+        <w:rPr>
+          <w:rStyle w:val="HTMLCode"/>
+          <w:lang w:val="de-DE"/>
+        </w:rPr>
+        <w:t xml:space="preserve"> </w:t>
+      </w:r>
+      <w:proofErr w:type="spellStart"/>
+      <w:r>
+        <w:rPr>
+          <w:rStyle w:val="HTMLCode"/>
+          <w:lang w:val="de-DE"/>
+        </w:rPr>
+        <w:t>learning</w:t>
+      </w:r>
+      <w:proofErr w:type="spellEnd"/>
+      <w:r>
+        <w:rPr>
+          <w:lang w:val="de-DE"/>
+        </w:rPr>
+        <w:br/>
+      </w:r>
+      <w:r>
+        <w:rPr>
+          <w:rStyle w:val="HTMLCode"/>
+          <w:lang w:val="de-DE"/>
+        </w:rPr>
+        <w:t xml:space="preserve">künstliche </w:t>
+      </w:r>
+      <w:proofErr w:type="spellStart"/>
+      <w:r>
+        <w:rPr>
+          <w:rStyle w:val="HTMLCode"/>
+          <w:lang w:val="de-DE"/>
+        </w:rPr>
+        <w:t>intelligenz</w:t>
+      </w:r>
+      <w:proofErr w:type="spellEnd"/>
+      <w:r>
+        <w:rPr>
+          <w:rStyle w:val="HTMLCode"/>
+          <w:lang w:val="de-DE"/>
+        </w:rPr>
+        <w:t xml:space="preserve"> → </w:t>
+      </w:r>
+      <w:proofErr w:type="spellStart"/>
+      <w:r>
+        <w:rPr>
+          <w:rStyle w:val="HTMLCode"/>
+          <w:lang w:val="de-DE"/>
+        </w:rPr>
+        <w:t>artificial</w:t>
+      </w:r>
+      <w:proofErr w:type="spellEnd"/>
+      <w:r>
+        <w:rPr>
+          <w:rStyle w:val="HTMLCode"/>
+          <w:lang w:val="de-DE"/>
+        </w:rPr>
+        <w:t xml:space="preserve"> </w:t>
+      </w:r>
+      <w:proofErr w:type="spellStart"/>
+      <w:r>
+        <w:rPr>
+          <w:rStyle w:val="HTMLCode"/>
+          <w:lang w:val="de-DE"/>
+        </w:rPr>
+        <w:t>intelligence</w:t>
+      </w:r>
+      <w:proofErr w:type="spellEnd"/>
+      <w:r>
+        <w:rPr>
+          <w:lang w:val="de-DE"/>
+        </w:rPr>
+        <w:br/>
+      </w:r>
+      <w:proofErr w:type="spellStart"/>
+      <w:r>
+        <w:rPr>
+          <w:rStyle w:val="HTMLCode"/>
+          <w:lang w:val="de-DE"/>
+        </w:rPr>
+        <w:t>kenntnisse</w:t>
+      </w:r>
+      <w:proofErr w:type="spellEnd"/>
+      <w:r>
+        <w:rPr>
+          <w:rStyle w:val="HTMLCode"/>
+          <w:lang w:val="de-DE"/>
+        </w:rPr>
+        <w:t xml:space="preserve"> → </w:t>
+      </w:r>
+      <w:proofErr w:type="spellStart"/>
+      <w:r>
+        <w:rPr>
+          <w:rStyle w:val="HTMLCode"/>
+          <w:lang w:val="de-DE"/>
+        </w:rPr>
+        <w:t>skills</w:t>
+      </w:r>
+      <w:proofErr w:type="spellEnd"/>
+    </w:p>
+    <w:p>
+      <w:r>
+        <w:pict w14:anchorId="50D93101">
+          <v:rect id="_x0000_i1145" style="width:0;height:1.5pt" o:hralign="center" o:hrstd="t" o:hr="t" fillcolor="#a0a0a0" stroked="f"/>
+        </w:pict>
+      </w:r>
+    </w:p>
+    <w:p>
+      <w:pPr>
+        <w:pStyle w:val="Heading2"/>
+      </w:pPr>
+      <w:r>
+        <w:t>Step 86 — Connected Normalizer to Candidate Matcher</w:t>
+      </w:r>
+    </w:p>
+    <w:p>
+      <w:pPr>
+        <w:pStyle w:val="NormalWeb"/>
+      </w:pPr>
+      <w:r>
+        <w:t>We updated:</w:t>
+      </w:r>
+    </w:p>
+    <w:p>
+      <w:pPr>
+        <w:pStyle w:val="HTMLPreformatted"/>
+      </w:pPr>
+      <w:r>
+        <w:rPr>
+          <w:rStyle w:val="HTMLCode"/>
+        </w:rPr>
+        <w:t>candidate_matcher/matcher.py</w:t>
+      </w:r>
+    </w:p>
+    <w:p>
+      <w:pPr>
+        <w:pStyle w:val="NormalWeb"/>
+      </w:pPr>
+      <w:r>
+        <w:t>and added:</w:t>
+      </w:r>
+    </w:p>
+    <w:p>
+      <w:pPr>
+        <w:pStyle w:val="HTMLPreformatted"/>
+      </w:pPr>
+      <w:r>
+        <w:rPr>
+          <w:rStyle w:val="g"/>
+        </w:rPr>
+        <w:t>from</w:t>
+      </w:r>
+      <w:r>
+        <w:rPr>
+          <w:rStyle w:val="HTMLCode"/>
+        </w:rPr>
+        <w:t xml:space="preserve"> </w:t>
+      </w:r>
+      <w:proofErr w:type="spellStart"/>
+      <w:r>
+        <w:rPr>
+          <w:rStyle w:val="m"/>
+        </w:rPr>
+        <w:t>candidate_</w:t>
+      </w:r>
+      <w:proofErr w:type="gramStart"/>
+      <w:r>
+        <w:rPr>
+          <w:rStyle w:val="m"/>
+        </w:rPr>
+        <w:t>matcher</w:t>
+      </w:r>
+      <w:r>
+        <w:rPr>
+          <w:rStyle w:val="g"/>
+        </w:rPr>
+        <w:t>.</w:t>
+      </w:r>
+      <w:r>
+        <w:rPr>
+          <w:rStyle w:val="m"/>
+        </w:rPr>
+        <w:t>language</w:t>
+      </w:r>
+      <w:proofErr w:type="gramEnd"/>
+      <w:r>
+        <w:rPr>
+          <w:rStyle w:val="m"/>
+        </w:rPr>
+        <w:t>_normalizer</w:t>
+      </w:r>
+      <w:proofErr w:type="spellEnd"/>
+      <w:r>
+        <w:rPr>
+          <w:rStyle w:val="HTMLCode"/>
+        </w:rPr>
+        <w:t xml:space="preserve"> </w:t>
+      </w:r>
+      <w:r>
+        <w:rPr>
+          <w:rStyle w:val="g"/>
+        </w:rPr>
+        <w:t>import</w:t>
+      </w:r>
+      <w:r>
+        <w:rPr>
+          <w:rStyle w:val="HTMLCode"/>
+        </w:rPr>
+        <w:t xml:space="preserve"> </w:t>
+      </w:r>
+      <w:proofErr w:type="spellStart"/>
+      <w:r>
+        <w:rPr>
+          <w:rStyle w:val="m"/>
+        </w:rPr>
+        <w:t>normalize_german_english_terms</w:t>
+      </w:r>
+      <w:proofErr w:type="spellEnd"/>
+    </w:p>
+    <w:p>
+      <w:pPr>
+        <w:pStyle w:val="NormalWeb"/>
+      </w:pPr>
+      <w:r>
+        <w:t>Then we applied normalization after cleaning:</w:t>
+      </w:r>
+    </w:p>
+    <w:p>
+      <w:pPr>
+        <w:pStyle w:val="HTMLPreformatted"/>
+      </w:pPr>
+      <w:r>
+        <w:rPr>
+          <w:rStyle w:val="HTMLCode"/>
+        </w:rPr>
+        <w:t>Clean text</w:t>
+      </w:r>
+      <w:r>
+        <w:br/>
+      </w:r>
+      <w:r>
+        <w:rPr>
+          <w:rStyle w:val="HTMLCode"/>
+        </w:rPr>
+        <w:t>↓</w:t>
+      </w:r>
+      <w:r>
+        <w:br/>
+      </w:r>
+      <w:r>
+        <w:rPr>
+          <w:rStyle w:val="HTMLCode"/>
+        </w:rPr>
+        <w:t>Normalize German-English terms</w:t>
+      </w:r>
+      <w:r>
+        <w:br/>
+      </w:r>
+      <w:r>
+        <w:rPr>
+          <w:rStyle w:val="HTMLCode"/>
+        </w:rPr>
+        <w:t>↓</w:t>
+      </w:r>
+      <w:r>
+        <w:br/>
+      </w:r>
+      <w:r>
+        <w:rPr>
+          <w:rStyle w:val="HTMLCode"/>
+        </w:rPr>
+        <w:t>Extract skills</w:t>
+      </w:r>
+      <w:r>
+        <w:br/>
+      </w:r>
+      <w:r>
+        <w:rPr>
+          <w:rStyle w:val="HTMLCode"/>
+        </w:rPr>
+        <w:t>↓</w:t>
+      </w:r>
+      <w:r>
+        <w:br/>
+      </w:r>
+      <w:r>
+        <w:rPr>
+          <w:rStyle w:val="HTMLCode"/>
+        </w:rPr>
+        <w:t>Calculate TF-IDF + semantic similarity</w:t>
+      </w:r>
+    </w:p>
+    <w:p>
+      <w:pPr>
+        <w:pStyle w:val="Heading3"/>
+      </w:pPr>
+      <w:r>
+        <w:t>Purpose</w:t>
+      </w:r>
+    </w:p>
+    <w:p>
+      <w:pPr>
+        <w:pStyle w:val="NormalWeb"/>
+      </w:pPr>
+      <w:r>
+        <w:t>This improves matching when:</w:t>
+      </w:r>
+    </w:p>
+    <w:p>
+      <w:pPr>
+        <w:pStyle w:val="HTMLPreformatted"/>
+      </w:pPr>
+      <w:r>
+        <w:rPr>
+          <w:rStyle w:val="HTMLCode"/>
+        </w:rPr>
+        <w:lastRenderedPageBreak/>
+        <w:t>Job Description = German</w:t>
+      </w:r>
+      <w:r>
+        <w:br/>
+      </w:r>
+      <w:r>
+        <w:rPr>
+          <w:rStyle w:val="HTMLCode"/>
+        </w:rPr>
+        <w:t>CV = English</w:t>
+      </w:r>
+    </w:p>
+    <w:p>
+      <w:r>
+        <w:pict w14:anchorId="3739C7BC">
+          <v:rect id="_x0000_i1146" style="width:0;height:1.5pt" o:hralign="center" o:hrstd="t" o:hr="t" fillcolor="#a0a0a0" stroked="f"/>
+        </w:pict>
+      </w:r>
+    </w:p>
+    <w:p>
+      <w:pPr>
+        <w:pStyle w:val="Heading2"/>
+      </w:pPr>
+      <w:r>
+        <w:t>Step 87 — Tested German-English Normalization</w:t>
+      </w:r>
+    </w:p>
+    <w:p>
+      <w:pPr>
+        <w:pStyle w:val="NormalWeb"/>
+      </w:pPr>
+      <w:r>
+        <w:t>The matcher ran successfully after adding normalization.</w:t>
+      </w:r>
+    </w:p>
+    <w:p>
+      <w:pPr>
+        <w:pStyle w:val="NormalWeb"/>
+      </w:pPr>
+      <w:r>
+        <w:t>Example result:</w:t>
+      </w:r>
+    </w:p>
+    <w:p>
+      <w:pPr>
+        <w:pStyle w:val="HTMLPreformatted"/>
+      </w:pPr>
+      <w:r>
+        <w:rPr>
+          <w:rStyle w:val="HTMLCode"/>
+        </w:rPr>
+        <w:t>Overall Score: 62.8</w:t>
+      </w:r>
+      <w:r>
+        <w:br/>
+      </w:r>
+      <w:r>
+        <w:rPr>
+          <w:rStyle w:val="HTMLCode"/>
+        </w:rPr>
+        <w:t>CV Match Score: 62.78</w:t>
+      </w:r>
+      <w:r>
+        <w:br/>
+      </w:r>
+      <w:r>
+        <w:rPr>
+          <w:rStyle w:val="HTMLCode"/>
+        </w:rPr>
+        <w:t>Cover Letter Match Score: 62.85</w:t>
+      </w:r>
+      <w:r>
+        <w:br/>
+      </w:r>
+      <w:r>
+        <w:rPr>
+          <w:rStyle w:val="HTMLCode"/>
+        </w:rPr>
+        <w:t>Skill Match Score: 80.0</w:t>
+      </w:r>
+      <w:r>
+        <w:br/>
+      </w:r>
+      <w:r>
+        <w:rPr>
+          <w:rStyle w:val="HTMLCode"/>
+        </w:rPr>
+        <w:t>Missing Skills: ['</w:t>
+      </w:r>
+      <w:proofErr w:type="spellStart"/>
+      <w:r>
+        <w:rPr>
+          <w:rStyle w:val="HTMLCode"/>
+        </w:rPr>
+        <w:t>aws</w:t>
+      </w:r>
+      <w:proofErr w:type="spellEnd"/>
+      <w:r>
+        <w:rPr>
+          <w:rStyle w:val="HTMLCode"/>
+        </w:rPr>
+        <w:t>']</w:t>
+      </w:r>
+    </w:p>
+    <w:p>
+      <w:pPr>
+        <w:pStyle w:val="Heading3"/>
+      </w:pPr>
+      <w:r>
+        <w:t>Meaning</w:t>
+      </w:r>
+    </w:p>
+    <w:p>
+      <w:pPr>
+        <w:pStyle w:val="NormalWeb"/>
+      </w:pPr>
+      <w:r>
+        <w:t>The feature worked and did not break the pipeline.</w:t>
+      </w:r>
+    </w:p>
+    <w:p>
+      <w:pPr>
+        <w:pStyle w:val="NormalWeb"/>
+      </w:pPr>
+      <w:r>
+        <w:t>The score changed slightly because the text was normalized before scoring.</w:t>
+      </w:r>
+    </w:p>
+    <w:p>
+      <w:r>
+        <w:pict w14:anchorId="3EB03F01">
+          <v:rect id="_x0000_i1147" style="width:0;height:1.5pt" o:hralign="center" o:hrstd="t" o:hr="t" fillcolor="#a0a0a0" stroked="f"/>
+        </w:pict>
+      </w:r>
+    </w:p>
+    <w:p>
+      <w:pPr>
+        <w:pStyle w:val="Heading1"/>
+      </w:pPr>
+      <w:r>
+        <w:t>Git Version Control</w:t>
+      </w:r>
+    </w:p>
+    <w:p>
+      <w:pPr>
+        <w:pStyle w:val="Heading2"/>
+      </w:pPr>
+      <w:r>
+        <w:t>Step 88 — Pushed First Project Version to GitHub</w:t>
+      </w:r>
+    </w:p>
+    <w:p>
+      <w:pPr>
+        <w:pStyle w:val="NormalWeb"/>
+      </w:pPr>
+      <w:r>
+        <w:t>We created a GitHub repository:</w:t>
+      </w:r>
+    </w:p>
+    <w:p>
+      <w:pPr>
+        <w:pStyle w:val="HTMLPreformatted"/>
+      </w:pPr>
+      <w:r>
+        <w:rPr>
+          <w:rStyle w:val="HTMLCode"/>
+        </w:rPr>
+        <w:t>ai-powered-job-market-intelligence</w:t>
+      </w:r>
+    </w:p>
+    <w:p>
+      <w:pPr>
+        <w:pStyle w:val="NormalWeb"/>
+      </w:pPr>
+      <w:r>
+        <w:t>Repository link:</w:t>
+      </w:r>
+    </w:p>
+    <w:p>
+      <w:pPr>
+        <w:pStyle w:val="HTMLPreformatted"/>
+      </w:pPr>
+      <w:r>
+        <w:rPr>
+          <w:rStyle w:val="HTMLCode"/>
+        </w:rPr>
+        <w:t>https://github.com/Jahmed-1/ai-powered-job-market-intelligence.git</w:t>
+      </w:r>
+    </w:p>
+    <w:p>
+      <w:pPr>
+        <w:pStyle w:val="Heading3"/>
+      </w:pPr>
+      <w:r>
+        <w:t>Purpose</w:t>
+      </w:r>
+    </w:p>
+    <w:p>
+      <w:pPr>
+        <w:pStyle w:val="NormalWeb"/>
+      </w:pPr>
+      <w:r>
+        <w:t>This saved the project online and made it suitable for portfolio use.</w:t>
+      </w:r>
+    </w:p>
+    <w:p>
+      <w:r>
+        <w:pict w14:anchorId="0A6DDCB0">
+          <v:rect id="_x0000_i1148" style="width:0;height:1.5pt" o:hralign="center" o:hrstd="t" o:hr="t" fillcolor="#a0a0a0" stroked="f"/>
+        </w:pict>
+      </w:r>
+    </w:p>
+    <w:p>
+      <w:pPr>
+        <w:pStyle w:val="Heading2"/>
+      </w:pPr>
+      <w:r>
+        <w:t xml:space="preserve">Step 89 — </w:t>
+      </w:r>
+      <w:proofErr w:type="gramStart"/>
+      <w:r>
+        <w:t xml:space="preserve">Created </w:t>
+      </w:r>
+      <w:r>
+        <w:rPr>
+          <w:rStyle w:val="HTMLCode"/>
+        </w:rPr>
+        <w:t>.</w:t>
+      </w:r>
+      <w:proofErr w:type="spellStart"/>
+      <w:r>
+        <w:rPr>
+          <w:rStyle w:val="HTMLCode"/>
+        </w:rPr>
+        <w:t>gitignore</w:t>
+      </w:r>
+      <w:proofErr w:type="spellEnd"/>
+      <w:proofErr w:type="gramEnd"/>
+    </w:p>
+    <w:p>
+      <w:pPr>
+        <w:pStyle w:val="NormalWeb"/>
+      </w:pPr>
+      <w:r>
+        <w:t xml:space="preserve">We created </w:t>
+      </w:r>
+      <w:proofErr w:type="gramStart"/>
+      <w:r>
+        <w:t xml:space="preserve">a </w:t>
+      </w:r>
+      <w:r>
+        <w:rPr>
+          <w:rStyle w:val="HTMLCode"/>
+        </w:rPr>
+        <w:t>.</w:t>
+      </w:r>
+      <w:proofErr w:type="spellStart"/>
+      <w:r>
+        <w:rPr>
+          <w:rStyle w:val="HTMLCode"/>
+        </w:rPr>
+        <w:t>gitignore</w:t>
+      </w:r>
+      <w:proofErr w:type="spellEnd"/>
+      <w:proofErr w:type="gramEnd"/>
+      <w:r>
+        <w:t xml:space="preserve"> file to avoid pushing unnecessary files.</w:t>
+      </w:r>
+    </w:p>
+    <w:p>
+      <w:pPr>
+        <w:pStyle w:val="NormalWeb"/>
+      </w:pPr>
+      <w:r>
+        <w:t>Important ignored files/folders:</w:t>
+      </w:r>
+    </w:p>
+    <w:p>
+      <w:pPr>
+        <w:pStyle w:val="HTMLPreformatted"/>
+      </w:pPr>
+      <w:proofErr w:type="spellStart"/>
+      <w:r>
+        <w:rPr>
+          <w:rStyle w:val="HTMLCode"/>
+        </w:rPr>
+        <w:t>venv</w:t>
+      </w:r>
+      <w:proofErr w:type="spellEnd"/>
+      <w:r>
+        <w:rPr>
+          <w:rStyle w:val="HTMLCode"/>
+        </w:rPr>
+        <w:t>/</w:t>
+      </w:r>
+      <w:r>
+        <w:br/>
+      </w:r>
+      <w:r>
+        <w:rPr>
+          <w:rStyle w:val="HTMLCode"/>
+        </w:rPr>
+        <w:t>__</w:t>
+      </w:r>
+      <w:proofErr w:type="spellStart"/>
+      <w:r>
+        <w:rPr>
+          <w:rStyle w:val="HTMLCode"/>
+        </w:rPr>
+        <w:t>pycache</w:t>
+      </w:r>
+      <w:proofErr w:type="spellEnd"/>
+      <w:r>
+        <w:rPr>
+          <w:rStyle w:val="HTMLCode"/>
+        </w:rPr>
+        <w:t>__/</w:t>
+      </w:r>
+      <w:r>
+        <w:br/>
+      </w:r>
+      <w:r>
+        <w:rPr>
+          <w:rStyle w:val="HTMLCode"/>
+        </w:rPr>
+        <w:lastRenderedPageBreak/>
+        <w:t>*.</w:t>
+      </w:r>
+      <w:proofErr w:type="spellStart"/>
+      <w:r>
+        <w:rPr>
+          <w:rStyle w:val="HTMLCode"/>
+        </w:rPr>
+        <w:t>pyc</w:t>
+      </w:r>
+      <w:proofErr w:type="spellEnd"/>
+      <w:r>
+        <w:br/>
+      </w:r>
+      <w:r>
+        <w:rPr>
+          <w:rStyle w:val="HTMLCode"/>
+        </w:rPr>
+        <w:t>.env</w:t>
+      </w:r>
+      <w:r>
+        <w:br/>
+      </w:r>
+      <w:r>
+        <w:rPr>
+          <w:rStyle w:val="HTMLCode"/>
+        </w:rPr>
+        <w:t>.cache/</w:t>
+      </w:r>
+      <w:r>
+        <w:br/>
+      </w:r>
+      <w:r>
+        <w:rPr>
+          <w:rStyle w:val="HTMLCode"/>
+        </w:rPr>
+        <w:t>*.log</w:t>
+      </w:r>
+      <w:r>
+        <w:br/>
+      </w:r>
+      <w:r>
+        <w:rPr>
+          <w:rStyle w:val="HTMLCode"/>
+        </w:rPr>
+        <w:t>.</w:t>
+      </w:r>
+      <w:proofErr w:type="spellStart"/>
+      <w:r>
+        <w:rPr>
+          <w:rStyle w:val="HTMLCode"/>
+        </w:rPr>
+        <w:t>DS_Store</w:t>
+      </w:r>
+      <w:proofErr w:type="spellEnd"/>
+      <w:r>
+        <w:br/>
+      </w:r>
+      <w:r>
+        <w:rPr>
+          <w:rStyle w:val="HTMLCode"/>
+        </w:rPr>
+        <w:t>.</w:t>
+      </w:r>
+      <w:proofErr w:type="spellStart"/>
+      <w:r>
+        <w:rPr>
+          <w:rStyle w:val="HTMLCode"/>
+        </w:rPr>
+        <w:t>ipynb_checkpoints</w:t>
+      </w:r>
+      <w:proofErr w:type="spellEnd"/>
+      <w:r>
+        <w:rPr>
+          <w:rStyle w:val="HTMLCode"/>
+        </w:rPr>
+        <w:t>/</w:t>
+      </w:r>
+    </w:p>
+    <w:p>
+      <w:pPr>
+        <w:pStyle w:val="Heading3"/>
+      </w:pPr>
+      <w:r>
+        <w:t>Purpose</w:t>
+      </w:r>
+    </w:p>
+    <w:p>
+      <w:pPr>
+        <w:pStyle w:val="NormalWeb"/>
+      </w:pPr>
+      <w:r>
+        <w:t>This keeps GitHub clean and avoids uploading virtual environments or cache files.</w:t>
+      </w:r>
+    </w:p>
+    <w:p>
+      <w:r>
+        <w:pict w14:anchorId="33B7FED1">
+          <v:rect id="_x0000_i1149" style="width:0;height:1.5pt" o:hralign="center" o:hrstd="t" o:hr="t" fillcolor="#a0a0a0" stroked="f"/>
+        </w:pict>
+      </w:r>
+    </w:p>
+    <w:p>
+      <w:pPr>
+        <w:pStyle w:val="Heading2"/>
+      </w:pPr>
+      <w:r>
+        <w:t>Step 90 — Fixed GitHub Push Conflict</w:t>
+      </w:r>
+    </w:p>
+    <w:p>
+      <w:pPr>
+        <w:pStyle w:val="NormalWeb"/>
+      </w:pPr>
+      <w:r>
+        <w:t xml:space="preserve">During the first push, Git showed a conflict </w:t>
+      </w:r>
+      <w:proofErr w:type="gramStart"/>
+      <w:r>
+        <w:t xml:space="preserve">because </w:t>
+      </w:r>
+      <w:r>
+        <w:rPr>
+          <w:rStyle w:val="HTMLCode"/>
+        </w:rPr>
+        <w:t>.</w:t>
+      </w:r>
+      <w:proofErr w:type="spellStart"/>
+      <w:r>
+        <w:rPr>
+          <w:rStyle w:val="HTMLCode"/>
+        </w:rPr>
+        <w:t>gitignore</w:t>
+      </w:r>
+      <w:proofErr w:type="spellEnd"/>
+      <w:proofErr w:type="gramEnd"/>
+      <w:r>
+        <w:t xml:space="preserve"> existed both locally and on GitHub.</w:t>
+      </w:r>
+    </w:p>
+    <w:p>
+      <w:pPr>
+        <w:pStyle w:val="Heading3"/>
+      </w:pPr>
+      <w:r>
+        <w:t>Error type</w:t>
+      </w:r>
+    </w:p>
+    <w:p>
+      <w:pPr>
+        <w:pStyle w:val="HTMLPreformatted"/>
+      </w:pPr>
+      <w:r>
+        <w:rPr>
+          <w:rStyle w:val="HTMLCode"/>
+        </w:rPr>
+        <w:t>both added</w:t>
+      </w:r>
+      <w:proofErr w:type="gramStart"/>
+      <w:r>
+        <w:rPr>
+          <w:rStyle w:val="HTMLCode"/>
+        </w:rPr>
+        <w:t>: .</w:t>
+      </w:r>
+      <w:proofErr w:type="spellStart"/>
+      <w:r>
+        <w:rPr>
+          <w:rStyle w:val="HTMLCode"/>
+        </w:rPr>
+        <w:t>gitignore</w:t>
+      </w:r>
+      <w:proofErr w:type="spellEnd"/>
+      <w:proofErr w:type="gramEnd"/>
+    </w:p>
+    <w:p>
+      <w:pPr>
+        <w:pStyle w:val="Heading3"/>
+      </w:pPr>
+      <w:r>
+        <w:t>Fix</w:t>
+      </w:r>
+    </w:p>
+    <w:p>
+      <w:pPr>
+        <w:pStyle w:val="NormalWeb"/>
+      </w:pPr>
+      <w:r>
+        <w:t xml:space="preserve">We manually resolved </w:t>
+      </w:r>
+      <w:proofErr w:type="gramStart"/>
+      <w:r>
+        <w:t xml:space="preserve">the </w:t>
+      </w:r>
+      <w:r>
+        <w:rPr>
+          <w:rStyle w:val="HTMLCode"/>
+        </w:rPr>
+        <w:t>.</w:t>
+      </w:r>
+      <w:proofErr w:type="spellStart"/>
+      <w:r>
+        <w:rPr>
+          <w:rStyle w:val="HTMLCode"/>
+        </w:rPr>
+        <w:t>gitignore</w:t>
+      </w:r>
+      <w:proofErr w:type="spellEnd"/>
+      <w:proofErr w:type="gramEnd"/>
+      <w:r>
+        <w:t xml:space="preserve"> conflict, committed the fix, and pushed again.</w:t>
+      </w:r>
+    </w:p>
+    <w:p>
+      <w:pPr>
+        <w:pStyle w:val="Heading3"/>
+      </w:pPr>
+      <w:r>
+        <w:t>Result</w:t>
+      </w:r>
+    </w:p>
+    <w:p>
+      <w:pPr>
+        <w:pStyle w:val="NormalWeb"/>
+      </w:pPr>
+      <w:r>
+        <w:t>The project was successfully pushed to GitHub.</w:t>
+      </w:r>
+    </w:p>
+    <w:p>
+      <w:r>
+        <w:pict w14:anchorId="34B75837">
+          <v:rect id="_x0000_i1150" style="width:0;height:1.5pt" o:hralign="center" o:hrstd="t" o:hr="t" fillcolor="#a0a0a0" stroked="f"/>
+        </w:pict>
+      </w:r>
+    </w:p>
+    <w:p>
+      <w:pPr>
+        <w:pStyle w:val="Heading2"/>
+      </w:pPr>
+      <w:r>
+        <w:t>Step 91 — Created Git Tags</w:t>
+      </w:r>
+    </w:p>
+    <w:p>
+      <w:pPr>
+        <w:pStyle w:val="NormalWeb"/>
+      </w:pPr>
+      <w:r>
+        <w:t>We created version tags such as:</w:t>
+      </w:r>
+    </w:p>
+    <w:p>
+      <w:pPr>
+        <w:pStyle w:val="HTMLPreformatted"/>
+      </w:pPr>
+      <w:r>
+        <w:rPr>
+          <w:rStyle w:val="HTMLCode"/>
+        </w:rPr>
+        <w:t>v1-complete-mvp</w:t>
+      </w:r>
+      <w:r>
+        <w:br/>
+      </w:r>
+      <w:r>
+        <w:rPr>
+          <w:rStyle w:val="HTMLCode"/>
+        </w:rPr>
+        <w:t>v3-semantic-candidate-matcher</w:t>
+      </w:r>
+    </w:p>
+    <w:p>
+      <w:pPr>
+        <w:pStyle w:val="Heading3"/>
+      </w:pPr>
+      <w:r>
+        <w:t>Purpose</w:t>
+      </w:r>
+    </w:p>
+    <w:p>
+      <w:pPr>
+        <w:pStyle w:val="NormalWeb"/>
+      </w:pPr>
+      <w:r>
+        <w:t>Tags allow us to save stable versions of the project.</w:t>
+      </w:r>
+    </w:p>
+    <w:p>
+      <w:pPr>
+        <w:pStyle w:val="NormalWeb"/>
+      </w:pPr>
+      <w:r>
+        <w:t>Example:</w:t>
+      </w:r>
+    </w:p>
+    <w:p>
+      <w:pPr>
+        <w:pStyle w:val="HTMLPreformatted"/>
+      </w:pPr>
+      <w:r>
+        <w:rPr>
+          <w:rStyle w:val="HTMLCode"/>
+        </w:rPr>
+        <w:t>v1-complete-mvp = first stable MVP</w:t>
+      </w:r>
+      <w:r>
+        <w:br/>
+      </w:r>
+      <w:r>
+        <w:rPr>
+          <w:rStyle w:val="HTMLCode"/>
+        </w:rPr>
+        <w:t>v3-semantic-candidate-matcher = version with semantic candidate matching</w:t>
+      </w:r>
+    </w:p>
+    <w:p>
+      <w:r>
+        <w:pict w14:anchorId="78C009F9">
+          <v:rect id="_x0000_i1151" style="width:0;height:1.5pt" o:hralign="center" o:hrstd="t" o:hr="t" fillcolor="#a0a0a0" stroked="f"/>
+        </w:pict>
+      </w:r>
+    </w:p>
+    <w:p>
+      <w:pPr>
+        <w:pStyle w:val="Heading2"/>
+      </w:pPr>
+      <w:r>
+        <w:lastRenderedPageBreak/>
+        <w:t>Step 92 — Pushed German-English Normalization Feature Branch</w:t>
+      </w:r>
+    </w:p>
+    <w:p>
+      <w:pPr>
+        <w:pStyle w:val="NormalWeb"/>
+      </w:pPr>
+      <w:r>
+        <w:t>After completing German-English normalization, we committed and pushed the branch:</w:t>
+      </w:r>
+    </w:p>
+    <w:p>
+      <w:pPr>
+        <w:pStyle w:val="HTMLPreformatted"/>
+      </w:pPr>
+      <w:r>
+        <w:rPr>
+          <w:rStyle w:val="HTMLCode"/>
+        </w:rPr>
+        <w:t>feature/</w:t>
+      </w:r>
+      <w:proofErr w:type="spellStart"/>
+      <w:r>
+        <w:rPr>
+          <w:rStyle w:val="HTMLCode"/>
+        </w:rPr>
+        <w:t>german</w:t>
+      </w:r>
+      <w:proofErr w:type="spellEnd"/>
+      <w:r>
+        <w:rPr>
+          <w:rStyle w:val="HTMLCode"/>
+        </w:rPr>
+        <w:t>-</w:t>
+      </w:r>
+      <w:proofErr w:type="spellStart"/>
+      <w:r>
+        <w:rPr>
+          <w:rStyle w:val="HTMLCode"/>
+        </w:rPr>
+        <w:t>english</w:t>
+      </w:r>
+      <w:proofErr w:type="spellEnd"/>
+      <w:r>
+        <w:rPr>
+          <w:rStyle w:val="HTMLCode"/>
+        </w:rPr>
+        <w:t>-normalization</w:t>
+      </w:r>
+    </w:p>
+    <w:p>
+      <w:pPr>
+        <w:pStyle w:val="NormalWeb"/>
+      </w:pPr>
+      <w:r>
+        <w:t>Commit message:</w:t>
+      </w:r>
+    </w:p>
+    <w:p>
+      <w:pPr>
+        <w:pStyle w:val="HTMLPreformatted"/>
+      </w:pPr>
+      <w:r>
+        <w:rPr>
+          <w:rStyle w:val="HTMLCode"/>
+        </w:rPr>
+        <w:t>Add German-English skill normalization</w:t>
+      </w:r>
+    </w:p>
+    <w:p>
+      <w:r>
+        <w:pict w14:anchorId="7A4B870C">
+          <v:rect id="_x0000_i1152" style="width:0;height:1.5pt" o:hralign="center" o:hrstd="t" o:hr="t" fillcolor="#a0a0a0" stroked="f"/>
+        </w:pict>
+      </w:r>
+    </w:p>
+    <w:p>
+      <w:pPr>
+        <w:pStyle w:val="Heading2"/>
+      </w:pPr>
+      <w:r>
+        <w:t>Step 93 — Created Version Tag for German-English Normalization</w:t>
+      </w:r>
+    </w:p>
+    <w:p>
+      <w:pPr>
+        <w:pStyle w:val="NormalWeb"/>
+      </w:pPr>
+      <w:r>
+        <w:t>We created a version tag:</w:t>
+      </w:r>
+    </w:p>
+    <w:p>
+      <w:pPr>
+        <w:pStyle w:val="HTMLPreformatted"/>
+      </w:pPr>
+      <w:r>
+        <w:rPr>
+          <w:rStyle w:val="HTMLCode"/>
+        </w:rPr>
+        <w:t>v2-german-english-normalization</w:t>
+      </w:r>
+    </w:p>
+    <w:p>
+      <w:pPr>
+        <w:pStyle w:val="Heading3"/>
+      </w:pPr>
+      <w:r>
+        <w:t>Purpose</w:t>
+      </w:r>
+    </w:p>
+    <w:p>
+      <w:pPr>
+        <w:pStyle w:val="NormalWeb"/>
+      </w:pPr>
+      <w:r>
+        <w:t>This saved the German-English normalization feature as a separate project version.</w:t>
+      </w:r>
+    </w:p>
+    <w:p>
+      <w:r>
+        <w:pict w14:anchorId="3E88BF49">
+          <v:rect id="_x0000_i1153" style="width:0;height:1.5pt" o:hralign="center" o:hrstd="t" o:hr="t" fillcolor="#a0a0a0" stroked="f"/>
+        </w:pict>
+      </w:r>
+    </w:p>
+    <w:p>
+      <w:pPr>
+        <w:pStyle w:val="Heading2"/>
+      </w:pPr>
+      <w:r>
+        <w:t>Step 94 — Merged German-English Normalization into Main</w:t>
+      </w:r>
+    </w:p>
+    <w:p>
+      <w:pPr>
+        <w:pStyle w:val="NormalWeb"/>
+      </w:pPr>
+      <w:r>
+        <w:t>After testing, we merged:</w:t>
+      </w:r>
+    </w:p>
+    <w:p>
+      <w:pPr>
+        <w:pStyle w:val="HTMLPreformatted"/>
+      </w:pPr>
+      <w:r>
+        <w:rPr>
+          <w:rStyle w:val="HTMLCode"/>
+        </w:rPr>
+        <w:t>feature/</w:t>
+      </w:r>
+      <w:proofErr w:type="spellStart"/>
+      <w:r>
+        <w:rPr>
+          <w:rStyle w:val="HTMLCode"/>
+        </w:rPr>
+        <w:t>german</w:t>
+      </w:r>
+      <w:proofErr w:type="spellEnd"/>
+      <w:r>
+        <w:rPr>
+          <w:rStyle w:val="HTMLCode"/>
+        </w:rPr>
+        <w:t>-</w:t>
+      </w:r>
+      <w:proofErr w:type="spellStart"/>
+      <w:r>
+        <w:rPr>
+          <w:rStyle w:val="HTMLCode"/>
+        </w:rPr>
+        <w:t>english</w:t>
+      </w:r>
+      <w:proofErr w:type="spellEnd"/>
+      <w:r>
+        <w:rPr>
+          <w:rStyle w:val="HTMLCode"/>
+        </w:rPr>
+        <w:t>-normalization</w:t>
+      </w:r>
+    </w:p>
+    <w:p>
+      <w:pPr>
+        <w:pStyle w:val="NormalWeb"/>
+      </w:pPr>
+      <w:r>
+        <w:t>into:</w:t>
+      </w:r>
+    </w:p>
+    <w:p>
+      <w:pPr>
+        <w:pStyle w:val="HTMLPreformatted"/>
+      </w:pPr>
+      <w:r>
+        <w:rPr>
+          <w:rStyle w:val="HTMLCode"/>
+        </w:rPr>
+        <w:t>main</w:t>
+      </w:r>
+    </w:p>
+    <w:p>
+      <w:pPr>
+        <w:pStyle w:val="Heading3"/>
+      </w:pPr>
+      <w:r>
+        <w:t>Purpose</w:t>
+      </w:r>
+    </w:p>
+    <w:p>
+      <w:pPr>
+        <w:pStyle w:val="NormalWeb"/>
+      </w:pPr>
+      <w:r>
+        <w:t>This made German-English normalization part of the stable project version.</w:t>
+      </w:r>
+    </w:p>
+    <w:p>
+      <w:r>
+        <w:pict w14:anchorId="1F1F2AF7">
+          <v:rect id="_x0000_i1154" style="width:0;height:1.5pt" o:hralign="center" o:hrstd="t" o:hr="t" fillcolor="#a0a0a0" stroked="f"/>
+        </w:pict>
+      </w:r>
+    </w:p>
+    <w:p>
+      <w:pPr>
+        <w:pStyle w:val="Heading1"/>
+      </w:pPr>
+      <w:r>
+        <w:t>Machine Learning Role Classifier</w:t>
+      </w:r>
+    </w:p>
+    <w:p>
+      <w:pPr>
+        <w:pStyle w:val="Heading2"/>
+      </w:pPr>
+      <w:r>
+        <w:t>Step 95 — Identified Need for a Real ML Model</w:t>
+      </w:r>
+    </w:p>
+    <w:p>
+      <w:pPr>
+        <w:pStyle w:val="NormalWeb"/>
+      </w:pPr>
+      <w:r>
+        <w:t>We realized that the current role classifier was rule-based.</w:t>
+      </w:r>
+    </w:p>
+    <w:p>
+      <w:pPr>
+        <w:pStyle w:val="NormalWeb"/>
+      </w:pPr>
+      <w:r>
+        <w:lastRenderedPageBreak/>
+        <w:t>Example:</w:t>
+      </w:r>
+    </w:p>
+    <w:p>
+      <w:pPr>
+        <w:pStyle w:val="HTMLPreformatted"/>
+      </w:pPr>
+      <w:r>
+        <w:rPr>
+          <w:rStyle w:val="HTMLCode"/>
+        </w:rPr>
+        <w:t>If job text contains Excel → Data Analyst</w:t>
+      </w:r>
+      <w:r>
+        <w:br/>
+      </w:r>
+      <w:r>
+        <w:rPr>
+          <w:rStyle w:val="HTMLCode"/>
+        </w:rPr>
+        <w:t>If job text contains AWS → Cloud Engineer</w:t>
+      </w:r>
+    </w:p>
+    <w:p>
+      <w:pPr>
+        <w:pStyle w:val="Heading3"/>
+      </w:pPr>
+      <w:r>
+        <w:t>Problem</w:t>
+      </w:r>
+    </w:p>
+    <w:p>
+      <w:pPr>
+        <w:pStyle w:val="NormalWeb"/>
+      </w:pPr>
+      <w:r>
+        <w:t>This is useful as a baseline, but it is not a trained ML model.</w:t>
+      </w:r>
+    </w:p>
+    <w:p>
+      <w:r>
+        <w:pict w14:anchorId="09BFF83C">
+          <v:rect id="_x0000_i1155" style="width:0;height:1.5pt" o:hralign="center" o:hrstd="t" o:hr="t" fillcolor="#a0a0a0" stroked="f"/>
+        </w:pict>
+      </w:r>
+    </w:p>
+    <w:p>
+      <w:pPr>
+        <w:pStyle w:val="Heading2"/>
+      </w:pPr>
+      <w:r>
+        <w:t>Step 96 — Decided to Train ML Role Classifier</w:t>
+      </w:r>
+    </w:p>
+    <w:p>
+      <w:pPr>
+        <w:pStyle w:val="NormalWeb"/>
+      </w:pPr>
+      <w:r>
+        <w:t>We decided to train a model using:</w:t>
+      </w:r>
+    </w:p>
+    <w:p>
+      <w:pPr>
+        <w:pStyle w:val="HTMLPreformatted"/>
+      </w:pPr>
+      <w:r>
+        <w:rPr>
+          <w:rStyle w:val="HTMLCode"/>
+        </w:rPr>
+        <w:t>TF-IDF + Logistic Regression</w:t>
+      </w:r>
+    </w:p>
+    <w:p>
+      <w:pPr>
+        <w:pStyle w:val="Heading3"/>
+      </w:pPr>
+      <w:r>
+        <w:t>Purpose</w:t>
+      </w:r>
+    </w:p>
+    <w:p>
+      <w:pPr>
+        <w:pStyle w:val="NormalWeb"/>
+      </w:pPr>
+      <w:r>
+        <w:t>The model should learn role patterns from job text.</w:t>
+      </w:r>
+    </w:p>
+    <w:p>
+      <w:pPr>
+        <w:pStyle w:val="NormalWeb"/>
+      </w:pPr>
+      <w:r>
+        <w:t>Input:</w:t>
+      </w:r>
+    </w:p>
+    <w:p>
+      <w:pPr>
+        <w:pStyle w:val="HTMLPreformatted"/>
+      </w:pPr>
+      <w:r>
+        <w:rPr>
+          <w:rStyle w:val="HTMLCode"/>
+        </w:rPr>
+        <w:t>Job title + job description</w:t>
+      </w:r>
+    </w:p>
+    <w:p>
+      <w:pPr>
+        <w:pStyle w:val="NormalWeb"/>
+      </w:pPr>
+      <w:r>
+        <w:t>Output:</w:t>
+      </w:r>
+    </w:p>
+    <w:p>
+      <w:pPr>
+        <w:pStyle w:val="HTMLPreformatted"/>
+      </w:pPr>
+      <w:r>
+        <w:rPr>
+          <w:rStyle w:val="HTMLCode"/>
+        </w:rPr>
+        <w:t>Predicted job role</w:t>
+      </w:r>
+    </w:p>
+    <w:p>
+      <w:r>
+        <w:pict w14:anchorId="24A2D99C">
+          <v:rect id="_x0000_i1156" style="width:0;height:1.5pt" o:hralign="center" o:hrstd="t" o:hr="t" fillcolor="#a0a0a0" stroked="f"/>
+        </w:pict>
+      </w:r>
+    </w:p>
+    <w:p>
+      <w:pPr>
+        <w:pStyle w:val="Heading2"/>
+      </w:pPr>
+      <w:r>
+        <w:t>Step 97 — Created ML Feature Branch</w:t>
+      </w:r>
+    </w:p>
+    <w:p>
+      <w:pPr>
+        <w:pStyle w:val="NormalWeb"/>
+      </w:pPr>
+      <w:r>
+        <w:t>We created a new branch:</w:t>
+      </w:r>
+    </w:p>
+    <w:p>
+      <w:pPr>
+        <w:pStyle w:val="HTMLPreformatted"/>
+      </w:pPr>
+      <w:r>
+        <w:rPr>
+          <w:rStyle w:val="m"/>
+        </w:rPr>
+        <w:t>git</w:t>
+      </w:r>
+      <w:r>
+        <w:rPr>
+          <w:rStyle w:val="HTMLCode"/>
+        </w:rPr>
+        <w:t xml:space="preserve"> </w:t>
+      </w:r>
+      <w:r>
+        <w:rPr>
+          <w:rStyle w:val="m"/>
+        </w:rPr>
+        <w:t>checkout</w:t>
+      </w:r>
+      <w:r>
+        <w:rPr>
+          <w:rStyle w:val="HTMLCode"/>
+        </w:rPr>
+        <w:t xml:space="preserve"> </w:t>
+      </w:r>
+      <w:r>
+        <w:rPr>
+          <w:rStyle w:val="g"/>
+        </w:rPr>
+        <w:t>-</w:t>
+      </w:r>
+      <w:r>
+        <w:rPr>
+          <w:rStyle w:val="m"/>
+        </w:rPr>
+        <w:t>b</w:t>
+      </w:r>
+      <w:r>
+        <w:rPr>
+          <w:rStyle w:val="HTMLCode"/>
+        </w:rPr>
+        <w:t xml:space="preserve"> </w:t>
+      </w:r>
+      <w:r>
+        <w:rPr>
+          <w:rStyle w:val="m"/>
+        </w:rPr>
+        <w:t>feature</w:t>
+      </w:r>
+      <w:r>
+        <w:rPr>
+          <w:rStyle w:val="g"/>
+        </w:rPr>
+        <w:t>/</w:t>
+      </w:r>
+      <w:r>
+        <w:rPr>
+          <w:rStyle w:val="m"/>
+        </w:rPr>
+        <w:t>ml-role-classifier</w:t>
+      </w:r>
+    </w:p>
+    <w:p>
+      <w:pPr>
+        <w:pStyle w:val="Heading3"/>
+      </w:pPr>
+      <w:r>
+        <w:t>Purpose</w:t>
+      </w:r>
+    </w:p>
+    <w:p>
+      <w:pPr>
+        <w:pStyle w:val="NormalWeb"/>
+      </w:pPr>
+      <w:r>
+        <w:t xml:space="preserve">This keeps ML development separate from the stable </w:t>
+      </w:r>
+      <w:r>
+        <w:rPr>
+          <w:rStyle w:val="HTMLCode"/>
+        </w:rPr>
+        <w:t>main</w:t>
+      </w:r>
+      <w:r>
+        <w:t xml:space="preserve"> branch.</w:t>
+      </w:r>
+    </w:p>
+    <w:p>
+      <w:r>
+        <w:pict w14:anchorId="1682F7E9">
+          <v:rect id="_x0000_i1157" style="width:0;height:1.5pt" o:hralign="center" o:hrstd="t" o:hr="t" fillcolor="#a0a0a0" stroked="f"/>
+        </w:pict>
+      </w:r>
+    </w:p>
+    <w:p>
+      <w:pPr>
+        <w:pStyle w:val="Heading2"/>
+      </w:pPr>
+      <w:r>
+        <w:t>Step 98 — Created ML Model Folder</w:t>
+      </w:r>
+    </w:p>
+    <w:p>
+      <w:pPr>
+        <w:pStyle w:val="NormalWeb"/>
+      </w:pPr>
+      <w:r>
+        <w:t>Folder created:</w:t>
+      </w:r>
+    </w:p>
+    <w:p>
+      <w:pPr>
+        <w:pStyle w:val="HTMLPreformatted"/>
+      </w:pPr>
+      <w:proofErr w:type="spellStart"/>
+      <w:r>
+        <w:rPr>
+          <w:rStyle w:val="HTMLCode"/>
+        </w:rPr>
+        <w:t>ml_model</w:t>
+      </w:r>
+      <w:proofErr w:type="spellEnd"/>
+      <w:r>
+        <w:rPr>
+          <w:rStyle w:val="HTMLCode"/>
+        </w:rPr>
+        <w:t>/</w:t>
+      </w:r>
+    </w:p>
+    <w:p>
+      <w:pPr>
+        <w:pStyle w:val="Heading3"/>
+      </w:pPr>
+      <w:r>
+        <w:t>Purpose</w:t>
+      </w:r>
+    </w:p>
+    <w:p>
+      <w:pPr>
+        <w:pStyle w:val="NormalWeb"/>
+      </w:pPr>
+      <w:r>
+        <w:lastRenderedPageBreak/>
+        <w:t>This folder stores ML training and prediction files.</w:t>
+      </w:r>
+    </w:p>
+    <w:p>
+      <w:r>
+        <w:pict w14:anchorId="396D6F00">
+          <v:rect id="_x0000_i1158" style="width:0;height:1.5pt" o:hralign="center" o:hrstd="t" o:hr="t" fillcolor="#a0a0a0" stroked="f"/>
+        </w:pict>
+      </w:r>
+    </w:p>
+    <w:p>
+      <w:pPr>
+        <w:pStyle w:val="Heading2"/>
+      </w:pPr>
+      <w:r>
+        <w:t>Step 99 — Created ML Package File</w:t>
+      </w:r>
+    </w:p>
+    <w:p>
+      <w:pPr>
+        <w:pStyle w:val="NormalWeb"/>
+      </w:pPr>
+      <w:r>
+        <w:t>File created:</w:t>
+      </w:r>
+    </w:p>
+    <w:p>
+      <w:pPr>
+        <w:pStyle w:val="HTMLPreformatted"/>
+      </w:pPr>
+      <w:r>
+        <w:rPr>
+          <w:rStyle w:val="HTMLCode"/>
+        </w:rPr>
+        <w:t>ml_model/__init__.py</w:t>
+      </w:r>
+    </w:p>
+    <w:p>
+      <w:pPr>
+        <w:pStyle w:val="Heading3"/>
+      </w:pPr>
+      <w:r>
+        <w:t>Purpose</w:t>
+      </w:r>
+    </w:p>
+    <w:p>
+      <w:pPr>
+        <w:pStyle w:val="NormalWeb"/>
+      </w:pPr>
+      <w:r>
+        <w:t xml:space="preserve">This allows Python to treat </w:t>
+      </w:r>
+      <w:proofErr w:type="spellStart"/>
+      <w:r>
+        <w:rPr>
+          <w:rStyle w:val="HTMLCode"/>
+        </w:rPr>
+        <w:t>ml_model</w:t>
+      </w:r>
+      <w:proofErr w:type="spellEnd"/>
+      <w:r>
+        <w:t xml:space="preserve"> as a package.</w:t>
+      </w:r>
+    </w:p>
+    <w:p>
+      <w:r>
+        <w:pict w14:anchorId="3648262C">
+          <v:rect id="_x0000_i1159" style="width:0;height:1.5pt" o:hralign="center" o:hrstd="t" o:hr="t" fillcolor="#a0a0a0" stroked="f"/>
+        </w:pict>
+      </w:r>
+    </w:p>
+    <w:p>
+      <w:pPr>
+        <w:pStyle w:val="Heading2"/>
+      </w:pPr>
+      <w:r>
+        <w:t>Step 100 — Created Training Script</w:t>
+      </w:r>
+    </w:p>
+    <w:p>
+      <w:pPr>
+        <w:pStyle w:val="NormalWeb"/>
+      </w:pPr>
+      <w:r>
+        <w:t>File created:</w:t>
+      </w:r>
+    </w:p>
+    <w:p>
+      <w:pPr>
+        <w:pStyle w:val="HTMLPreformatted"/>
+      </w:pPr>
+      <w:r>
+        <w:rPr>
+          <w:rStyle w:val="HTMLCode"/>
+        </w:rPr>
+        <w:t>ml_model/train_role_classifier.py</w:t>
+      </w:r>
+    </w:p>
+    <w:p>
+      <w:pPr>
+        <w:pStyle w:val="Heading3"/>
+      </w:pPr>
+      <w:r>
+        <w:t>Purpose</w:t>
+      </w:r>
+    </w:p>
+    <w:p>
+      <w:pPr>
+        <w:pStyle w:val="NormalWeb"/>
+      </w:pPr>
+      <w:r>
+        <w:t>This file trains the ML role classifier.</w:t>
+      </w:r>
+    </w:p>
+    <w:p>
+      <w:r>
+        <w:pict w14:anchorId="08ED314A">
+          <v:rect id="_x0000_i1160" style="width:0;height:1.5pt" o:hralign="center" o:hrstd="t" o:hr="t" fillcolor="#a0a0a0" stroked="f"/>
+        </w:pict>
+      </w:r>
+    </w:p>
+    <w:p>
+      <w:pPr>
+        <w:pStyle w:val="Heading2"/>
+      </w:pPr>
+      <w:r>
+        <w:t>Step 101 — Trained First Baseline ML Model on Existing Data</w:t>
+      </w:r>
+    </w:p>
+    <w:p>
+      <w:pPr>
+        <w:pStyle w:val="NormalWeb"/>
+      </w:pPr>
+      <w:r>
+        <w:t>The first model used:</w:t>
+      </w:r>
+    </w:p>
+    <w:p>
+      <w:pPr>
+        <w:pStyle w:val="HTMLPreformatted"/>
+      </w:pPr>
+      <w:r>
+        <w:rPr>
+          <w:rStyle w:val="HTMLCode"/>
+        </w:rPr>
+        <w:t>data/filtered_jobs.csv</w:t>
+      </w:r>
+    </w:p>
+    <w:p>
+      <w:pPr>
+        <w:pStyle w:val="NormalWeb"/>
+      </w:pPr>
+      <w:r>
+        <w:t>as training data.</w:t>
+      </w:r>
+    </w:p>
+    <w:p>
+      <w:pPr>
+        <w:pStyle w:val="Heading3"/>
+      </w:pPr>
+      <w:r>
+        <w:t>Model used</w:t>
+      </w:r>
+    </w:p>
+    <w:p>
+      <w:pPr>
+        <w:pStyle w:val="HTMLPreformatted"/>
+      </w:pPr>
+      <w:r>
+        <w:rPr>
+          <w:rStyle w:val="HTMLCode"/>
+        </w:rPr>
+        <w:t>TF-IDF Vectorizer</w:t>
+      </w:r>
+      <w:r>
+        <w:br/>
+      </w:r>
+      <w:r>
+        <w:rPr>
+          <w:rStyle w:val="HTMLCode"/>
+        </w:rPr>
+        <w:t>+</w:t>
+      </w:r>
+      <w:r>
+        <w:br/>
+      </w:r>
+      <w:r>
+        <w:rPr>
+          <w:rStyle w:val="HTMLCode"/>
+        </w:rPr>
+        <w:t>Logistic Regression</w:t>
+      </w:r>
+    </w:p>
+    <w:p>
+      <w:pPr>
+        <w:pStyle w:val="Heading3"/>
+      </w:pPr>
+      <w:r>
+        <w:t>Input</w:t>
+      </w:r>
+    </w:p>
+    <w:p>
+      <w:pPr>
+        <w:pStyle w:val="HTMLPreformatted"/>
+      </w:pPr>
+      <w:r>
+        <w:rPr>
+          <w:rStyle w:val="HTMLCode"/>
+        </w:rPr>
+        <w:t>job title + cleaned job description</w:t>
+      </w:r>
+    </w:p>
+    <w:p>
+      <w:pPr>
+        <w:pStyle w:val="Heading3"/>
+      </w:pPr>
+      <w:r>
+        <w:t>Label</w:t>
+      </w:r>
+    </w:p>
+    <w:p>
+      <w:pPr>
+        <w:pStyle w:val="HTMLPreformatted"/>
+      </w:pPr>
+      <w:proofErr w:type="spellStart"/>
+      <w:r>
+        <w:rPr>
+          <w:rStyle w:val="HTMLCode"/>
+        </w:rPr>
+        <w:t>predicted_role</w:t>
+      </w:r>
+      <w:proofErr w:type="spellEnd"/>
+    </w:p>
+    <w:p>
+      <w:r>
+        <w:lastRenderedPageBreak/>
+        <w:pict w14:anchorId="0E88AC6B">
+          <v:rect id="_x0000_i1161" style="width:0;height:1.5pt" o:hralign="center" o:hrstd="t" o:hr="t" fillcolor="#a0a0a0" stroked="f"/>
+        </w:pict>
+      </w:r>
+    </w:p>
+    <w:p>
+      <w:pPr>
+        <w:pStyle w:val="Heading2"/>
+      </w:pPr>
+      <w:r>
+        <w:t>Step 102 — Faced Train/Test Split Issue</w:t>
+      </w:r>
+    </w:p>
+    <w:p>
+      <w:pPr>
+        <w:pStyle w:val="NormalWeb"/>
+      </w:pPr>
+      <w:r>
+        <w:t>The first training attempt failed because the dataset was too small.</w:t>
+      </w:r>
+    </w:p>
+    <w:p>
+      <w:pPr>
+        <w:pStyle w:val="NormalWeb"/>
+      </w:pPr>
+      <w:r>
+        <w:t>Error reason:</w:t>
+      </w:r>
+    </w:p>
+    <w:p>
+      <w:pPr>
+        <w:pStyle w:val="HTMLPreformatted"/>
+      </w:pPr>
+      <w:r>
+        <w:rPr>
+          <w:rStyle w:val="HTMLCode"/>
+        </w:rPr>
+        <w:t>12 jobs</w:t>
+      </w:r>
+      <w:r>
+        <w:br/>
+      </w:r>
+      <w:r>
+        <w:rPr>
+          <w:rStyle w:val="HTMLCode"/>
+        </w:rPr>
+        <w:t>5 role classes</w:t>
+      </w:r>
+    </w:p>
+    <w:p>
+      <w:pPr>
+        <w:pStyle w:val="NormalWeb"/>
+      </w:pPr>
+      <w:r>
+        <w:t>The test set was too small to contain all classes.</w:t>
+      </w:r>
+    </w:p>
+    <w:p>
+      <w:pPr>
+        <w:pStyle w:val="Heading3"/>
+      </w:pPr>
+      <w:r>
+        <w:t>Fix</w:t>
+      </w:r>
+    </w:p>
+    <w:p>
+      <w:pPr>
+        <w:pStyle w:val="NormalWeb"/>
+      </w:pPr>
+      <w:r>
+        <w:t>We removed:</w:t>
+      </w:r>
+    </w:p>
+    <w:p>
+      <w:pPr>
+        <w:pStyle w:val="HTMLPreformatted"/>
+      </w:pPr>
+      <w:r>
+        <w:rPr>
+          <w:rStyle w:val="m"/>
+        </w:rPr>
+        <w:t>stratify</w:t>
+      </w:r>
+      <w:r>
+        <w:rPr>
+          <w:rStyle w:val="g"/>
+        </w:rPr>
+        <w:t>=</w:t>
+      </w:r>
+      <w:r>
+        <w:rPr>
+          <w:rStyle w:val="m"/>
+        </w:rPr>
+        <w:t>y</w:t>
+      </w:r>
+    </w:p>
+    <w:p>
+      <w:pPr>
+        <w:pStyle w:val="NormalWeb"/>
+      </w:pPr>
+      <w:r>
+        <w:t xml:space="preserve">from </w:t>
+      </w:r>
+      <w:proofErr w:type="spellStart"/>
+      <w:r>
+        <w:rPr>
+          <w:rStyle w:val="HTMLCode"/>
+        </w:rPr>
+        <w:t>train_test_split</w:t>
+      </w:r>
+      <w:proofErr w:type="spellEnd"/>
+      <w:r>
+        <w:t>.</w:t>
+      </w:r>
+    </w:p>
+    <w:p>
+      <w:r>
+        <w:pict w14:anchorId="2C4B31C1">
+          <v:rect id="_x0000_i1162" style="width:0;height:1.5pt" o:hralign="center" o:hrstd="t" o:hr="t" fillcolor="#a0a0a0" stroked="f"/>
+        </w:pict>
+      </w:r>
+    </w:p>
+    <w:p>
+      <w:pPr>
+        <w:pStyle w:val="Heading2"/>
+      </w:pPr>
+      <w:r>
+        <w:t>Step 103 — Successfully Trained and Saved ML Model</w:t>
+      </w:r>
+    </w:p>
+    <w:p>
+      <w:pPr>
+        <w:pStyle w:val="NormalWeb"/>
+      </w:pPr>
+      <w:r>
+        <w:t>The model trained successfully and saved:</w:t>
+      </w:r>
+    </w:p>
+    <w:p>
+      <w:pPr>
+        <w:pStyle w:val="HTMLPreformatted"/>
+      </w:pPr>
+      <w:proofErr w:type="spellStart"/>
+      <w:r>
+        <w:rPr>
+          <w:rStyle w:val="HTMLCode"/>
+        </w:rPr>
+        <w:t>ml_model</w:t>
+      </w:r>
+      <w:proofErr w:type="spellEnd"/>
+      <w:r>
+        <w:rPr>
+          <w:rStyle w:val="HTMLCode"/>
+        </w:rPr>
+        <w:t>/</w:t>
+      </w:r>
+      <w:proofErr w:type="spellStart"/>
+      <w:r>
+        <w:rPr>
+          <w:rStyle w:val="HTMLCode"/>
+        </w:rPr>
+        <w:t>role_classifier_model.pkl</w:t>
+      </w:r>
+      <w:proofErr w:type="spellEnd"/>
+    </w:p>
+    <w:p>
+      <w:pPr>
+        <w:pStyle w:val="Heading3"/>
+      </w:pPr>
+      <w:r>
+        <w:t>Output example</w:t>
+      </w:r>
+    </w:p>
+    <w:p>
+      <w:pPr>
+        <w:pStyle w:val="HTMLPreformatted"/>
+      </w:pPr>
+      <w:r>
+        <w:rPr>
+          <w:rStyle w:val="HTMLCode"/>
+        </w:rPr>
+        <w:t>Accuracy: 0.25</w:t>
+      </w:r>
+      <w:r>
+        <w:br/>
+      </w:r>
+      <w:r>
+        <w:rPr>
+          <w:rStyle w:val="HTMLCode"/>
+        </w:rPr>
+        <w:t xml:space="preserve">Model saved to </w:t>
+      </w:r>
+      <w:proofErr w:type="spellStart"/>
+      <w:r>
+        <w:rPr>
+          <w:rStyle w:val="HTMLCode"/>
+        </w:rPr>
+        <w:t>ml_model</w:t>
+      </w:r>
+      <w:proofErr w:type="spellEnd"/>
+      <w:r>
+        <w:rPr>
+          <w:rStyle w:val="HTMLCode"/>
+        </w:rPr>
+        <w:t>/</w:t>
+      </w:r>
+      <w:proofErr w:type="spellStart"/>
+      <w:r>
+        <w:rPr>
+          <w:rStyle w:val="HTMLCode"/>
+        </w:rPr>
+        <w:t>role_classifier_model.pkl</w:t>
+      </w:r>
+      <w:proofErr w:type="spellEnd"/>
+    </w:p>
+    <w:p>
+      <w:pPr>
+        <w:pStyle w:val="Heading3"/>
+      </w:pPr>
+      <w:r>
+        <w:t>Meaning</w:t>
+      </w:r>
+    </w:p>
+    <w:p>
+      <w:pPr>
+        <w:pStyle w:val="NormalWeb"/>
+      </w:pPr>
+      <w:r>
+        <w:t>The model works technically, but accuracy is low because only 12 jobs were used.</w:t>
+      </w:r>
+    </w:p>
+    <w:p>
+      <w:r>
+        <w:pict w14:anchorId="5BC08B62">
+          <v:rect id="_x0000_i1163" style="width:0;height:1.5pt" o:hralign="center" o:hrstd="t" o:hr="t" fillcolor="#a0a0a0" stroked="f"/>
+        </w:pict>
+      </w:r>
+    </w:p>
+    <w:p>
+      <w:pPr>
+        <w:pStyle w:val="Heading2"/>
+      </w:pPr>
+      <w:r>
+        <w:t>Step 104 — Interpreted ML Result</w:t>
+      </w:r>
+    </w:p>
+    <w:p>
+      <w:pPr>
+        <w:pStyle w:val="NormalWeb"/>
+      </w:pPr>
+      <w:r>
+        <w:t>We concluded:</w:t>
+      </w:r>
+    </w:p>
+    <w:p>
+      <w:pPr>
+        <w:pStyle w:val="HTMLPreformatted"/>
+      </w:pPr>
+      <w:r>
+        <w:rPr>
+          <w:rStyle w:val="HTMLCode"/>
+        </w:rPr>
+        <w:t>Training on 12 jobs is not a good ML approach.</w:t>
+      </w:r>
+    </w:p>
+    <w:p>
+      <w:pPr>
+        <w:pStyle w:val="Heading3"/>
+      </w:pPr>
+      <w:r>
+        <w:t>Important decision</w:t>
+      </w:r>
+    </w:p>
+    <w:p>
+      <w:pPr>
+        <w:pStyle w:val="NormalWeb"/>
+      </w:pPr>
+      <w:r>
+        <w:t xml:space="preserve">The 12-job model is only a </w:t>
+      </w:r>
+      <w:r>
+        <w:rPr>
+          <w:rStyle w:val="Strong"/>
+        </w:rPr>
+        <w:t>baseline ML experiment</w:t>
+      </w:r>
+      <w:r>
+        <w:t>, not a final reliable model.</w:t>
+      </w:r>
+    </w:p>
+    <w:p>
+      <w:r>
+        <w:lastRenderedPageBreak/>
+        <w:pict w14:anchorId="04B01961">
+          <v:rect id="_x0000_i1164" style="width:0;height:1.5pt" o:hralign="center" o:hrstd="t" o:hr="t" fillcolor="#a0a0a0" stroked="f"/>
+        </w:pict>
+      </w:r>
+    </w:p>
+    <w:p>
+      <w:pPr>
+        <w:pStyle w:val="Heading1"/>
+      </w:pPr>
+      <w:r>
+        <w:t>Larger Dataset Strategy</w:t>
+      </w:r>
+    </w:p>
+    <w:p>
+      <w:pPr>
+        <w:pStyle w:val="Heading2"/>
+      </w:pPr>
+      <w:r>
+        <w:t>Step 105 — Decided to Use Kaggle/Hugging Face Dataset</w:t>
+      </w:r>
+    </w:p>
+    <w:p>
+      <w:pPr>
+        <w:pStyle w:val="NormalWeb"/>
+      </w:pPr>
+      <w:r>
+        <w:t>To train a proper ML model, we decided to use a larger external dataset.</w:t>
+      </w:r>
+    </w:p>
+    <w:p>
+      <w:pPr>
+        <w:pStyle w:val="Heading3"/>
+      </w:pPr>
+      <w:r>
+        <w:t>Best strategy</w:t>
+      </w:r>
+    </w:p>
+    <w:p>
+      <w:pPr>
+        <w:pStyle w:val="HTMLPreformatted"/>
+      </w:pPr>
+      <w:r>
+        <w:rPr>
+          <w:rStyle w:val="HTMLCode"/>
+        </w:rPr>
+        <w:t>Training data = Kaggle / Hugging Face</w:t>
+      </w:r>
+      <w:r>
+        <w:br/>
+      </w:r>
+      <w:r>
+        <w:rPr>
+          <w:rStyle w:val="HTMLCode"/>
+        </w:rPr>
+        <w:t xml:space="preserve">Live dashboard data = </w:t>
+      </w:r>
+      <w:proofErr w:type="spellStart"/>
+      <w:r>
+        <w:rPr>
+          <w:rStyle w:val="HTMLCode"/>
+        </w:rPr>
+        <w:t>Arbeitnow</w:t>
+      </w:r>
+      <w:proofErr w:type="spellEnd"/>
+      <w:r>
+        <w:rPr>
+          <w:rStyle w:val="HTMLCode"/>
+        </w:rPr>
+        <w:t xml:space="preserve"> API</w:t>
+      </w:r>
+    </w:p>
+    <w:p>
+      <w:pPr>
+        <w:pStyle w:val="Heading3"/>
+      </w:pPr>
+      <w:r>
+        <w:t>Purpose</w:t>
+      </w:r>
+    </w:p>
+    <w:p>
+      <w:pPr>
+        <w:pStyle w:val="NormalWeb"/>
+      </w:pPr>
+      <w:r>
+        <w:t>Kaggle/Hugging Face data will train the ML model.</w:t>
+      </w:r>
+    </w:p>
+    <w:p>
+      <w:pPr>
+        <w:pStyle w:val="NormalWeb"/>
+      </w:pPr>
+      <w:proofErr w:type="spellStart"/>
+      <w:r>
+        <w:t>Arbeitnow</w:t>
+      </w:r>
+      <w:proofErr w:type="spellEnd"/>
+      <w:r>
+        <w:t xml:space="preserve"> API will provide fresh live job postings for prediction and dashboard analysis.</w:t>
+      </w:r>
+    </w:p>
+    <w:p>
+      <w:r>
+        <w:pict w14:anchorId="72CA4B7E">
+          <v:rect id="_x0000_i1165" style="width:0;height:1.5pt" o:hralign="center" o:hrstd="t" o:hr="t" fillcolor="#a0a0a0" stroked="f"/>
+        </w:pict>
+      </w:r>
+    </w:p>
+    <w:p>
+      <w:pPr>
+        <w:pStyle w:val="Heading2"/>
+      </w:pPr>
+      <w:r>
+        <w:t>Step 106 — Created Training Data Folder</w:t>
+      </w:r>
+    </w:p>
+    <w:p>
+      <w:pPr>
+        <w:pStyle w:val="NormalWeb"/>
+      </w:pPr>
+      <w:r>
+        <w:t>Folder created:</w:t>
+      </w:r>
+    </w:p>
+    <w:p>
+      <w:pPr>
+        <w:pStyle w:val="HTMLPreformatted"/>
+      </w:pPr>
+      <w:r>
+        <w:rPr>
+          <w:rStyle w:val="HTMLCode"/>
+        </w:rPr>
+        <w:t>data/</w:t>
+      </w:r>
+      <w:proofErr w:type="spellStart"/>
+      <w:r>
+        <w:rPr>
+          <w:rStyle w:val="HTMLCode"/>
+        </w:rPr>
+        <w:t>training_data</w:t>
+      </w:r>
+      <w:proofErr w:type="spellEnd"/>
+      <w:r>
+        <w:rPr>
+          <w:rStyle w:val="HTMLCode"/>
+        </w:rPr>
+        <w:t>/</w:t>
+      </w:r>
+    </w:p>
+    <w:p>
+      <w:pPr>
+        <w:pStyle w:val="Heading3"/>
+      </w:pPr>
+      <w:r>
+        <w:t>Purpose</w:t>
+      </w:r>
+    </w:p>
+    <w:p>
+      <w:pPr>
+        <w:pStyle w:val="NormalWeb"/>
+      </w:pPr>
+      <w:r>
+        <w:t>This folder stores larger training datasets.</w:t>
+      </w:r>
+    </w:p>
+    <w:p>
+      <w:pPr>
+        <w:pStyle w:val="NormalWeb"/>
+      </w:pPr>
+      <w:r>
+        <w:t>Example expected file:</w:t>
+      </w:r>
+    </w:p>
+    <w:p>
+      <w:pPr>
+        <w:pStyle w:val="HTMLPreformatted"/>
+      </w:pPr>
+      <w:r>
+        <w:rPr>
+          <w:rStyle w:val="HTMLCode"/>
+        </w:rPr>
+        <w:t>data/</w:t>
+      </w:r>
+      <w:proofErr w:type="spellStart"/>
+      <w:r>
+        <w:rPr>
+          <w:rStyle w:val="HTMLCode"/>
+        </w:rPr>
+        <w:t>training_data</w:t>
+      </w:r>
+      <w:proofErr w:type="spellEnd"/>
+      <w:r>
+        <w:rPr>
+          <w:rStyle w:val="HTMLCode"/>
+        </w:rPr>
+        <w:t>/job_dataset.csv</w:t>
+      </w:r>
+    </w:p>
+    <w:p>
+      <w:r>
+        <w:pict w14:anchorId="55BF15E3">
+          <v:rect id="_x0000_i1166" style="width:0;height:1.5pt" o:hralign="center" o:hrstd="t" o:hr="t" fillcolor="#a0a0a0" stroked="f"/>
+        </w:pict>
+      </w:r>
+    </w:p>
+    <w:p>
+      <w:pPr>
+        <w:pStyle w:val="Heading2"/>
+      </w:pPr>
+      <w:r>
+        <w:t>Step 107 — Created Training Dataset Loader</w:t>
+      </w:r>
+    </w:p>
+    <w:p>
+      <w:pPr>
+        <w:pStyle w:val="NormalWeb"/>
+      </w:pPr>
+      <w:r>
+        <w:t>File created:</w:t>
+      </w:r>
+    </w:p>
+    <w:p>
+      <w:pPr>
+        <w:pStyle w:val="HTMLPreformatted"/>
+      </w:pPr>
+      <w:r>
+        <w:rPr>
+          <w:rStyle w:val="HTMLCode"/>
+        </w:rPr>
+        <w:t>data_loader/training_dataset_loader.py</w:t>
+      </w:r>
+    </w:p>
+    <w:p>
+      <w:pPr>
+        <w:pStyle w:val="Heading3"/>
+      </w:pPr>
+      <w:r>
+        <w:t>Purpose</w:t>
+      </w:r>
+    </w:p>
+    <w:p>
+      <w:pPr>
+        <w:pStyle w:val="NormalWeb"/>
+      </w:pPr>
+      <w:r>
+        <w:t>This file loads a larger training dataset and checks required columns.</w:t>
+      </w:r>
+    </w:p>
+    <w:p>
+      <w:pPr>
+        <w:pStyle w:val="NormalWeb"/>
+      </w:pPr>
+      <w:r>
+        <w:t>Required columns:</w:t>
+      </w:r>
+    </w:p>
+    <w:p>
+      <w:pPr>
+        <w:pStyle w:val="HTMLPreformatted"/>
+      </w:pPr>
+      <w:r>
+        <w:rPr>
+          <w:rStyle w:val="HTMLCode"/>
+        </w:rPr>
+        <w:lastRenderedPageBreak/>
+        <w:t>title</w:t>
+      </w:r>
+      <w:r>
+        <w:br/>
+      </w:r>
+      <w:r>
+        <w:rPr>
+          <w:rStyle w:val="HTMLCode"/>
+        </w:rPr>
+        <w:t>description</w:t>
+      </w:r>
+      <w:r>
+        <w:br/>
+      </w:r>
+      <w:r>
+        <w:rPr>
+          <w:rStyle w:val="HTMLCode"/>
+        </w:rPr>
+        <w:t>label</w:t>
+      </w:r>
+    </w:p>
+    <w:p>
+      <w:r>
+        <w:pict w14:anchorId="1EB77BB6">
+          <v:rect id="_x0000_i1167" style="width:0;height:1.5pt" o:hralign="center" o:hrstd="t" o:hr="t" fillcolor="#a0a0a0" stroked="f"/>
+        </w:pict>
+      </w:r>
+    </w:p>
+    <w:p>
+      <w:pPr>
+        <w:pStyle w:val="Heading2"/>
+      </w:pPr>
+      <w:r>
+        <w:t>Step 108 — Added Training Dataset Loader Function</w:t>
+      </w:r>
+    </w:p>
+    <w:p>
+      <w:pPr>
+        <w:pStyle w:val="NormalWeb"/>
+      </w:pPr>
+      <w:r>
+        <w:t>Function created:</w:t>
+      </w:r>
+    </w:p>
+    <w:p>
+      <w:pPr>
+        <w:pStyle w:val="HTMLPreformatted"/>
+      </w:pPr>
+      <w:proofErr w:type="spellStart"/>
+      <w:r>
+        <w:rPr>
+          <w:rStyle w:val="m"/>
+        </w:rPr>
+        <w:t>load_training_</w:t>
+      </w:r>
+      <w:proofErr w:type="gramStart"/>
+      <w:r>
+        <w:rPr>
+          <w:rStyle w:val="m"/>
+        </w:rPr>
+        <w:t>dataset</w:t>
+      </w:r>
+      <w:proofErr w:type="spellEnd"/>
+      <w:r>
+        <w:rPr>
+          <w:rStyle w:val="HTMLCode"/>
+        </w:rPr>
+        <w:t>(</w:t>
+      </w:r>
+      <w:proofErr w:type="gramEnd"/>
+      <w:r>
+        <w:rPr>
+          <w:rStyle w:val="HTMLCode"/>
+        </w:rPr>
+        <w:t>)</w:t>
+      </w:r>
+    </w:p>
+    <w:p>
+      <w:pPr>
+        <w:pStyle w:val="Heading3"/>
+      </w:pPr>
+      <w:r>
+        <w:t>What it does</w:t>
+      </w:r>
+    </w:p>
+    <w:p>
+      <w:pPr>
+        <w:pStyle w:val="NormalWeb"/>
+      </w:pPr>
+      <w:r>
+        <w:t>It:</w:t>
+      </w:r>
+    </w:p>
+    <w:p>
+      <w:pPr>
+        <w:pStyle w:val="HTMLPreformatted"/>
+      </w:pPr>
+      <w:r>
+        <w:rPr>
+          <w:rStyle w:val="HTMLCode"/>
+        </w:rPr>
+        <w:t>Loads training CSV</w:t>
+      </w:r>
+      <w:r>
+        <w:br/>
+      </w:r>
+      <w:r>
+        <w:rPr>
+          <w:rStyle w:val="HTMLCode"/>
+        </w:rPr>
+        <w:t>Checks required columns</w:t>
+      </w:r>
+      <w:r>
+        <w:br/>
+      </w:r>
+      <w:r>
+        <w:rPr>
+          <w:rStyle w:val="HTMLCode"/>
+        </w:rPr>
+        <w:t>Drops missing rows</w:t>
+      </w:r>
+      <w:r>
+        <w:br/>
+      </w:r>
+      <w:r>
+        <w:rPr>
+          <w:rStyle w:val="HTMLCode"/>
+        </w:rPr>
+        <w:t>Creates combined text column</w:t>
+      </w:r>
+      <w:r>
+        <w:br/>
+      </w:r>
+      <w:r>
+        <w:rPr>
+          <w:rStyle w:val="HTMLCode"/>
+        </w:rPr>
+        <w:t xml:space="preserve">Returns cleaned </w:t>
+      </w:r>
+      <w:proofErr w:type="spellStart"/>
+      <w:r>
+        <w:rPr>
+          <w:rStyle w:val="HTMLCode"/>
+        </w:rPr>
+        <w:t>DataFrame</w:t>
+      </w:r>
+      <w:proofErr w:type="spellEnd"/>
+    </w:p>
+    <w:p>
+      <w:pPr>
+        <w:pStyle w:val="NormalWeb"/>
+      </w:pPr>
+      <w:r>
+        <w:t>Required format:</w:t>
+      </w:r>
+    </w:p>
+    <w:p>
+      <w:pPr>
+        <w:pStyle w:val="HTMLPreformatted"/>
+      </w:pPr>
+      <w:r>
+        <w:rPr>
+          <w:rStyle w:val="HTMLCode"/>
+        </w:rPr>
+        <w:t>title</w:t>
+      </w:r>
+      <w:r>
+        <w:br/>
+      </w:r>
+      <w:r>
+        <w:rPr>
+          <w:rStyle w:val="HTMLCode"/>
+        </w:rPr>
+        <w:t>description</w:t>
+      </w:r>
+      <w:r>
+        <w:br/>
+      </w:r>
+      <w:r>
+        <w:rPr>
+          <w:rStyle w:val="HTMLCode"/>
+        </w:rPr>
+        <w:t>label</w:t>
+      </w:r>
+    </w:p>
+    <w:p>
+      <w:r>
+        <w:pict w14:anchorId="0011AB38">
+          <v:rect id="_x0000_i1168" style="width:0;height:1.5pt" o:hralign="center" o:hrstd="t" o:hr="t" fillcolor="#a0a0a0" stroked="f"/>
+        </w:pict>
+      </w:r>
+    </w:p>
+    <w:p>
+      <w:pPr>
+        <w:pStyle w:val="Heading2"/>
+      </w:pPr>
+      <w:r>
+        <w:t>Step 109 — Created Label Mapper</w:t>
+      </w:r>
+    </w:p>
+    <w:p>
+      <w:pPr>
+        <w:pStyle w:val="NormalWeb"/>
+      </w:pPr>
+      <w:r>
+        <w:t>File created:</w:t>
+      </w:r>
+    </w:p>
+    <w:p>
+      <w:pPr>
+        <w:pStyle w:val="HTMLPreformatted"/>
+      </w:pPr>
+      <w:r>
+        <w:rPr>
+          <w:rStyle w:val="HTMLCode"/>
+        </w:rPr>
+        <w:t>ml_model/label_mapper.py</w:t>
+      </w:r>
+    </w:p>
+    <w:p>
+      <w:pPr>
+        <w:pStyle w:val="Heading3"/>
+      </w:pPr>
+      <w:r>
+        <w:t>Purpose</w:t>
+      </w:r>
+    </w:p>
+    <w:p>
+      <w:pPr>
+        <w:pStyle w:val="NormalWeb"/>
+      </w:pPr>
+      <w:r>
+        <w:t>Different datasets may use different job labels.</w:t>
+      </w:r>
+    </w:p>
+    <w:p>
+      <w:pPr>
+        <w:pStyle w:val="NormalWeb"/>
+      </w:pPr>
+      <w:r>
+        <w:t>Example:</w:t>
+      </w:r>
+    </w:p>
+    <w:p>
+      <w:pPr>
+        <w:pStyle w:val="HTMLPreformatted"/>
+      </w:pPr>
+      <w:r>
+        <w:rPr>
+          <w:rStyle w:val="HTMLCode"/>
+        </w:rPr>
+        <w:t>BI Developer</w:t>
+      </w:r>
+      <w:r>
+        <w:br/>
+      </w:r>
+      <w:r>
+        <w:rPr>
+          <w:rStyle w:val="HTMLCode"/>
+        </w:rPr>
+        <w:t>Business Analyst</w:t>
+      </w:r>
+      <w:r>
+        <w:br/>
+      </w:r>
+      <w:r>
+        <w:rPr>
+          <w:rStyle w:val="HTMLCode"/>
+        </w:rPr>
+        <w:t>ML Engineer</w:t>
+      </w:r>
+      <w:r>
+        <w:br/>
+      </w:r>
+      <w:r>
+        <w:rPr>
+          <w:rStyle w:val="HTMLCode"/>
+        </w:rPr>
+        <w:t>AWS Engineer</w:t>
+      </w:r>
+      <w:r>
+        <w:br/>
+      </w:r>
+      <w:r>
+        <w:rPr>
+          <w:rStyle w:val="HTMLCode"/>
+        </w:rPr>
+        <w:t>Java Developer</w:t>
+      </w:r>
+    </w:p>
+    <w:p>
+      <w:pPr>
+        <w:pStyle w:val="NormalWeb"/>
+      </w:pPr>
+      <w:r>
+        <w:t>The label mapper converts them into our standard categories.</w:t>
+      </w:r>
+    </w:p>
+    <w:p>
+      <w:r>
+        <w:pict w14:anchorId="40E23C5D">
+          <v:rect id="_x0000_i1169" style="width:0;height:1.5pt" o:hralign="center" o:hrstd="t" o:hr="t" fillcolor="#a0a0a0" stroked="f"/>
+        </w:pict>
+      </w:r>
+    </w:p>
+    <w:p>
+      <w:pPr>
+        <w:pStyle w:val="Heading2"/>
+      </w:pPr>
+      <w:r>
+        <w:t>Step 110 — Added Label Mapping Function</w:t>
+      </w:r>
+    </w:p>
+    <w:p>
+      <w:pPr>
+        <w:pStyle w:val="NormalWeb"/>
+      </w:pPr>
+      <w:r>
+        <w:lastRenderedPageBreak/>
+        <w:t>Function created:</w:t>
+      </w:r>
+    </w:p>
+    <w:p>
+      <w:pPr>
+        <w:pStyle w:val="HTMLPreformatted"/>
+      </w:pPr>
+      <w:proofErr w:type="spellStart"/>
+      <w:r>
+        <w:rPr>
+          <w:rStyle w:val="m"/>
+        </w:rPr>
+        <w:t>map_role_</w:t>
+      </w:r>
+      <w:proofErr w:type="gramStart"/>
+      <w:r>
+        <w:rPr>
+          <w:rStyle w:val="m"/>
+        </w:rPr>
+        <w:t>label</w:t>
+      </w:r>
+      <w:proofErr w:type="spellEnd"/>
+      <w:r>
+        <w:rPr>
+          <w:rStyle w:val="HTMLCode"/>
+        </w:rPr>
+        <w:t>(</w:t>
+      </w:r>
+      <w:proofErr w:type="gramEnd"/>
+      <w:r>
+        <w:rPr>
+          <w:rStyle w:val="HTMLCode"/>
+        </w:rPr>
+        <w:t>)</w:t>
+      </w:r>
+    </w:p>
+    <w:p>
+      <w:pPr>
+        <w:pStyle w:val="Heading3"/>
+      </w:pPr>
+      <w:r>
+        <w:t>Standard labels</w:t>
+      </w:r>
+    </w:p>
+    <w:p>
+      <w:pPr>
+        <w:pStyle w:val="HTMLPreformatted"/>
+      </w:pPr>
+      <w:r>
+        <w:rPr>
+          <w:rStyle w:val="HTMLCode"/>
+        </w:rPr>
+        <w:t>Data Analyst</w:t>
+      </w:r>
+      <w:r>
+        <w:br/>
+      </w:r>
+      <w:r>
+        <w:rPr>
+          <w:rStyle w:val="HTMLCode"/>
+        </w:rPr>
+        <w:t>Data Scientist</w:t>
+      </w:r>
+      <w:r>
+        <w:br/>
+      </w:r>
+      <w:r>
+        <w:rPr>
+          <w:rStyle w:val="HTMLCode"/>
+        </w:rPr>
+        <w:t>Data Engineer</w:t>
+      </w:r>
+      <w:r>
+        <w:br/>
+      </w:r>
+      <w:r>
+        <w:rPr>
+          <w:rStyle w:val="HTMLCode"/>
+        </w:rPr>
+        <w:t>AI/ML Engineer</w:t>
+      </w:r>
+      <w:r>
+        <w:br/>
+      </w:r>
+      <w:r>
+        <w:rPr>
+          <w:rStyle w:val="HTMLCode"/>
+        </w:rPr>
+        <w:t>Cloud Engineer</w:t>
+      </w:r>
+      <w:r>
+        <w:br/>
+      </w:r>
+      <w:r>
+        <w:rPr>
+          <w:rStyle w:val="HTMLCode"/>
+        </w:rPr>
+        <w:t>Database/Backend Role</w:t>
+      </w:r>
+      <w:r>
+        <w:br/>
+      </w:r>
+      <w:r>
+        <w:rPr>
+          <w:rStyle w:val="HTMLCode"/>
+        </w:rPr>
+        <w:t>Other Technical Role</w:t>
+      </w:r>
+    </w:p>
+    <w:p>
+      <w:pPr>
+        <w:pStyle w:val="Heading3"/>
+      </w:pPr>
+      <w:r>
+        <w:t>Example mapping</w:t>
+      </w:r>
+    </w:p>
+    <w:p>
+      <w:pPr>
+        <w:pStyle w:val="HTMLPreformatted"/>
+      </w:pPr>
+      <w:r>
+        <w:rPr>
+          <w:rStyle w:val="HTMLCode"/>
+        </w:rPr>
+        <w:t>BI Developer → Data Analyst</w:t>
+      </w:r>
+      <w:r>
+        <w:br/>
+      </w:r>
+      <w:r>
+        <w:rPr>
+          <w:rStyle w:val="HTMLCode"/>
+        </w:rPr>
+        <w:t>ML Engineer → AI/ML Engineer</w:t>
+      </w:r>
+      <w:r>
+        <w:br/>
+      </w:r>
+      <w:r>
+        <w:rPr>
+          <w:rStyle w:val="HTMLCode"/>
+        </w:rPr>
+        <w:t>ETL Developer → Data Engineer</w:t>
+      </w:r>
+      <w:r>
+        <w:br/>
+      </w:r>
+      <w:r>
+        <w:rPr>
+          <w:rStyle w:val="HTMLCode"/>
+        </w:rPr>
+        <w:t>AWS Engineer → Cloud Engineer</w:t>
+      </w:r>
+      <w:r>
+        <w:br/>
+      </w:r>
+      <w:r>
+        <w:rPr>
+          <w:rStyle w:val="HTMLCode"/>
+        </w:rPr>
+        <w:t>Java Developer → Database/Backend Role</w:t>
+      </w:r>
+    </w:p>
+    <w:p>
+      <w:r>
+        <w:pict w14:anchorId="42329E64">
+          <v:rect id="_x0000_i1170" style="width:0;height:1.5pt" o:hralign="center" o:hrstd="t" o:hr="t" fillcolor="#a0a0a0" stroked="f"/>
+        </w:pict>
+      </w:r>
+    </w:p>
+    <w:p>
+      <w:pPr>
+        <w:pStyle w:val="Heading2"/>
+      </w:pPr>
+      <w:r>
+        <w:t>Step 111 — Updated Training Script for Larger Dataset</w:t>
+      </w:r>
+    </w:p>
+    <w:p>
+      <w:pPr>
+        <w:pStyle w:val="NormalWeb"/>
+      </w:pPr>
+      <w:r>
+        <w:t>We updated:</w:t>
+      </w:r>
+    </w:p>
+    <w:p>
+      <w:pPr>
+        <w:pStyle w:val="HTMLPreformatted"/>
+      </w:pPr>
+      <w:r>
+        <w:rPr>
+          <w:rStyle w:val="HTMLCode"/>
+        </w:rPr>
+        <w:t>ml_model/train_role_classifier.py</w:t>
+      </w:r>
+    </w:p>
+    <w:p>
+      <w:pPr>
+        <w:pStyle w:val="NormalWeb"/>
+      </w:pPr>
+      <w:r>
+        <w:t>to train from:</w:t>
+      </w:r>
+    </w:p>
+    <w:p>
+      <w:pPr>
+        <w:pStyle w:val="HTMLPreformatted"/>
+      </w:pPr>
+      <w:r>
+        <w:rPr>
+          <w:rStyle w:val="HTMLCode"/>
+        </w:rPr>
+        <w:t>data/</w:t>
+      </w:r>
+      <w:proofErr w:type="spellStart"/>
+      <w:r>
+        <w:rPr>
+          <w:rStyle w:val="HTMLCode"/>
+        </w:rPr>
+        <w:t>training_data</w:t>
+      </w:r>
+      <w:proofErr w:type="spellEnd"/>
+      <w:r>
+        <w:rPr>
+          <w:rStyle w:val="HTMLCode"/>
+        </w:rPr>
+        <w:t>/job_dataset.csv</w:t>
+      </w:r>
+    </w:p>
+    <w:p>
+      <w:pPr>
+        <w:pStyle w:val="NormalWeb"/>
+      </w:pPr>
+      <w:r>
+        <w:t>instead of only:</w:t>
+      </w:r>
+    </w:p>
+    <w:p>
+      <w:pPr>
+        <w:pStyle w:val="HTMLPreformatted"/>
+      </w:pPr>
+      <w:r>
+        <w:rPr>
+          <w:rStyle w:val="HTMLCode"/>
+        </w:rPr>
+        <w:t>data/filtered_jobs.csv</w:t>
+      </w:r>
+    </w:p>
+    <w:p>
+      <w:pPr>
+        <w:pStyle w:val="Heading3"/>
+      </w:pPr>
+      <w:r>
+        <w:t>Purpose</w:t>
+      </w:r>
+    </w:p>
+    <w:p>
+      <w:pPr>
+        <w:pStyle w:val="NormalWeb"/>
+      </w:pPr>
+      <w:r>
+        <w:t>This prepares the project for serious ML training using more data.</w:t>
+      </w:r>
+    </w:p>
+    <w:p>
+      <w:r>
+        <w:pict w14:anchorId="2AF34B4E">
+          <v:rect id="_x0000_i1171" style="width:0;height:1.5pt" o:hralign="center" o:hrstd="t" o:hr="t" fillcolor="#a0a0a0" stroked="f"/>
+        </w:pict>
+      </w:r>
+    </w:p>
+    <w:p>
+      <w:pPr>
+        <w:pStyle w:val="Heading2"/>
+      </w:pPr>
+      <w:r>
+        <w:t>Step 112 — Downloaded Kaggle Dataset</w:t>
+      </w:r>
+    </w:p>
+    <w:p>
+      <w:pPr>
+        <w:pStyle w:val="NormalWeb"/>
+      </w:pPr>
+      <w:r>
+        <w:t>We downloaded and unzipped a Kaggle dataset.</w:t>
+      </w:r>
+    </w:p>
+    <w:p>
+      <w:pPr>
+        <w:pStyle w:val="NormalWeb"/>
+      </w:pPr>
+      <w:r>
+        <w:t>CSV file found:</w:t>
+      </w:r>
+    </w:p>
+    <w:p>
+      <w:pPr>
+        <w:pStyle w:val="HTMLPreformatted"/>
+      </w:pPr>
+      <w:r>
+        <w:rPr>
+          <w:rStyle w:val="HTMLCode"/>
+        </w:rPr>
+        <w:t>job_postings.csv</w:t>
+      </w:r>
+    </w:p>
+    <w:p>
+      <w:r>
+        <w:pict w14:anchorId="529CB52B">
+          <v:rect id="_x0000_i1172" style="width:0;height:1.5pt" o:hralign="center" o:hrstd="t" o:hr="t" fillcolor="#a0a0a0" stroked="f"/>
+        </w:pict>
+      </w:r>
+    </w:p>
+    <w:p>
+      <w:pPr>
+        <w:pStyle w:val="Heading2"/>
+      </w:pPr>
+      <w:r>
+        <w:lastRenderedPageBreak/>
+        <w:t>Step 113 — Checked Dataset Columns</w:t>
+      </w:r>
+    </w:p>
+    <w:p>
+      <w:pPr>
+        <w:pStyle w:val="NormalWeb"/>
+      </w:pPr>
+      <w:r>
+        <w:t>We inspected the dataset columns:</w:t>
+      </w:r>
+    </w:p>
+    <w:p>
+      <w:pPr>
+        <w:pStyle w:val="HTMLPreformatted"/>
+      </w:pPr>
+      <w:proofErr w:type="spellStart"/>
+      <w:r>
+        <w:rPr>
+          <w:rStyle w:val="HTMLCode"/>
+        </w:rPr>
+        <w:t>job_link</w:t>
+      </w:r>
+      <w:proofErr w:type="spellEnd"/>
+      <w:r>
+        <w:br/>
+      </w:r>
+      <w:proofErr w:type="spellStart"/>
+      <w:r>
+        <w:rPr>
+          <w:rStyle w:val="HTMLCode"/>
+        </w:rPr>
+        <w:t>last_processed_time</w:t>
+      </w:r>
+      <w:proofErr w:type="spellEnd"/>
+      <w:r>
+        <w:br/>
+      </w:r>
+      <w:proofErr w:type="spellStart"/>
+      <w:r>
+        <w:rPr>
+          <w:rStyle w:val="HTMLCode"/>
+        </w:rPr>
+        <w:t>last_status</w:t>
+      </w:r>
+      <w:proofErr w:type="spellEnd"/>
+      <w:r>
+        <w:br/>
+      </w:r>
+      <w:proofErr w:type="spellStart"/>
+      <w:r>
+        <w:rPr>
+          <w:rStyle w:val="HTMLCode"/>
+        </w:rPr>
+        <w:t>got_summary</w:t>
+      </w:r>
+      <w:proofErr w:type="spellEnd"/>
+      <w:r>
+        <w:br/>
+      </w:r>
+      <w:proofErr w:type="spellStart"/>
+      <w:r>
+        <w:rPr>
+          <w:rStyle w:val="HTMLCode"/>
+        </w:rPr>
+        <w:t>got_ner</w:t>
+      </w:r>
+      <w:proofErr w:type="spellEnd"/>
+      <w:r>
+        <w:br/>
+      </w:r>
+      <w:proofErr w:type="spellStart"/>
+      <w:r>
+        <w:rPr>
+          <w:rStyle w:val="HTMLCode"/>
+        </w:rPr>
+        <w:t>is_being_worked</w:t>
+      </w:r>
+      <w:proofErr w:type="spellEnd"/>
+      <w:r>
+        <w:br/>
+      </w:r>
+      <w:proofErr w:type="spellStart"/>
+      <w:r>
+        <w:rPr>
+          <w:rStyle w:val="HTMLCode"/>
+        </w:rPr>
+        <w:t>job_title</w:t>
+      </w:r>
+      <w:proofErr w:type="spellEnd"/>
+      <w:r>
+        <w:br/>
+      </w:r>
+      <w:r>
+        <w:rPr>
+          <w:rStyle w:val="HTMLCode"/>
+        </w:rPr>
+        <w:t>company</w:t>
+      </w:r>
+      <w:r>
+        <w:br/>
+      </w:r>
+      <w:proofErr w:type="spellStart"/>
+      <w:r>
+        <w:rPr>
+          <w:rStyle w:val="HTMLCode"/>
+        </w:rPr>
+        <w:t>job_location</w:t>
+      </w:r>
+      <w:proofErr w:type="spellEnd"/>
+      <w:r>
+        <w:br/>
+      </w:r>
+      <w:proofErr w:type="spellStart"/>
+      <w:r>
+        <w:rPr>
+          <w:rStyle w:val="HTMLCode"/>
+        </w:rPr>
+        <w:t>first_seen</w:t>
+      </w:r>
+      <w:proofErr w:type="spellEnd"/>
+      <w:r>
+        <w:br/>
+      </w:r>
+      <w:proofErr w:type="spellStart"/>
+      <w:r>
+        <w:rPr>
+          <w:rStyle w:val="HTMLCode"/>
+        </w:rPr>
+        <w:t>search_city</w:t>
+      </w:r>
+      <w:proofErr w:type="spellEnd"/>
+      <w:r>
+        <w:br/>
+      </w:r>
+      <w:proofErr w:type="spellStart"/>
+      <w:r>
+        <w:rPr>
+          <w:rStyle w:val="HTMLCode"/>
+        </w:rPr>
+        <w:t>search_country</w:t>
+      </w:r>
+      <w:proofErr w:type="spellEnd"/>
+      <w:r>
+        <w:br/>
+      </w:r>
+      <w:proofErr w:type="spellStart"/>
+      <w:r>
+        <w:rPr>
+          <w:rStyle w:val="HTMLCode"/>
+        </w:rPr>
+        <w:t>search_position</w:t>
+      </w:r>
+      <w:proofErr w:type="spellEnd"/>
+      <w:r>
+        <w:br/>
+      </w:r>
+      <w:proofErr w:type="spellStart"/>
+      <w:r>
+        <w:rPr>
+          <w:rStyle w:val="HTMLCode"/>
+        </w:rPr>
+        <w:t>job_level</w:t>
+      </w:r>
+      <w:proofErr w:type="spellEnd"/>
+      <w:r>
+        <w:br/>
+      </w:r>
+      <w:proofErr w:type="spellStart"/>
+      <w:r>
+        <w:rPr>
+          <w:rStyle w:val="HTMLCode"/>
+        </w:rPr>
+        <w:t>job_type</w:t>
+      </w:r>
+      <w:proofErr w:type="spellEnd"/>
+    </w:p>
+    <w:p>
+      <w:r>
+        <w:pict w14:anchorId="60DF178C">
+          <v:rect id="_x0000_i1173" style="width:0;height:1.5pt" o:hralign="center" o:hrstd="t" o:hr="t" fillcolor="#a0a0a0" stroked="f"/>
+        </w:pict>
+      </w:r>
+    </w:p>
+    <w:p>
+      <w:pPr>
+        <w:pStyle w:val="Heading2"/>
+      </w:pPr>
+      <w:r>
+        <w:t>Step 114 — Found Dataset Limitation</w:t>
+      </w:r>
+    </w:p>
+    <w:p>
+      <w:pPr>
+        <w:pStyle w:val="NormalWeb"/>
+      </w:pPr>
+      <w:r>
+        <w:t>The dataset contains:</w:t>
+      </w:r>
+    </w:p>
+    <w:p>
+      <w:pPr>
+        <w:pStyle w:val="HTMLPreformatted"/>
+      </w:pPr>
+      <w:proofErr w:type="spellStart"/>
+      <w:r>
+        <w:rPr>
+          <w:rStyle w:val="HTMLCode"/>
+        </w:rPr>
+        <w:t>job_title</w:t>
+      </w:r>
+      <w:proofErr w:type="spellEnd"/>
+      <w:r>
+        <w:br/>
+      </w:r>
+      <w:proofErr w:type="spellStart"/>
+      <w:r>
+        <w:rPr>
+          <w:rStyle w:val="HTMLCode"/>
+        </w:rPr>
+        <w:t>search_position</w:t>
+      </w:r>
+      <w:proofErr w:type="spellEnd"/>
+      <w:r>
+        <w:br/>
+      </w:r>
+      <w:proofErr w:type="spellStart"/>
+      <w:r>
+        <w:rPr>
+          <w:rStyle w:val="HTMLCode"/>
+        </w:rPr>
+        <w:t>job_level</w:t>
+      </w:r>
+      <w:proofErr w:type="spellEnd"/>
+      <w:r>
+        <w:br/>
+      </w:r>
+      <w:proofErr w:type="spellStart"/>
+      <w:r>
+        <w:rPr>
+          <w:rStyle w:val="HTMLCode"/>
+        </w:rPr>
+        <w:t>job_type</w:t>
+      </w:r>
+      <w:proofErr w:type="spellEnd"/>
+    </w:p>
+    <w:p>
+      <w:pPr>
+        <w:pStyle w:val="NormalWeb"/>
+      </w:pPr>
+      <w:r>
+        <w:t>but it does not contain a proper:</w:t>
+      </w:r>
+    </w:p>
+    <w:p>
+      <w:pPr>
+        <w:pStyle w:val="HTMLPreformatted"/>
+      </w:pPr>
+      <w:r>
+        <w:rPr>
+          <w:rStyle w:val="HTMLCode"/>
+        </w:rPr>
+        <w:t>job description</w:t>
+      </w:r>
+    </w:p>
+    <w:p>
+      <w:pPr>
+        <w:pStyle w:val="Heading3"/>
+      </w:pPr>
+      <w:r>
+        <w:t>Meaning</w:t>
+      </w:r>
+    </w:p>
+    <w:p>
+      <w:pPr>
+        <w:pStyle w:val="NormalWeb"/>
+      </w:pPr>
+      <w:r>
+        <w:t>This dataset is not ideal for serious job-description-based ML training.</w:t>
+      </w:r>
+    </w:p>
+    <w:p>
+      <w:pPr>
+        <w:pStyle w:val="NormalWeb"/>
+      </w:pPr>
+      <w:r>
+        <w:t>It can be used temporarily using:</w:t>
+      </w:r>
+    </w:p>
+    <w:p>
+      <w:pPr>
+        <w:pStyle w:val="HTMLPreformatted"/>
+      </w:pPr>
+      <w:proofErr w:type="spellStart"/>
+      <w:r>
+        <w:rPr>
+          <w:rStyle w:val="HTMLCode"/>
+        </w:rPr>
+        <w:t>job_title</w:t>
+      </w:r>
+      <w:proofErr w:type="spellEnd"/>
+      <w:r>
+        <w:rPr>
+          <w:rStyle w:val="HTMLCode"/>
+        </w:rPr>
+        <w:t xml:space="preserve"> as title</w:t>
+      </w:r>
+      <w:r>
+        <w:br/>
+      </w:r>
+      <w:proofErr w:type="spellStart"/>
+      <w:r>
+        <w:rPr>
+          <w:rStyle w:val="HTMLCode"/>
+        </w:rPr>
+        <w:t>job_title</w:t>
+      </w:r>
+      <w:proofErr w:type="spellEnd"/>
+      <w:r>
+        <w:rPr>
+          <w:rStyle w:val="HTMLCode"/>
+        </w:rPr>
+        <w:t>/</w:t>
+      </w:r>
+      <w:proofErr w:type="spellStart"/>
+      <w:r>
+        <w:rPr>
+          <w:rStyle w:val="HTMLCode"/>
+        </w:rPr>
+        <w:t>search_position</w:t>
+      </w:r>
+      <w:proofErr w:type="spellEnd"/>
+      <w:r>
+        <w:rPr>
+          <w:rStyle w:val="HTMLCode"/>
+        </w:rPr>
+        <w:t xml:space="preserve"> as description substitute</w:t>
+      </w:r>
+      <w:r>
+        <w:br/>
+      </w:r>
+      <w:proofErr w:type="spellStart"/>
+      <w:r>
+        <w:rPr>
+          <w:rStyle w:val="HTMLCode"/>
+        </w:rPr>
+        <w:t>search_position</w:t>
+      </w:r>
+      <w:proofErr w:type="spellEnd"/>
+      <w:r>
+        <w:rPr>
+          <w:rStyle w:val="HTMLCode"/>
+        </w:rPr>
+        <w:t xml:space="preserve"> as label</w:t>
+      </w:r>
+    </w:p>
+    <w:p>
+      <w:pPr>
+        <w:pStyle w:val="NormalWeb"/>
+      </w:pPr>
+      <w:r>
+        <w:t>but this is weaker than a dataset with full descriptions.</w:t>
+      </w:r>
+    </w:p>
+    <w:p>
+      <w:r>
+        <w:pict w14:anchorId="69974966">
+          <v:rect id="_x0000_i1174" style="width:0;height:1.5pt" o:hralign="center" o:hrstd="t" o:hr="t" fillcolor="#a0a0a0" stroked="f"/>
+        </w:pict>
+      </w:r>
+    </w:p>
+    <w:p>
+      <w:pPr>
+        <w:pStyle w:val="Heading1"/>
+      </w:pPr>
+      <w:r>
+        <w:t>Current Status After All New Work</w:t>
+      </w:r>
+    </w:p>
+    <w:p>
+      <w:pPr>
+        <w:pStyle w:val="Heading2"/>
+      </w:pPr>
+      <w:r>
+        <w:t>Completed After Step 61</w:t>
+      </w:r>
+    </w:p>
+    <w:p>
+      <w:pPr>
+        <w:pStyle w:val="HTMLPreformatted"/>
+      </w:pPr>
+      <w:r>
+        <w:rPr>
+          <w:rStyle w:val="HTMLCode"/>
+        </w:rPr>
+        <w:lastRenderedPageBreak/>
+        <w:t>File upload support added</w:t>
+      </w:r>
+      <w:r>
+        <w:br/>
+      </w:r>
+      <w:r>
+        <w:rPr>
+          <w:rStyle w:val="HTMLCode"/>
+        </w:rPr>
+        <w:t>PDF/DOCX/TXT reading added</w:t>
+      </w:r>
+      <w:r>
+        <w:br/>
+      </w:r>
+      <w:r>
+        <w:rPr>
+          <w:rStyle w:val="HTMLCode"/>
+        </w:rPr>
+        <w:t>Multilingual Sentence-BERT added</w:t>
+      </w:r>
+      <w:r>
+        <w:br/>
+      </w:r>
+      <w:r>
+        <w:rPr>
+          <w:rStyle w:val="HTMLCode"/>
+        </w:rPr>
+        <w:t>Improved match scoring added</w:t>
+      </w:r>
+      <w:r>
+        <w:br/>
+      </w:r>
+      <w:r>
+        <w:rPr>
+          <w:rStyle w:val="HTMLCode"/>
+        </w:rPr>
+        <w:t>German-English normalization added</w:t>
+      </w:r>
+      <w:r>
+        <w:br/>
+      </w:r>
+      <w:r>
+        <w:rPr>
+          <w:rStyle w:val="HTMLCode"/>
+        </w:rPr>
+        <w:t>GitHub repo created</w:t>
+      </w:r>
+      <w:r>
+        <w:br/>
+      </w:r>
+      <w:r>
+        <w:rPr>
+          <w:rStyle w:val="HTMLCode"/>
+        </w:rPr>
+        <w:t>Git branches and tags used</w:t>
+      </w:r>
+      <w:r>
+        <w:br/>
+      </w:r>
+      <w:r>
+        <w:rPr>
+          <w:rStyle w:val="HTMLCode"/>
+        </w:rPr>
+        <w:t>Baseline ML role classifier trained</w:t>
+      </w:r>
+      <w:r>
+        <w:br/>
+      </w:r>
+      <w:r>
+        <w:rPr>
+          <w:rStyle w:val="HTMLCode"/>
+        </w:rPr>
+        <w:t>Large dataset training structure prepared</w:t>
+      </w:r>
+      <w:r>
+        <w:br/>
+      </w:r>
+      <w:r>
+        <w:rPr>
+          <w:rStyle w:val="HTMLCode"/>
+        </w:rPr>
+        <w:t>Kaggle dataset inspected</w:t>
+      </w:r>
+      <w:r>
+        <w:br/>
+      </w:r>
+      <w:r>
+        <w:rPr>
+          <w:rStyle w:val="HTMLCode"/>
+        </w:rPr>
+        <w:t>Dataset limitation identified</w:t>
+      </w:r>
+    </w:p>
+    <w:p>
+      <w:r>
+        <w:pict w14:anchorId="6BE7AB57">
+          <v:rect id="_x0000_i1175" style="width:0;height:1.5pt" o:hralign="center" o:hrstd="t" o:hr="t" fillcolor="#a0a0a0" stroked="f"/>
+        </w:pict>
+      </w:r>
+    </w:p>
+    <w:p>
+      <w:pPr>
+        <w:pStyle w:val="Heading1"/>
+      </w:pPr>
+      <w:r>
+        <w:t>Current Final Pipeline</w:t>
+      </w:r>
+    </w:p>
+    <w:p>
+      <w:pPr>
+        <w:pStyle w:val="HTMLPreformatted"/>
+      </w:pPr>
+      <w:proofErr w:type="spellStart"/>
+      <w:r>
+        <w:rPr>
+          <w:rStyle w:val="HTMLCode"/>
+        </w:rPr>
+        <w:t>Arbeitnow</w:t>
+      </w:r>
+      <w:proofErr w:type="spellEnd"/>
+      <w:r>
+        <w:rPr>
+          <w:rStyle w:val="HTMLCode"/>
+        </w:rPr>
+        <w:t xml:space="preserve"> API</w:t>
+      </w:r>
+      <w:r>
+        <w:br/>
+      </w:r>
+      <w:r>
+        <w:rPr>
+          <w:rStyle w:val="HTMLCode"/>
+        </w:rPr>
+        <w:t xml:space="preserve">      ↓</w:t>
+      </w:r>
+      <w:r>
+        <w:br/>
+      </w:r>
+      <w:r>
+        <w:rPr>
+          <w:rStyle w:val="HTMLCode"/>
+        </w:rPr>
+        <w:t>Load real job postings</w:t>
+      </w:r>
+      <w:r>
+        <w:br/>
+      </w:r>
+      <w:r>
+        <w:rPr>
+          <w:rStyle w:val="HTMLCode"/>
+        </w:rPr>
+        <w:t xml:space="preserve">      ↓</w:t>
+      </w:r>
+      <w:r>
+        <w:br/>
+      </w:r>
+      <w:r>
+        <w:rPr>
+          <w:rStyle w:val="HTMLCode"/>
+        </w:rPr>
+        <w:t>Clean text</w:t>
+      </w:r>
+      <w:r>
+        <w:br/>
+      </w:r>
+      <w:r>
+        <w:rPr>
+          <w:rStyle w:val="HTMLCode"/>
+        </w:rPr>
+        <w:t xml:space="preserve">      ↓</w:t>
+      </w:r>
+      <w:r>
+        <w:br/>
+      </w:r>
+      <w:r>
+        <w:rPr>
+          <w:rStyle w:val="HTMLCode"/>
+        </w:rPr>
+        <w:t>Filter relevant jobs</w:t>
+      </w:r>
+      <w:r>
+        <w:br/>
+      </w:r>
+      <w:r>
+        <w:rPr>
+          <w:rStyle w:val="HTMLCode"/>
+        </w:rPr>
+        <w:t xml:space="preserve">      ↓</w:t>
+      </w:r>
+      <w:r>
+        <w:br/>
+      </w:r>
+      <w:r>
+        <w:rPr>
+          <w:rStyle w:val="HTMLCode"/>
+        </w:rPr>
+        <w:t>Extract skills</w:t>
+      </w:r>
+      <w:r>
+        <w:br/>
+      </w:r>
+      <w:r>
+        <w:rPr>
+          <w:rStyle w:val="HTMLCode"/>
+        </w:rPr>
+        <w:t xml:space="preserve">      ↓</w:t>
+      </w:r>
+      <w:r>
+        <w:br/>
+      </w:r>
+      <w:r>
+        <w:rPr>
+          <w:rStyle w:val="HTMLCode"/>
+        </w:rPr>
+        <w:t>Rule-based role classification</w:t>
+      </w:r>
+      <w:r>
+        <w:br/>
+      </w:r>
+      <w:r>
+        <w:rPr>
+          <w:rStyle w:val="HTMLCode"/>
+        </w:rPr>
+        <w:t xml:space="preserve">      ↓</w:t>
+      </w:r>
+      <w:r>
+        <w:br/>
+      </w:r>
+      <w:r>
+        <w:rPr>
+          <w:rStyle w:val="HTMLCode"/>
+        </w:rPr>
+        <w:t>Skill and role analysis</w:t>
+      </w:r>
+      <w:r>
+        <w:br/>
+      </w:r>
+      <w:r>
+        <w:rPr>
+          <w:rStyle w:val="HTMLCode"/>
+        </w:rPr>
+        <w:t xml:space="preserve">      ↓</w:t>
+      </w:r>
+      <w:r>
+        <w:br/>
+      </w:r>
+      <w:r>
+        <w:rPr>
+          <w:rStyle w:val="HTMLCode"/>
+        </w:rPr>
+        <w:t>CSV output</w:t>
+      </w:r>
+      <w:r>
+        <w:br/>
+      </w:r>
+      <w:r>
+        <w:rPr>
+          <w:rStyle w:val="HTMLCode"/>
+        </w:rPr>
+        <w:t xml:space="preserve">      ↓</w:t>
+      </w:r>
+      <w:r>
+        <w:br/>
+      </w:r>
+      <w:proofErr w:type="spellStart"/>
+      <w:r>
+        <w:rPr>
+          <w:rStyle w:val="HTMLCode"/>
+        </w:rPr>
+        <w:t>Streamlit</w:t>
+      </w:r>
+      <w:proofErr w:type="spellEnd"/>
+      <w:r>
+        <w:rPr>
+          <w:rStyle w:val="HTMLCode"/>
+        </w:rPr>
+        <w:t xml:space="preserve"> dashboard</w:t>
+      </w:r>
+      <w:r>
+        <w:br/>
+      </w:r>
+      <w:r>
+        <w:rPr>
+          <w:rStyle w:val="HTMLCode"/>
+        </w:rPr>
+        <w:t xml:space="preserve">      ↓</w:t>
+      </w:r>
+      <w:r>
+        <w:br/>
+      </w:r>
+      <w:r>
+        <w:rPr>
+          <w:rStyle w:val="HTMLCode"/>
+        </w:rPr>
+        <w:t>Candidate Match Analyzer</w:t>
+      </w:r>
+      <w:r>
+        <w:br/>
+      </w:r>
+      <w:r>
+        <w:rPr>
+          <w:rStyle w:val="HTMLCode"/>
+        </w:rPr>
+        <w:t xml:space="preserve">      ↓</w:t>
+      </w:r>
+      <w:r>
+        <w:br/>
+      </w:r>
+      <w:r>
+        <w:rPr>
+          <w:rStyle w:val="HTMLCode"/>
+        </w:rPr>
+        <w:t>File upload or text input</w:t>
+      </w:r>
+      <w:r>
+        <w:br/>
+      </w:r>
+      <w:r>
+        <w:rPr>
+          <w:rStyle w:val="HTMLCode"/>
+        </w:rPr>
+        <w:t xml:space="preserve">      ↓</w:t>
+      </w:r>
+      <w:r>
+        <w:br/>
+      </w:r>
+      <w:r>
+        <w:rPr>
+          <w:rStyle w:val="HTMLCode"/>
+        </w:rPr>
+        <w:t>TF-IDF similarity</w:t>
+      </w:r>
+      <w:r>
+        <w:br/>
+      </w:r>
+      <w:r>
+        <w:rPr>
+          <w:rStyle w:val="HTMLCode"/>
+        </w:rPr>
+        <w:t xml:space="preserve">      ↓</w:t>
+      </w:r>
+      <w:r>
+        <w:br/>
+      </w:r>
+      <w:r>
+        <w:rPr>
+          <w:rStyle w:val="HTMLCode"/>
+        </w:rPr>
+        <w:t>Multilingual Sentence-BERT similarity</w:t>
+      </w:r>
+      <w:r>
+        <w:br/>
+      </w:r>
+      <w:r>
+        <w:rPr>
+          <w:rStyle w:val="HTMLCode"/>
+        </w:rPr>
+        <w:t xml:space="preserve">      ↓</w:t>
+      </w:r>
+      <w:r>
+        <w:br/>
+      </w:r>
+      <w:r>
+        <w:rPr>
+          <w:rStyle w:val="HTMLCode"/>
+        </w:rPr>
+        <w:t>German-English term normalization</w:t>
+      </w:r>
+      <w:r>
+        <w:br/>
+      </w:r>
+      <w:r>
+        <w:rPr>
+          <w:rStyle w:val="HTMLCode"/>
+        </w:rPr>
+        <w:t xml:space="preserve">      ↓</w:t>
+      </w:r>
+      <w:r>
+        <w:br/>
+      </w:r>
+      <w:r>
+        <w:rPr>
+          <w:rStyle w:val="HTMLCode"/>
+        </w:rPr>
+        <w:t>Skill match scoring</w:t>
+      </w:r>
+      <w:r>
+        <w:br/>
+      </w:r>
+      <w:r>
+        <w:rPr>
+          <w:rStyle w:val="HTMLCode"/>
+        </w:rPr>
+        <w:t xml:space="preserve">      ↓</w:t>
+      </w:r>
+      <w:r>
+        <w:br/>
+      </w:r>
+      <w:r>
+        <w:rPr>
+          <w:rStyle w:val="HTMLCode"/>
+        </w:rPr>
+        <w:t>Final CV + Cover Letter match result</w:t>
+      </w:r>
+    </w:p>
+    <w:p>
+      <w:r>
+        <w:pict w14:anchorId="31A507EA">
+          <v:rect id="_x0000_i1176" style="width:0;height:1.5pt" o:hralign="center" o:hrstd="t" o:hr="t" fillcolor="#a0a0a0" stroked="f"/>
+        </w:pict>
+      </w:r>
+    </w:p>
+    <w:p>
+      <w:pPr>
+        <w:pStyle w:val="Heading1"/>
+      </w:pPr>
+      <w:r>
+        <w:t>Current ML Training Pipeline</w:t>
+      </w:r>
+    </w:p>
+    <w:p>
+      <w:pPr>
+        <w:pStyle w:val="HTMLPreformatted"/>
+      </w:pPr>
+      <w:r>
+        <w:rPr>
+          <w:rStyle w:val="HTMLCode"/>
+        </w:rPr>
+        <w:t>External Kaggle/Hugging Face Dataset</w:t>
+      </w:r>
+      <w:r>
+        <w:br/>
+      </w:r>
+      <w:r>
+        <w:rPr>
+          <w:rStyle w:val="HTMLCode"/>
+        </w:rPr>
+        <w:t xml:space="preserve">      ↓</w:t>
+      </w:r>
+      <w:r>
+        <w:br/>
+      </w:r>
+      <w:r>
+        <w:rPr>
+          <w:rStyle w:val="HTMLCode"/>
+        </w:rPr>
+        <w:t>Training dataset loader</w:t>
+      </w:r>
+      <w:r>
+        <w:br/>
+      </w:r>
+      <w:r>
+        <w:rPr>
+          <w:rStyle w:val="HTMLCode"/>
+        </w:rPr>
+        <w:t xml:space="preserve">      ↓</w:t>
+      </w:r>
+      <w:r>
+        <w:br/>
+      </w:r>
+      <w:r>
+        <w:rPr>
+          <w:rStyle w:val="HTMLCode"/>
+        </w:rPr>
+        <w:t>Label mapper</w:t>
+      </w:r>
+      <w:r>
+        <w:br/>
+      </w:r>
+      <w:r>
+        <w:rPr>
+          <w:rStyle w:val="HTMLCode"/>
+        </w:rPr>
+        <w:t xml:space="preserve">      ↓</w:t>
+      </w:r>
+      <w:r>
+        <w:br/>
+      </w:r>
+      <w:r>
+        <w:rPr>
+          <w:rStyle w:val="HTMLCode"/>
+        </w:rPr>
+        <w:t>TF-IDF vectorization</w:t>
+      </w:r>
+      <w:r>
+        <w:br/>
+      </w:r>
+      <w:r>
+        <w:rPr>
+          <w:rStyle w:val="HTMLCode"/>
+        </w:rPr>
+        <w:t xml:space="preserve">      ↓</w:t>
+      </w:r>
+      <w:r>
+        <w:br/>
+      </w:r>
+      <w:r>
+        <w:rPr>
+          <w:rStyle w:val="HTMLCode"/>
+        </w:rPr>
+        <w:lastRenderedPageBreak/>
+        <w:t>Logistic Regression classifier</w:t>
+      </w:r>
+      <w:r>
+        <w:br/>
+      </w:r>
+      <w:r>
+        <w:rPr>
+          <w:rStyle w:val="HTMLCode"/>
+        </w:rPr>
+        <w:t xml:space="preserve">      ↓</w:t>
+      </w:r>
+      <w:r>
+        <w:br/>
+      </w:r>
+      <w:r>
+        <w:rPr>
+          <w:rStyle w:val="HTMLCode"/>
+        </w:rPr>
+        <w:t>Model evaluation</w:t>
+      </w:r>
+      <w:r>
+        <w:br/>
+      </w:r>
+      <w:r>
+        <w:rPr>
+          <w:rStyle w:val="HTMLCode"/>
+        </w:rPr>
+        <w:t xml:space="preserve">      ↓</w:t>
+      </w:r>
+      <w:r>
+        <w:br/>
+      </w:r>
+      <w:r>
+        <w:rPr>
+          <w:rStyle w:val="HTMLCode"/>
+        </w:rPr>
+        <w:t>Saved model file</w:t>
+      </w:r>
+    </w:p>
+    <w:p>
+      <w:r>
+        <w:pict w14:anchorId="232D77A6">
+          <v:rect id="_x0000_i1177" style="width:0;height:1.5pt" o:hralign="center" o:hrstd="t" o:hr="t" fillcolor="#a0a0a0" stroked="f"/>
+        </w:pict>
+      </w:r>
+    </w:p>
+    <w:p>
+      <w:pPr>
+        <w:pStyle w:val="Heading1"/>
+      </w:pPr>
+      <w:r>
+        <w:t>Current Important Limitation</w:t>
+      </w:r>
+    </w:p>
+    <w:p>
+      <w:pPr>
+        <w:pStyle w:val="NormalWeb"/>
+      </w:pPr>
+      <w:r>
+        <w:t>The ML model is not final yet.</w:t>
+      </w:r>
+    </w:p>
+    <w:p>
+      <w:pPr>
+        <w:pStyle w:val="NormalWeb"/>
+      </w:pPr>
+      <w:r>
+        <w:t>Reason:</w:t>
+      </w:r>
+    </w:p>
+    <w:p>
+      <w:pPr>
+        <w:pStyle w:val="HTMLPreformatted"/>
+      </w:pPr>
+      <w:r>
+        <w:rPr>
+          <w:rStyle w:val="HTMLCode"/>
+        </w:rPr>
+        <w:t>The first model was trained on only 12 jobs.</w:t>
+      </w:r>
+      <w:r>
+        <w:br/>
+      </w:r>
+      <w:r>
+        <w:rPr>
+          <w:rStyle w:val="HTMLCode"/>
+        </w:rPr>
+        <w:t>The Kaggle dataset we checked does not include full job descriptions.</w:t>
+      </w:r>
+    </w:p>
+    <w:p>
+      <w:pPr>
+        <w:pStyle w:val="Heading3"/>
+      </w:pPr>
+      <w:r>
+        <w:t>Next requirement</w:t>
+      </w:r>
+    </w:p>
+    <w:p>
+      <w:pPr>
+        <w:pStyle w:val="NormalWeb"/>
+      </w:pPr>
+      <w:r>
+        <w:t>We need a better dataset with:</w:t>
+      </w:r>
+    </w:p>
+    <w:p>
+      <w:pPr>
+        <w:pStyle w:val="HTMLPreformatted"/>
+      </w:pPr>
+      <w:r>
+        <w:rPr>
+          <w:rStyle w:val="HTMLCode"/>
+        </w:rPr>
+        <w:t>title</w:t>
+      </w:r>
+      <w:r>
+        <w:br/>
+      </w:r>
+      <w:r>
+        <w:rPr>
+          <w:rStyle w:val="HTMLCode"/>
+        </w:rPr>
+        <w:t>description</w:t>
+      </w:r>
+      <w:r>
+        <w:br/>
+      </w:r>
+      <w:r>
+        <w:rPr>
+          <w:rStyle w:val="HTMLCode"/>
+        </w:rPr>
+        <w:t>label</w:t>
+      </w:r>
+    </w:p>
+    <w:p>
+      <w:pPr>
+        <w:pStyle w:val="NormalWeb"/>
+      </w:pPr>
+      <w:r>
+        <w:t>or we need to convert the current Kaggle dataset into a usable temporary training format.</w:t>
+      </w:r>
+    </w:p>
+    <w:p>
+      <w:r>
+        <w:pict w14:anchorId="2253D467">
+          <v:rect id="_x0000_i1178" style="width:0;height:1.5pt" o:hralign="center" o:hrstd="t" o:hr="t" fillcolor="#a0a0a0" stroked="f"/>
+        </w:pict>
+      </w:r>
+    </w:p>
+    <w:p>
+      <w:pPr>
+        <w:pStyle w:val="Heading1"/>
+      </w:pPr>
+      <w:r>
+        <w:t>Updated Current Stopping Point</w:t>
+      </w:r>
+    </w:p>
+    <w:p>
+      <w:pPr>
+        <w:pStyle w:val="HTMLPreformatted"/>
+      </w:pPr>
+      <w:r>
+        <w:rPr>
+          <w:rStyle w:val="HTMLCode"/>
+        </w:rPr>
+        <w:t>The project now has a working dashboard, file upload, TF-IDF + multilingual Sentence-BERT matching, German-English normalization, Git version control, and a baseline ML role classifier.</w:t>
+      </w:r>
+      <w:r>
+        <w:br/>
+      </w:r>
+      <w:r>
+        <w:br/>
+      </w:r>
+      <w:r>
+        <w:rPr>
+          <w:rStyle w:val="HTMLCode"/>
+        </w:rPr>
+        <w:t>The next step is to prepare a larger training dataset properly for the ML role classifier.</w:t>
+      </w:r>
+    </w:p>
+    <w:p>
+      <w:r>
+        <w:pict w14:anchorId="050836A2">
+          <v:rect id="_x0000_i1179" style="width:0;height:1.5pt" o:hralign="center" o:hrstd="t" o:hr="t" fillcolor="#a0a0a0" stroked="f"/>
+        </w:pict>
+      </w:r>
+    </w:p>
+    <w:p>
+      <w:pPr>
+        <w:pStyle w:val="Heading1"/>
+      </w:pPr>
+      <w:r>
+        <w:t>Next Possible Step</w:t>
+      </w:r>
+    </w:p>
+    <w:p>
+      <w:pPr>
+        <w:pStyle w:val="NormalWeb"/>
+      </w:pPr>
+      <w:r>
+        <w:t>Option A:</w:t>
+      </w:r>
+    </w:p>
+    <w:p>
+      <w:pPr>
+        <w:pStyle w:val="HTMLPreformatted"/>
+      </w:pPr>
+      <w:r>
+        <w:rPr>
+          <w:rStyle w:val="HTMLCode"/>
+        </w:rPr>
+        <w:t>Convert current Kaggle job_postings.csv into temporary training format.</w:t>
+      </w:r>
+    </w:p>
+    <w:p>
+      <w:pPr>
+        <w:pStyle w:val="NormalWeb"/>
+      </w:pPr>
+      <w:r>
+        <w:t>Option B:</w:t>
+      </w:r>
+    </w:p>
+    <w:p>
+      <w:pPr>
+        <w:pStyle w:val="HTMLPreformatted"/>
+      </w:pPr>
+      <w:r>
+        <w:rPr>
+          <w:rStyle w:val="HTMLCode"/>
+        </w:rPr>
+        <w:t>Find a better Kaggle/Hugging Face dataset with full job descriptions and labels.</w:t>
+      </w:r>
+    </w:p>
+    <w:p>
+      <w:pPr>
+        <w:pStyle w:val="NormalWeb"/>
+      </w:pPr>
+      <w:r>
+        <w:t>Best choice:</w:t>
+      </w:r>
+    </w:p>
+    <w:p>
+      <w:pPr>
+        <w:pStyle w:val="HTMLPreformatted"/>
+      </w:pPr>
+      <w:r>
+        <w:rPr>
+          <w:rStyle w:val="HTMLCode"/>
+        </w:rPr>
+        <w:lastRenderedPageBreak/>
+        <w:t>Find or prepare a better dataset with title, description, and label for proper ML training.</w:t>
+      </w:r>
+    </w:p>
+    <w:p>
+      <w:pPr>
+        <w:pStyle w:val="NormalWeb"/>
+      </w:pPr>
     </w:p>
     <w:sectPr>
       <w:pgSz w:w="11906" w:h="16838"/>
@@ -11577,6 +19308,56 @@
     </w:sectPr>
   </w:body>
 </w:document>
+</file>
+
+<file path=word/endnotes.xml><?xml version="1.0" encoding="utf-8"?>
+<w:endnotes xmlns:wpc="http://schemas.microsoft.com/office/word/2010/wordprocessingCanvas" xmlns:cx="http://schemas.microsoft.com/office/drawing/2014/chartex" xmlns:cx1="http://schemas.microsoft.com/office/drawing/2015/9/8/chartex" xmlns:cx2="http://schemas.microsoft.com/office/drawing/2015/10/21/chartex" xmlns:cx3="http://schemas.microsoft.com/office/drawing/2016/5/9/chartex" xmlns:cx4="http://schemas.microsoft.com/office/drawing/2016/5/10/chartex" xmlns:cx5="http://schemas.microsoft.com/office/drawing/2016/5/11/chartex" xmlns:cx6="http://schemas.microsoft.com/office/drawing/2016/5/12/chartex" xmlns:cx7="http://schemas.microsoft.com/office/drawing/2016/5/13/chartex" xmlns:cx8="http://schemas.microsoft.com/office/drawing/2016/5/14/chartex" xmlns:mc="http://schemas.openxmlformats.org/markup-compatibility/2006" xmlns:aink="http://schemas.microsoft.com/office/drawing/2016/ink" xmlns:am3d="http://schemas.microsoft.com/office/drawing/2017/model3d" xmlns:o="urn:schemas-microsoft-com:office:office" xmlns:r="http://schemas.openxmlformats.org/officeDocument/2006/relationships" xmlns:m="http://schemas.openxmlformats.org/officeDocument/2006/math" xmlns:v="urn:schemas-microsoft-com:vml" xmlns:wp14="http://schemas.microsoft.com/office/word/2010/wordprocessingDrawing" xmlns:wp="http://schemas.openxmlformats.org/drawingml/2006/wordprocessingDrawing" xmlns:w10="urn:schemas-microsoft-com:office:word" xmlns:w="http://schemas.openxmlformats.org/wordprocessingml/2006/main" xmlns:w14="http://schemas.microsoft.com/office/word/2010/wordml" xmlns:w15="http://schemas.microsoft.com/office/word/2012/wordml" xmlns:w16cex="http://schemas.microsoft.com/office/word/2018/wordml/cex" xmlns:w16cid="http://schemas.microsoft.com/office/word/2016/wordml/cid" xmlns:w16="http://schemas.microsoft.com/office/word/2018/wordml" xmlns:w16sdtdh="http://schemas.microsoft.com/office/word/2020/wordml/sdtdatahash" xmlns:w16se="http://schemas.microsoft.com/office/word/2015/wordml/symex" xmlns:wpg="http://schemas.microsoft.com/office/word/2010/wordprocessingGroup" xmlns:wpi="http://schemas.microsoft.com/office/word/2010/wordprocessingInk" xmlns:wne="http://schemas.microsoft.com/office/word/2006/wordml" xmlns:wps="http://schemas.microsoft.com/office/word/2010/wordprocessingShape" mc:Ignorable="w14 w15 w16se w16cid w16 w16cex w16sdtdh wp14">
+  <w:endnote w:type="separator" w:id="-1">
+    <w:p>
+      <w:pPr>
+        <w:spacing w:after="0" w:line="240" w:lineRule="auto"/>
+      </w:pPr>
+      <w:r>
+        <w:separator/>
+      </w:r>
+    </w:p>
+  </w:endnote>
+  <w:endnote w:type="continuationSeparator" w:id="0">
+    <w:p>
+      <w:pPr>
+        <w:spacing w:after="0" w:line="240" w:lineRule="auto"/>
+      </w:pPr>
+      <w:r>
+        <w:continuationSeparator/>
+      </w:r>
+    </w:p>
+  </w:endnote>
+</w:endnotes>
+</file>
+
+<file path=word/footnotes.xml><?xml version="1.0" encoding="utf-8"?>
+<w:footnotes xmlns:wpc="http://schemas.microsoft.com/office/word/2010/wordprocessingCanvas" xmlns:cx="http://schemas.microsoft.com/office/drawing/2014/chartex" xmlns:cx1="http://schemas.microsoft.com/office/drawing/2015/9/8/chartex" xmlns:cx2="http://schemas.microsoft.com/office/drawing/2015/10/21/chartex" xmlns:cx3="http://schemas.microsoft.com/office/drawing/2016/5/9/chartex" xmlns:cx4="http://schemas.microsoft.com/office/drawing/2016/5/10/chartex" xmlns:cx5="http://schemas.microsoft.com/office/drawing/2016/5/11/chartex" xmlns:cx6="http://schemas.microsoft.com/office/drawing/2016/5/12/chartex" xmlns:cx7="http://schemas.microsoft.com/office/drawing/2016/5/13/chartex" xmlns:cx8="http://schemas.microsoft.com/office/drawing/2016/5/14/chartex" xmlns:mc="http://schemas.openxmlformats.org/markup-compatibility/2006" xmlns:aink="http://schemas.microsoft.com/office/drawing/2016/ink" xmlns:am3d="http://schemas.microsoft.com/office/drawing/2017/model3d" xmlns:o="urn:schemas-microsoft-com:office:office" xmlns:r="http://schemas.openxmlformats.org/officeDocument/2006/relationships" xmlns:m="http://schemas.openxmlformats.org/officeDocument/2006/math" xmlns:v="urn:schemas-microsoft-com:vml" xmlns:wp14="http://schemas.microsoft.com/office/word/2010/wordprocessingDrawing" xmlns:wp="http://schemas.openxmlformats.org/drawingml/2006/wordprocessingDrawing" xmlns:w10="urn:schemas-microsoft-com:office:word" xmlns:w="http://schemas.openxmlformats.org/wordprocessingml/2006/main" xmlns:w14="http://schemas.microsoft.com/office/word/2010/wordml" xmlns:w15="http://schemas.microsoft.com/office/word/2012/wordml" xmlns:w16cex="http://schemas.microsoft.com/office/word/2018/wordml/cex" xmlns:w16cid="http://schemas.microsoft.com/office/word/2016/wordml/cid" xmlns:w16="http://schemas.microsoft.com/office/word/2018/wordml" xmlns:w16sdtdh="http://schemas.microsoft.com/office/word/2020/wordml/sdtdatahash" xmlns:w16se="http://schemas.microsoft.com/office/word/2015/wordml/symex" xmlns:wpg="http://schemas.microsoft.com/office/word/2010/wordprocessingGroup" xmlns:wpi="http://schemas.microsoft.com/office/word/2010/wordprocessingInk" xmlns:wne="http://schemas.microsoft.com/office/word/2006/wordml" xmlns:wps="http://schemas.microsoft.com/office/word/2010/wordprocessingShape" mc:Ignorable="w14 w15 w16se w16cid w16 w16cex w16sdtdh wp14">
+  <w:footnote w:type="separator" w:id="-1">
+    <w:p>
+      <w:pPr>
+        <w:spacing w:after="0" w:line="240" w:lineRule="auto"/>
+      </w:pPr>
+      <w:r>
+        <w:separator/>
+      </w:r>
+    </w:p>
+  </w:footnote>
+  <w:footnote w:type="continuationSeparator" w:id="0">
+    <w:p>
+      <w:pPr>
+        <w:spacing w:after="0" w:line="240" w:lineRule="auto"/>
+      </w:pPr>
+      <w:r>
+        <w:continuationSeparator/>
+      </w:r>
+    </w:p>
+  </w:footnote>
+</w:footnotes>
 </file>
 
 <file path=word/numbering.xml><?xml version="1.0" encoding="utf-8"?>
@@ -12913,6 +20694,50 @@
     <w:basedOn w:val="DefaultParagraphFont"/>
     <w:rsid w:val="001469C8"/>
   </w:style>
+  <w:style w:type="paragraph" w:styleId="Header">
+    <w:name w:val="header"/>
+    <w:basedOn w:val="Normal"/>
+    <w:link w:val="HeaderChar"/>
+    <w:uiPriority w:val="99"/>
+    <w:unhideWhenUsed/>
+    <w:rsid w:val="00E87BB8"/>
+    <w:pPr>
+      <w:tabs>
+        <w:tab w:val="center" w:pos="4513"/>
+        <w:tab w:val="right" w:pos="9026"/>
+      </w:tabs>
+      <w:spacing w:after="0" w:line="240" w:lineRule="auto"/>
+    </w:pPr>
+  </w:style>
+  <w:style w:type="character" w:customStyle="1" w:styleId="HeaderChar">
+    <w:name w:val="Header Char"/>
+    <w:basedOn w:val="DefaultParagraphFont"/>
+    <w:link w:val="Header"/>
+    <w:uiPriority w:val="99"/>
+    <w:rsid w:val="00E87BB8"/>
+  </w:style>
+  <w:style w:type="paragraph" w:styleId="Footer">
+    <w:name w:val="footer"/>
+    <w:basedOn w:val="Normal"/>
+    <w:link w:val="FooterChar"/>
+    <w:uiPriority w:val="99"/>
+    <w:unhideWhenUsed/>
+    <w:rsid w:val="00E87BB8"/>
+    <w:pPr>
+      <w:tabs>
+        <w:tab w:val="center" w:pos="4513"/>
+        <w:tab w:val="right" w:pos="9026"/>
+      </w:tabs>
+      <w:spacing w:after="0" w:line="240" w:lineRule="auto"/>
+    </w:pPr>
+  </w:style>
+  <w:style w:type="character" w:customStyle="1" w:styleId="FooterChar">
+    <w:name w:val="Footer Char"/>
+    <w:basedOn w:val="DefaultParagraphFont"/>
+    <w:link w:val="Footer"/>
+    <w:uiPriority w:val="99"/>
+    <w:rsid w:val="00E87BB8"/>
+  </w:style>
 </w:styles>
 </file>
 
